--- a/11_Оценка/Международная_оценка_проекта.docx
+++ b/11_Оценка/Международная_оценка_проекта.docx
@@ -6,12 +6,14 @@
       <w:pPr>
         <w:pStyle w:val="Heading1"/>
       </w:pPr>
-      <w:r/>
       <w:r>
         <w:t>Международная оценка проекта ЦП РСФСР</w:t>
       </w:r>
     </w:p>
     <w:p>
+      <w:pPr>
+        <w:jc w:val="both"/>
+      </w:pPr>
       <w:r>
         <w:rPr>
           <w:b/>
@@ -19,10 +21,8 @@
         <w:t>Оцениваемый объект:</w:t>
       </w:r>
       <w:r>
-        <w:t xml:space="preserve"> Цифровая Платформа «Российский Сервис Финансирования Социального Развития» — информационная система выпуска целевых ЦФА (оператор по 779-П) с горизонтным контуром целевого фондирования через инфраструктурный канал ВЭБ.РФ / Казначейства с участием ЦБ как надзорного регулятора. Включает полностью разработанное мобильное приложение, конструкторскую документацию по ГОСТ 19, платформенные сборки для Android / iOS / Windows и публикационный пакет RuStore.</w:t>
+        <w:t xml:space="preserve"> Цифровая Платформа «Российский Сервис Финансирования Социального Развития» — информационная система выпуска целевых ЦФА (оператор по 779-П) с горизонтным контуром целевого фондирования через инфраструктурный канал ВЭБ.РФ / Казначейства с участием ЦБ как надзорного регулятора. Включает полностью разработанное мобильное приложение, конструкторскую документацию по ГОСТ 19, платформенные сборки для Android / iOS / Windows и публикационный пакет RuStore. </w:t>
       </w:r>
-    </w:p>
-    <w:p>
       <w:r>
         <w:rPr>
           <w:b/>
@@ -30,10 +30,8 @@
         <w:t>Правообладатель ноу-хау:</w:t>
       </w:r>
       <w:r>
-        <w:t xml:space="preserve"> Кагиров Абдул-Хаким Ахмадович. Свидетельство о депонировании №4011265 от 19.12.2024 — фиксация даты приоритета и хеша произведения; режим охраны — ноу-хау (ст. 1465 ГК) + программа для ЭВМ (ст. 1262 ГК, регистрация в Роспатенте — в работе).</w:t>
+        <w:t xml:space="preserve"> Кагиров Абдул-Хаким Ахмадович. Свидетельство о депонировании №4011265 от 19.12.2024 — фиксация даты приоритета и хеша произведения; режим охраны — ноу-хау (ст. 1465 ГК) + программа для ЭВМ (ст. 1262 ГК, регистрация в Роспатенте — в работе). </w:t>
       </w:r>
-    </w:p>
-    <w:p>
       <w:r>
         <w:rPr>
           <w:b/>
@@ -41,10 +39,8 @@
         <w:t>Дата оценки:</w:t>
       </w:r>
       <w:r>
-        <w:t xml:space="preserve"> конец мая 2026 (для целей переговоров — pre-money, на стадии «MVP + готовая клиентская часть»).</w:t>
+        <w:t xml:space="preserve"> конец мая 2026 (для целей переговоров — pre-money, на стадии «MVP + готовая клиентская часть»). </w:t>
       </w:r>
-    </w:p>
-    <w:p>
       <w:r>
         <w:rPr>
           <w:b/>
@@ -52,10 +48,8 @@
         <w:t>Стандарты оценки:</w:t>
       </w:r>
       <w:r>
-        <w:t xml:space="preserve"> IVS 2025 (International Valuation Standards), ASA Business Valuation Standards, IFRS 13 (Fair Value Measurement), 135-ФЗ (для целей применения в РФ).</w:t>
+        <w:t xml:space="preserve"> IVS 2025 (International Valuation Standards), ASA Business Valuation Standards, IFRS 13 (Fair Value Measurement), 135-ФЗ (для целей применения в РФ). </w:t>
       </w:r>
-    </w:p>
-    <w:p>
       <w:r>
         <w:rPr>
           <w:b/>
@@ -63,10 +57,8 @@
         <w:t>Подход:</w:t>
       </w:r>
       <w:r>
-        <w:t xml:space="preserve"> триангуляция четырёх независимых методов с весовой свёрткой и единым (одностадийным) дисконтом.</w:t>
+        <w:t xml:space="preserve"> триангуляция четырёх независимых методов с весовой свёрткой и единым (одностадийным) дисконтом. </w:t>
       </w:r>
-    </w:p>
-    <w:p>
       <w:r>
         <w:rPr>
           <w:b/>
@@ -101,15 +93,15 @@
       <w:pPr>
         <w:pStyle w:val="Heading2"/>
       </w:pPr>
-      <w:r/>
       <w:r>
         <w:t>1. Резюме оценки</w:t>
       </w:r>
     </w:p>
     <w:tbl>
       <w:tblPr>
-        <w:tblStyle w:val="LightGrid-Accent1"/>
+        <w:tblStyle w:val="TableGrid"/>
         <w:tblW w:type="auto" w:w="0"/>
+        <w:jc w:val="center"/>
         <w:tblLook w:firstColumn="1" w:firstRow="1" w:lastColumn="0" w:lastRow="0" w:noHBand="0" w:noVBand="1" w:val="04A0"/>
       </w:tblPr>
       <w:tblGrid>
@@ -127,11 +119,13 @@
             <w:r>
               <w:rPr>
                 <w:b/>
+                <w:sz w:val="17"/>
               </w:rPr>
             </w:r>
             <w:r>
               <w:rPr>
                 <w:b/>
+                <w:sz w:val="17"/>
               </w:rPr>
               <w:t>Метод</w:t>
             </w:r>
@@ -145,11 +139,13 @@
             <w:r>
               <w:rPr>
                 <w:b/>
+                <w:sz w:val="17"/>
               </w:rPr>
             </w:r>
             <w:r>
               <w:rPr>
                 <w:b/>
+                <w:sz w:val="17"/>
               </w:rPr>
               <w:t>Pre-money, USD</w:t>
             </w:r>
@@ -163,11 +159,13 @@
             <w:r>
               <w:rPr>
                 <w:b/>
+                <w:sz w:val="17"/>
               </w:rPr>
             </w:r>
             <w:r>
               <w:rPr>
                 <w:b/>
+                <w:sz w:val="17"/>
               </w:rPr>
               <w:t>Pre-money, RUB</w:t>
             </w:r>
@@ -181,11 +179,13 @@
             <w:r>
               <w:rPr>
                 <w:b/>
+                <w:sz w:val="17"/>
               </w:rPr>
             </w:r>
             <w:r>
               <w:rPr>
                 <w:b/>
+                <w:sz w:val="17"/>
               </w:rPr>
               <w:t>Вес</w:t>
             </w:r>
@@ -198,10 +198,15 @@
             <w:tcW w:type="dxa" w:w="2160"/>
           </w:tcPr>
           <w:p>
-            <w:r/>
+            <w:r>
+              <w:rPr>
+                <w:sz w:val="17"/>
+              </w:rPr>
+            </w:r>
             <w:r>
               <w:rPr>
                 <w:b/>
+                <w:sz w:val="17"/>
               </w:rPr>
               <w:t>DCF (доходный, multi-stage TV)</w:t>
             </w:r>
@@ -212,8 +217,15 @@
             <w:tcW w:type="dxa" w:w="2160"/>
           </w:tcPr>
           <w:p>
-            <w:r/>
-            <w:r>
+            <w:r>
+              <w:rPr>
+                <w:sz w:val="17"/>
+              </w:rPr>
+            </w:r>
+            <w:r>
+              <w:rPr>
+                <w:sz w:val="17"/>
+              </w:rPr>
               <w:t>$ 355 млн</w:t>
             </w:r>
           </w:p>
@@ -223,8 +235,15 @@
             <w:tcW w:type="dxa" w:w="2160"/>
           </w:tcPr>
           <w:p>
-            <w:r/>
-            <w:r>
+            <w:r>
+              <w:rPr>
+                <w:sz w:val="17"/>
+              </w:rPr>
+            </w:r>
+            <w:r>
+              <w:rPr>
+                <w:sz w:val="17"/>
+              </w:rPr>
               <w:t>₽ 25,4 млрд</w:t>
             </w:r>
           </w:p>
@@ -234,8 +253,15 @@
             <w:tcW w:type="dxa" w:w="2160"/>
           </w:tcPr>
           <w:p>
-            <w:r/>
-            <w:r>
+            <w:r>
+              <w:rPr>
+                <w:sz w:val="17"/>
+              </w:rPr>
+            </w:r>
+            <w:r>
+              <w:rPr>
+                <w:sz w:val="17"/>
+              </w:rPr>
               <w:t>35%</w:t>
             </w:r>
           </w:p>
@@ -247,10 +273,15 @@
             <w:tcW w:type="dxa" w:w="2160"/>
           </w:tcPr>
           <w:p>
-            <w:r/>
+            <w:r>
+              <w:rPr>
+                <w:sz w:val="17"/>
+              </w:rPr>
+            </w:r>
             <w:r>
               <w:rPr>
                 <w:b/>
+                <w:sz w:val="17"/>
               </w:rPr>
               <w:t>Comparable Multiples</w:t>
             </w:r>
@@ -261,8 +292,15 @@
             <w:tcW w:type="dxa" w:w="2160"/>
           </w:tcPr>
           <w:p>
-            <w:r/>
-            <w:r>
+            <w:r>
+              <w:rPr>
+                <w:sz w:val="17"/>
+              </w:rPr>
+            </w:r>
+            <w:r>
+              <w:rPr>
+                <w:sz w:val="17"/>
+              </w:rPr>
               <w:t>$ 380 млн</w:t>
             </w:r>
           </w:p>
@@ -272,8 +310,15 @@
             <w:tcW w:type="dxa" w:w="2160"/>
           </w:tcPr>
           <w:p>
-            <w:r/>
-            <w:r>
+            <w:r>
+              <w:rPr>
+                <w:sz w:val="17"/>
+              </w:rPr>
+            </w:r>
+            <w:r>
+              <w:rPr>
+                <w:sz w:val="17"/>
+              </w:rPr>
               <w:t>₽ 27,2 млрд</w:t>
             </w:r>
           </w:p>
@@ -283,8 +328,15 @@
             <w:tcW w:type="dxa" w:w="2160"/>
           </w:tcPr>
           <w:p>
-            <w:r/>
-            <w:r>
+            <w:r>
+              <w:rPr>
+                <w:sz w:val="17"/>
+              </w:rPr>
+            </w:r>
+            <w:r>
+              <w:rPr>
+                <w:sz w:val="17"/>
+              </w:rPr>
               <w:t>30%</w:t>
             </w:r>
           </w:p>
@@ -296,10 +348,15 @@
             <w:tcW w:type="dxa" w:w="2160"/>
           </w:tcPr>
           <w:p>
-            <w:r/>
+            <w:r>
+              <w:rPr>
+                <w:sz w:val="17"/>
+              </w:rPr>
+            </w:r>
             <w:r>
               <w:rPr>
                 <w:b/>
+                <w:sz w:val="17"/>
               </w:rPr>
               <w:t>Berkus / Risk-Adjusted</w:t>
             </w:r>
@@ -310,8 +367,15 @@
             <w:tcW w:type="dxa" w:w="2160"/>
           </w:tcPr>
           <w:p>
-            <w:r/>
-            <w:r>
+            <w:r>
+              <w:rPr>
+                <w:sz w:val="17"/>
+              </w:rPr>
+            </w:r>
+            <w:r>
+              <w:rPr>
+                <w:sz w:val="17"/>
+              </w:rPr>
               <w:t>$ 35 млн</w:t>
             </w:r>
           </w:p>
@@ -321,8 +385,15 @@
             <w:tcW w:type="dxa" w:w="2160"/>
           </w:tcPr>
           <w:p>
-            <w:r/>
-            <w:r>
+            <w:r>
+              <w:rPr>
+                <w:sz w:val="17"/>
+              </w:rPr>
+            </w:r>
+            <w:r>
+              <w:rPr>
+                <w:sz w:val="17"/>
+              </w:rPr>
               <w:t>₽ 2,5 млрд</w:t>
             </w:r>
           </w:p>
@@ -332,8 +403,15 @@
             <w:tcW w:type="dxa" w:w="2160"/>
           </w:tcPr>
           <w:p>
-            <w:r/>
-            <w:r>
+            <w:r>
+              <w:rPr>
+                <w:sz w:val="17"/>
+              </w:rPr>
+            </w:r>
+            <w:r>
+              <w:rPr>
+                <w:sz w:val="17"/>
+              </w:rPr>
               <w:t>25%</w:t>
             </w:r>
           </w:p>
@@ -345,10 +423,15 @@
             <w:tcW w:type="dxa" w:w="2160"/>
           </w:tcPr>
           <w:p>
-            <w:r/>
+            <w:r>
+              <w:rPr>
+                <w:sz w:val="17"/>
+              </w:rPr>
+            </w:r>
             <w:r>
               <w:rPr>
                 <w:b/>
+                <w:sz w:val="17"/>
               </w:rPr>
               <w:t>Asset / Replacement-Cost</w:t>
             </w:r>
@@ -359,8 +442,15 @@
             <w:tcW w:type="dxa" w:w="2160"/>
           </w:tcPr>
           <w:p>
-            <w:r/>
-            <w:r>
+            <w:r>
+              <w:rPr>
+                <w:sz w:val="17"/>
+              </w:rPr>
+            </w:r>
+            <w:r>
+              <w:rPr>
+                <w:sz w:val="17"/>
+              </w:rPr>
               <w:t>$ 20 млн</w:t>
             </w:r>
           </w:p>
@@ -370,8 +460,15 @@
             <w:tcW w:type="dxa" w:w="2160"/>
           </w:tcPr>
           <w:p>
-            <w:r/>
-            <w:r>
+            <w:r>
+              <w:rPr>
+                <w:sz w:val="17"/>
+              </w:rPr>
+            </w:r>
+            <w:r>
+              <w:rPr>
+                <w:sz w:val="17"/>
+              </w:rPr>
               <w:t>₽ 1,43 млрд</w:t>
             </w:r>
           </w:p>
@@ -381,8 +478,15 @@
             <w:tcW w:type="dxa" w:w="2160"/>
           </w:tcPr>
           <w:p>
-            <w:r/>
-            <w:r>
+            <w:r>
+              <w:rPr>
+                <w:sz w:val="17"/>
+              </w:rPr>
+            </w:r>
+            <w:r>
+              <w:rPr>
+                <w:sz w:val="17"/>
+              </w:rPr>
               <w:t>10%</w:t>
             </w:r>
           </w:p>
@@ -394,12 +498,17 @@
             <w:tcW w:type="dxa" w:w="2160"/>
           </w:tcPr>
           <w:p>
-            <w:r/>
+            <w:r>
+              <w:rPr>
+                <w:sz w:val="17"/>
+              </w:rPr>
+            </w:r>
             <w:r>
               <w:rPr>
                 <w:b/>
-              </w:rPr>
-              <w:t>Reasoned Value (single-stage discount)</w:t>
+                <w:sz w:val="17"/>
+              </w:rPr>
+              <w:t>Расчётная стоимость входа (скидка за стадию применена один раз)</w:t>
             </w:r>
           </w:p>
         </w:tc>
@@ -408,12 +517,17 @@
             <w:tcW w:type="dxa" w:w="2160"/>
           </w:tcPr>
           <w:p>
-            <w:r/>
+            <w:r>
+              <w:rPr>
+                <w:sz w:val="17"/>
+              </w:rPr>
+            </w:r>
             <w:r>
               <w:rPr>
                 <w:b/>
-              </w:rPr>
-              <w:t>$ 70–140 млн</w:t>
+                <w:sz w:val="17"/>
+              </w:rPr>
+              <w:t>$ 164–301 млн</w:t>
             </w:r>
           </w:p>
         </w:tc>
@@ -422,12 +536,17 @@
             <w:tcW w:type="dxa" w:w="2160"/>
           </w:tcPr>
           <w:p>
-            <w:r/>
+            <w:r>
+              <w:rPr>
+                <w:sz w:val="17"/>
+              </w:rPr>
+            </w:r>
             <w:r>
               <w:rPr>
                 <w:b/>
-              </w:rPr>
-              <w:t>₽ 5,01–10,02 млрд</w:t>
+                <w:sz w:val="17"/>
+              </w:rPr>
+              <w:t>₽ 11,74–21,56 млрд</w:t>
             </w:r>
           </w:p>
         </w:tc>
@@ -436,56 +555,51 @@
             <w:tcW w:type="dxa" w:w="2160"/>
           </w:tcPr>
           <w:p>
-            <w:r/>
-            <w:r>
+            <w:r>
+              <w:rPr>
+                <w:sz w:val="17"/>
+              </w:rPr>
+            </w:r>
+            <w:r>
+              <w:rPr>
+                <w:sz w:val="17"/>
+              </w:rPr>
               <w:t>—</w:t>
             </w:r>
           </w:p>
         </w:tc>
       </w:tr>
     </w:tbl>
+    <w:p/>
     <w:p>
+      <w:pPr>
+        <w:ind w:left="360"/>
+      </w:pPr>
       <w:r>
-        <w:t xml:space="preserve">&gt; </w:t>
+        <w:rPr>
+          <w:b/>
+          <w:i/>
+          <w:color w:val="444444"/>
+        </w:rPr>
+        <w:t>Изменения относительно прошлой редакции (пересчёт модели, свод показателей v5, 07.09.2026):</w:t>
       </w:r>
+      <w:r>
+        <w:rPr>
+          <w:i/>
+          <w:color w:val="444444"/>
+        </w:rPr>
+        <w:t xml:space="preserve"> - Финансовая модель пересчитана заново; горизонт сдвинут на 2027–2036 годы. - Итог выручки приведён к сумме строк; транзитные услуги оценщиков и страховщиков выведены из выручки. - Ставка налога на прибыль приведена к действующей — 25% (176-ФЗ от 12.07.2024). - Скидка за стадию 60% применяется один раз; в прежней редакции она применялась дважды, из-за чего стоимость входа была занижена примерно вдвое. - Доходный подход даёт $352 млн (стоимость бизнеса 62,97 млрд ₽ × 0,40, при курсе 71,55). - Расчётный диапазон стоимости входа — $164–301 млн (₽11,74–21,56 млрд) по сценариям.</w:t>
+      </w:r>
+    </w:p>
+    <w:p>
+      <w:pPr>
+        <w:jc w:val="both"/>
+      </w:pPr>
       <w:r>
         <w:rPr>
           <w:b/>
         </w:rPr>
-        <w:t>Изменения относительно прошлой редакции (реконсиляция под реальную макру, SoT v4):</w:t>
-      </w:r>
-    </w:p>
-    <w:p>
-      <w:r>
-        <w:t>&gt; - Макропараметры приведены к фактическим данным ЦБ РФ на конец мая 2026: КС 14,5% (решение 24.04.2026), курс 71,55 ₽/$.</w:t>
-      </w:r>
-    </w:p>
-    <w:p>
-      <w:r>
-        <w:t>&gt; - Все USD-величины пересчитаны через фактический курс 71,55 (укрепление рубля с 89 до 71,55 поднимает долларовый эквивалент при сохранении рублёвой стоимости).</w:t>
-      </w:r>
-    </w:p>
-    <w:p>
-      <w:r>
-        <w:t>&gt; - DCF составляет $355 млн (EV 63,45 млрд ₽ × 0,40 stage discount, при FX 71,55).</w:t>
-      </w:r>
-    </w:p>
-    <w:p>
-      <w:r>
-        <w:t>&gt; - Единый stage discount 60% поверх взвешенной EV (без double-counting).</w:t>
-      </w:r>
-    </w:p>
-    <w:p>
-      <w:r>
-        <w:t>&gt; - Reasoned Value диапазон $ 70–140 млн (₽ 5,01–10,02 млрд при FX 71,55).</w:t>
-      </w:r>
-    </w:p>
-    <w:p>
-      <w:r>
-        <w:rPr>
-          <w:b/>
-        </w:rPr>
-        <w:t>Целевая переговорная позиция (Base сценарий):</w:t>
+        <w:t>Расчётная позиция (базовый сценарий):</w:t>
       </w:r>
     </w:p>
     <w:p>
@@ -499,7 +613,7 @@
         <w:rPr>
           <w:b/>
         </w:rPr>
-        <w:t>$ 100 млн (₽ 7,15 млрд)</w:t>
+        <w:t>$ 248 млн (₽ 17,74 млрд)</w:t>
       </w:r>
       <w:r>
         <w:t>.</w:t>
@@ -516,7 +630,7 @@
         <w:rPr>
           <w:b/>
         </w:rPr>
-        <w:t>$ 115 млн (₽ 8,23 млрд)</w:t>
+        <w:t>$ 263 млн (₽ 18,81 млрд)</w:t>
       </w:r>
       <w:r>
         <w:t xml:space="preserve"> при стартовом раунде </w:t>
@@ -542,10 +656,22 @@
         <w:rPr>
           <w:b/>
         </w:rPr>
-        <w:t>13,04%</w:t>
+        <w:t>5,70%</w:t>
       </w:r>
       <w:r>
         <w:t>.</w:t>
+      </w:r>
+    </w:p>
+    <w:p>
+      <w:pPr>
+        <w:ind w:left="360"/>
+      </w:pPr>
+      <w:r>
+        <w:rPr>
+          <w:i/>
+          <w:color w:val="444444"/>
+        </w:rPr>
+        <w:t>Разброс между подходами оценки двенадцатикратный: подходы для ранней стадии дают $20–35 млн, доходный — $352 млн. Расчётная величина — верхняя граница обоснуемого, а не рыночная цена. Решение о переговорной цене принимает собственник проекта.</w:t>
       </w:r>
     </w:p>
     <w:p>
@@ -569,7 +695,6 @@
       <w:pPr>
         <w:pStyle w:val="Heading2"/>
       </w:pPr>
-      <w:r/>
       <w:r>
         <w:t>2. Методология DCF (доходный подход)</w:t>
       </w:r>
@@ -578,30 +703,33 @@
       <w:pPr>
         <w:pStyle w:val="Heading3"/>
       </w:pPr>
-      <w:r/>
       <w:r>
         <w:t>2.1. Источник денежных потоков</w:t>
       </w:r>
     </w:p>
     <w:p>
+      <w:pPr>
+        <w:jc w:val="both"/>
+      </w:pPr>
       <w:r>
-        <w:t>Денежные потоки от операций платформы за горизонт 2025–2034 — из финансовой модели после рефактора OpEx-кривой (</w:t>
+        <w:t>Денежные потоки от операций платформы за горизонт 2027–2036 — из пересчитанной финансовой модели (</w:t>
       </w:r>
       <w:r>
         <w:rPr>
           <w:rFonts w:ascii="Consolas" w:hAnsi="Consolas"/>
           <w:sz w:val="18"/>
         </w:rPr>
-        <w:t>03_Финансовая_модель</w:t>
+        <w:t>03_Финансовая_модель/Модель</w:t>
       </w:r>
       <w:r>
-        <w:t>). Потоки номинированы в рублях и не зависят от курса/ставки.</w:t>
+        <w:t>). Потоки номинированы в рублях.</w:t>
       </w:r>
     </w:p>
     <w:tbl>
       <w:tblPr>
-        <w:tblStyle w:val="LightGrid-Accent1"/>
+        <w:tblStyle w:val="TableGrid"/>
         <w:tblW w:type="auto" w:w="0"/>
+        <w:jc w:val="center"/>
         <w:tblLook w:firstColumn="1" w:firstRow="1" w:lastColumn="0" w:lastRow="0" w:noHBand="0" w:noVBand="1" w:val="04A0"/>
       </w:tblPr>
       <w:tblGrid>
@@ -622,11 +750,13 @@
             <w:r>
               <w:rPr>
                 <w:b/>
+                <w:sz w:val="17"/>
               </w:rPr>
             </w:r>
             <w:r>
               <w:rPr>
                 <w:b/>
+                <w:sz w:val="17"/>
               </w:rPr>
               <w:t>Год</w:t>
             </w:r>
@@ -640,11 +770,13 @@
             <w:r>
               <w:rPr>
                 <w:b/>
+                <w:sz w:val="17"/>
               </w:rPr>
             </w:r>
             <w:r>
               <w:rPr>
                 <w:b/>
+                <w:sz w:val="17"/>
               </w:rPr>
               <w:t>Выручка, млрд ₽</w:t>
             </w:r>
@@ -658,13 +790,15 @@
             <w:r>
               <w:rPr>
                 <w:b/>
+                <w:sz w:val="17"/>
               </w:rPr>
             </w:r>
             <w:r>
               <w:rPr>
                 <w:b/>
-              </w:rPr>
-              <w:t>OpEx, млрд ₽</w:t>
+                <w:sz w:val="17"/>
+              </w:rPr>
+              <w:t>Расходы, млрд ₽</w:t>
             </w:r>
           </w:p>
         </w:tc>
@@ -676,11 +810,13 @@
             <w:r>
               <w:rPr>
                 <w:b/>
+                <w:sz w:val="17"/>
               </w:rPr>
             </w:r>
             <w:r>
               <w:rPr>
                 <w:b/>
+                <w:sz w:val="17"/>
               </w:rPr>
               <w:t>EBITDA, млрд ₽</w:t>
             </w:r>
@@ -694,13 +830,15 @@
             <w:r>
               <w:rPr>
                 <w:b/>
+                <w:sz w:val="17"/>
               </w:rPr>
             </w:r>
             <w:r>
               <w:rPr>
                 <w:b/>
-              </w:rPr>
-              <w:t>EBITDA-маржа</w:t>
+                <w:sz w:val="17"/>
+              </w:rPr>
+              <w:t>Маржа</w:t>
             </w:r>
           </w:p>
         </w:tc>
@@ -712,11 +850,13 @@
             <w:r>
               <w:rPr>
                 <w:b/>
+                <w:sz w:val="17"/>
               </w:rPr>
             </w:r>
             <w:r>
               <w:rPr>
                 <w:b/>
+                <w:sz w:val="17"/>
               </w:rPr>
               <w:t>CapEx, млрд ₽</w:t>
             </w:r>
@@ -730,13 +870,15 @@
             <w:r>
               <w:rPr>
                 <w:b/>
+                <w:sz w:val="17"/>
               </w:rPr>
             </w:r>
             <w:r>
               <w:rPr>
                 <w:b/>
-              </w:rPr>
-              <w:t>FCF, млрд ₽</w:t>
+                <w:sz w:val="17"/>
+              </w:rPr>
+              <w:t>Поток, млрд ₽</w:t>
             </w:r>
           </w:p>
         </w:tc>
@@ -747,9 +889,16 @@
             <w:tcW w:type="dxa" w:w="1234"/>
           </w:tcPr>
           <w:p>
-            <w:r/>
-            <w:r>
-              <w:t>2025</w:t>
+            <w:r>
+              <w:rPr>
+                <w:sz w:val="17"/>
+              </w:rPr>
+            </w:r>
+            <w:r>
+              <w:rPr>
+                <w:sz w:val="17"/>
+              </w:rPr>
+              <w:t>2027</w:t>
             </w:r>
           </w:p>
         </w:tc>
@@ -758,8 +907,15 @@
             <w:tcW w:type="dxa" w:w="1234"/>
           </w:tcPr>
           <w:p>
-            <w:r/>
-            <w:r>
+            <w:r>
+              <w:rPr>
+                <w:sz w:val="17"/>
+              </w:rPr>
+            </w:r>
+            <w:r>
+              <w:rPr>
+                <w:sz w:val="17"/>
+              </w:rPr>
               <w:t>0,00</w:t>
             </w:r>
           </w:p>
@@ -769,8 +925,15 @@
             <w:tcW w:type="dxa" w:w="1234"/>
           </w:tcPr>
           <w:p>
-            <w:r/>
-            <w:r>
+            <w:r>
+              <w:rPr>
+                <w:sz w:val="17"/>
+              </w:rPr>
+            </w:r>
+            <w:r>
+              <w:rPr>
+                <w:sz w:val="17"/>
+              </w:rPr>
               <w:t>0,72</w:t>
             </w:r>
           </w:p>
@@ -780,9 +943,16 @@
             <w:tcW w:type="dxa" w:w="1234"/>
           </w:tcPr>
           <w:p>
-            <w:r/>
-            <w:r>
-              <w:t>-0,72</w:t>
+            <w:r>
+              <w:rPr>
+                <w:sz w:val="17"/>
+              </w:rPr>
+            </w:r>
+            <w:r>
+              <w:rPr>
+                <w:sz w:val="17"/>
+              </w:rPr>
+              <w:t>−0,72</w:t>
             </w:r>
           </w:p>
         </w:tc>
@@ -791,8 +961,15 @@
             <w:tcW w:type="dxa" w:w="1234"/>
           </w:tcPr>
           <w:p>
-            <w:r/>
-            <w:r>
+            <w:r>
+              <w:rPr>
+                <w:sz w:val="17"/>
+              </w:rPr>
+            </w:r>
+            <w:r>
+              <w:rPr>
+                <w:sz w:val="17"/>
+              </w:rPr>
               <w:t>—</w:t>
             </w:r>
           </w:p>
@@ -802,8 +979,15 @@
             <w:tcW w:type="dxa" w:w="1234"/>
           </w:tcPr>
           <w:p>
-            <w:r/>
-            <w:r>
+            <w:r>
+              <w:rPr>
+                <w:sz w:val="17"/>
+              </w:rPr>
+            </w:r>
+            <w:r>
+              <w:rPr>
+                <w:sz w:val="17"/>
+              </w:rPr>
               <w:t>0,30</w:t>
             </w:r>
           </w:p>
@@ -813,9 +997,16 @@
             <w:tcW w:type="dxa" w:w="1234"/>
           </w:tcPr>
           <w:p>
-            <w:r/>
-            <w:r>
-              <w:t>-1,02</w:t>
+            <w:r>
+              <w:rPr>
+                <w:sz w:val="17"/>
+              </w:rPr>
+            </w:r>
+            <w:r>
+              <w:rPr>
+                <w:sz w:val="17"/>
+              </w:rPr>
+              <w:t>−1,02</w:t>
             </w:r>
           </w:p>
         </w:tc>
@@ -826,9 +1017,16 @@
             <w:tcW w:type="dxa" w:w="1234"/>
           </w:tcPr>
           <w:p>
-            <w:r/>
-            <w:r>
-              <w:t>2026</w:t>
+            <w:r>
+              <w:rPr>
+                <w:sz w:val="17"/>
+              </w:rPr>
+            </w:r>
+            <w:r>
+              <w:rPr>
+                <w:sz w:val="17"/>
+              </w:rPr>
+              <w:t>2028</w:t>
             </w:r>
           </w:p>
         </w:tc>
@@ -837,9 +1035,16 @@
             <w:tcW w:type="dxa" w:w="1234"/>
           </w:tcPr>
           <w:p>
-            <w:r/>
-            <w:r>
-              <w:t>0,18</w:t>
+            <w:r>
+              <w:rPr>
+                <w:sz w:val="17"/>
+              </w:rPr>
+            </w:r>
+            <w:r>
+              <w:rPr>
+                <w:sz w:val="17"/>
+              </w:rPr>
+              <w:t>1,31</w:t>
             </w:r>
           </w:p>
         </w:tc>
@@ -848,9 +1053,16 @@
             <w:tcW w:type="dxa" w:w="1234"/>
           </w:tcPr>
           <w:p>
-            <w:r/>
-            <w:r>
-              <w:t>0,82</w:t>
+            <w:r>
+              <w:rPr>
+                <w:sz w:val="17"/>
+              </w:rPr>
+            </w:r>
+            <w:r>
+              <w:rPr>
+                <w:sz w:val="17"/>
+              </w:rPr>
+              <w:t>1,50</w:t>
             </w:r>
           </w:p>
         </w:tc>
@@ -859,9 +1071,16 @@
             <w:tcW w:type="dxa" w:w="1234"/>
           </w:tcPr>
           <w:p>
-            <w:r/>
-            <w:r>
-              <w:t>-0,64</w:t>
+            <w:r>
+              <w:rPr>
+                <w:sz w:val="17"/>
+              </w:rPr>
+            </w:r>
+            <w:r>
+              <w:rPr>
+                <w:sz w:val="17"/>
+              </w:rPr>
+              <w:t>−0,19</w:t>
             </w:r>
           </w:p>
         </w:tc>
@@ -870,8 +1089,15 @@
             <w:tcW w:type="dxa" w:w="1234"/>
           </w:tcPr>
           <w:p>
-            <w:r/>
-            <w:r>
+            <w:r>
+              <w:rPr>
+                <w:sz w:val="17"/>
+              </w:rPr>
+            </w:r>
+            <w:r>
+              <w:rPr>
+                <w:sz w:val="17"/>
+              </w:rPr>
               <w:t>—</w:t>
             </w:r>
           </w:p>
@@ -881,8 +1107,15 @@
             <w:tcW w:type="dxa" w:w="1234"/>
           </w:tcPr>
           <w:p>
-            <w:r/>
-            <w:r>
+            <w:r>
+              <w:rPr>
+                <w:sz w:val="17"/>
+              </w:rPr>
+            </w:r>
+            <w:r>
+              <w:rPr>
+                <w:sz w:val="17"/>
+              </w:rPr>
               <w:t>0,42</w:t>
             </w:r>
           </w:p>
@@ -892,9 +1125,16 @@
             <w:tcW w:type="dxa" w:w="1234"/>
           </w:tcPr>
           <w:p>
-            <w:r/>
-            <w:r>
-              <w:t>-1,06</w:t>
+            <w:r>
+              <w:rPr>
+                <w:sz w:val="17"/>
+              </w:rPr>
+            </w:r>
+            <w:r>
+              <w:rPr>
+                <w:sz w:val="17"/>
+              </w:rPr>
+              <w:t>−0,68</w:t>
             </w:r>
           </w:p>
         </w:tc>
@@ -905,9 +1145,16 @@
             <w:tcW w:type="dxa" w:w="1234"/>
           </w:tcPr>
           <w:p>
-            <w:r/>
-            <w:r>
-              <w:t>2027</w:t>
+            <w:r>
+              <w:rPr>
+                <w:sz w:val="17"/>
+              </w:rPr>
+            </w:r>
+            <w:r>
+              <w:rPr>
+                <w:sz w:val="17"/>
+              </w:rPr>
+              <w:t>2029</w:t>
             </w:r>
           </w:p>
         </w:tc>
@@ -916,9 +1163,16 @@
             <w:tcW w:type="dxa" w:w="1234"/>
           </w:tcPr>
           <w:p>
-            <w:r/>
-            <w:r>
-              <w:t>2,80</w:t>
+            <w:r>
+              <w:rPr>
+                <w:sz w:val="17"/>
+              </w:rPr>
+            </w:r>
+            <w:r>
+              <w:rPr>
+                <w:sz w:val="17"/>
+              </w:rPr>
+              <w:t>6,52</w:t>
             </w:r>
           </w:p>
         </w:tc>
@@ -927,9 +1181,16 @@
             <w:tcW w:type="dxa" w:w="1234"/>
           </w:tcPr>
           <w:p>
-            <w:r/>
-            <w:r>
-              <w:t>1,46</w:t>
+            <w:r>
+              <w:rPr>
+                <w:sz w:val="17"/>
+              </w:rPr>
+            </w:r>
+            <w:r>
+              <w:rPr>
+                <w:sz w:val="17"/>
+              </w:rPr>
+              <w:t>2,96</w:t>
             </w:r>
           </w:p>
         </w:tc>
@@ -938,9 +1199,16 @@
             <w:tcW w:type="dxa" w:w="1234"/>
           </w:tcPr>
           <w:p>
-            <w:r/>
-            <w:r>
-              <w:t>1,34</w:t>
+            <w:r>
+              <w:rPr>
+                <w:sz w:val="17"/>
+              </w:rPr>
+            </w:r>
+            <w:r>
+              <w:rPr>
+                <w:sz w:val="17"/>
+              </w:rPr>
+              <w:t>3,56</w:t>
             </w:r>
           </w:p>
         </w:tc>
@@ -949,9 +1217,16 @@
             <w:tcW w:type="dxa" w:w="1234"/>
           </w:tcPr>
           <w:p>
-            <w:r/>
-            <w:r>
-              <w:t>47,9%</w:t>
+            <w:r>
+              <w:rPr>
+                <w:sz w:val="17"/>
+              </w:rPr>
+            </w:r>
+            <w:r>
+              <w:rPr>
+                <w:sz w:val="17"/>
+              </w:rPr>
+              <w:t>54,6%</w:t>
             </w:r>
           </w:p>
         </w:tc>
@@ -960,8 +1235,15 @@
             <w:tcW w:type="dxa" w:w="1234"/>
           </w:tcPr>
           <w:p>
-            <w:r/>
-            <w:r>
+            <w:r>
+              <w:rPr>
+                <w:sz w:val="17"/>
+              </w:rPr>
+            </w:r>
+            <w:r>
+              <w:rPr>
+                <w:sz w:val="17"/>
+              </w:rPr>
               <w:t>0,40</w:t>
             </w:r>
           </w:p>
@@ -971,9 +1253,16 @@
             <w:tcW w:type="dxa" w:w="1234"/>
           </w:tcPr>
           <w:p>
-            <w:r/>
-            <w:r>
-              <w:t>0,72</w:t>
+            <w:r>
+              <w:rPr>
+                <w:sz w:val="17"/>
+              </w:rPr>
+            </w:r>
+            <w:r>
+              <w:rPr>
+                <w:sz w:val="17"/>
+              </w:rPr>
+              <w:t>2,31</w:t>
             </w:r>
           </w:p>
         </w:tc>
@@ -984,9 +1273,16 @@
             <w:tcW w:type="dxa" w:w="1234"/>
           </w:tcPr>
           <w:p>
-            <w:r/>
-            <w:r>
-              <w:t>2028</w:t>
+            <w:r>
+              <w:rPr>
+                <w:sz w:val="17"/>
+              </w:rPr>
+            </w:r>
+            <w:r>
+              <w:rPr>
+                <w:sz w:val="17"/>
+              </w:rPr>
+              <w:t>2030</w:t>
             </w:r>
           </w:p>
         </w:tc>
@@ -995,9 +1291,16 @@
             <w:tcW w:type="dxa" w:w="1234"/>
           </w:tcPr>
           <w:p>
-            <w:r/>
-            <w:r>
-              <w:t>11,10</w:t>
+            <w:r>
+              <w:rPr>
+                <w:sz w:val="17"/>
+              </w:rPr>
+            </w:r>
+            <w:r>
+              <w:rPr>
+                <w:sz w:val="17"/>
+              </w:rPr>
+              <w:t>17,79</w:t>
             </w:r>
           </w:p>
         </w:tc>
@@ -1006,9 +1309,16 @@
             <w:tcW w:type="dxa" w:w="1234"/>
           </w:tcPr>
           <w:p>
-            <w:r/>
-            <w:r>
-              <w:t>3,80</w:t>
+            <w:r>
+              <w:rPr>
+                <w:sz w:val="17"/>
+              </w:rPr>
+            </w:r>
+            <w:r>
+              <w:rPr>
+                <w:sz w:val="17"/>
+              </w:rPr>
+              <w:t>5,78</w:t>
             </w:r>
           </w:p>
         </w:tc>
@@ -1017,9 +1327,16 @@
             <w:tcW w:type="dxa" w:w="1234"/>
           </w:tcPr>
           <w:p>
-            <w:r/>
-            <w:r>
-              <w:t>7,30</w:t>
+            <w:r>
+              <w:rPr>
+                <w:sz w:val="17"/>
+              </w:rPr>
+            </w:r>
+            <w:r>
+              <w:rPr>
+                <w:sz w:val="17"/>
+              </w:rPr>
+              <w:t>12,01</w:t>
             </w:r>
           </w:p>
         </w:tc>
@@ -1028,9 +1345,16 @@
             <w:tcW w:type="dxa" w:w="1234"/>
           </w:tcPr>
           <w:p>
-            <w:r/>
-            <w:r>
-              <w:t>65,8%</w:t>
+            <w:r>
+              <w:rPr>
+                <w:sz w:val="17"/>
+              </w:rPr>
+            </w:r>
+            <w:r>
+              <w:rPr>
+                <w:sz w:val="17"/>
+              </w:rPr>
+              <w:t>67,5%</w:t>
             </w:r>
           </w:p>
         </w:tc>
@@ -1039,8 +1363,15 @@
             <w:tcW w:type="dxa" w:w="1234"/>
           </w:tcPr>
           <w:p>
-            <w:r/>
-            <w:r>
+            <w:r>
+              <w:rPr>
+                <w:sz w:val="17"/>
+              </w:rPr>
+            </w:r>
+            <w:r>
+              <w:rPr>
+                <w:sz w:val="17"/>
+              </w:rPr>
               <w:t>0,55</w:t>
             </w:r>
           </w:p>
@@ -1050,9 +1381,16 @@
             <w:tcW w:type="dxa" w:w="1234"/>
           </w:tcPr>
           <w:p>
-            <w:r/>
-            <w:r>
-              <w:t>5,68</w:t>
+            <w:r>
+              <w:rPr>
+                <w:sz w:val="17"/>
+              </w:rPr>
+            </w:r>
+            <w:r>
+              <w:rPr>
+                <w:sz w:val="17"/>
+              </w:rPr>
+              <w:t>7,95</w:t>
             </w:r>
           </w:p>
         </w:tc>
@@ -1063,9 +1401,16 @@
             <w:tcW w:type="dxa" w:w="1234"/>
           </w:tcPr>
           <w:p>
-            <w:r/>
-            <w:r>
-              <w:t>2029</w:t>
+            <w:r>
+              <w:rPr>
+                <w:sz w:val="17"/>
+              </w:rPr>
+            </w:r>
+            <w:r>
+              <w:rPr>
+                <w:sz w:val="17"/>
+              </w:rPr>
+              <w:t>2031</w:t>
             </w:r>
           </w:p>
         </w:tc>
@@ -1074,9 +1419,16 @@
             <w:tcW w:type="dxa" w:w="1234"/>
           </w:tcPr>
           <w:p>
-            <w:r/>
-            <w:r>
-              <w:t>37,50</w:t>
+            <w:r>
+              <w:rPr>
+                <w:sz w:val="17"/>
+              </w:rPr>
+            </w:r>
+            <w:r>
+              <w:rPr>
+                <w:sz w:val="17"/>
+              </w:rPr>
+              <w:t>39,02</w:t>
             </w:r>
           </w:p>
         </w:tc>
@@ -1085,9 +1437,16 @@
             <w:tcW w:type="dxa" w:w="1234"/>
           </w:tcPr>
           <w:p>
-            <w:r/>
-            <w:r>
-              <w:t>11,75</w:t>
+            <w:r>
+              <w:rPr>
+                <w:sz w:val="17"/>
+              </w:rPr>
+            </w:r>
+            <w:r>
+              <w:rPr>
+                <w:sz w:val="17"/>
+              </w:rPr>
+              <w:t>10,83</w:t>
             </w:r>
           </w:p>
         </w:tc>
@@ -1096,9 +1455,16 @@
             <w:tcW w:type="dxa" w:w="1234"/>
           </w:tcPr>
           <w:p>
-            <w:r/>
-            <w:r>
-              <w:t>25,75</w:t>
+            <w:r>
+              <w:rPr>
+                <w:sz w:val="17"/>
+              </w:rPr>
+            </w:r>
+            <w:r>
+              <w:rPr>
+                <w:sz w:val="17"/>
+              </w:rPr>
+              <w:t>28,19</w:t>
             </w:r>
           </w:p>
         </w:tc>
@@ -1107,9 +1473,16 @@
             <w:tcW w:type="dxa" w:w="1234"/>
           </w:tcPr>
           <w:p>
-            <w:r/>
-            <w:r>
-              <w:t>68,7%</w:t>
+            <w:r>
+              <w:rPr>
+                <w:sz w:val="17"/>
+              </w:rPr>
+            </w:r>
+            <w:r>
+              <w:rPr>
+                <w:sz w:val="17"/>
+              </w:rPr>
+              <w:t>72,3%</w:t>
             </w:r>
           </w:p>
         </w:tc>
@@ -1118,8 +1491,15 @@
             <w:tcW w:type="dxa" w:w="1234"/>
           </w:tcPr>
           <w:p>
-            <w:r/>
-            <w:r>
+            <w:r>
+              <w:rPr>
+                <w:sz w:val="17"/>
+              </w:rPr>
+            </w:r>
+            <w:r>
+              <w:rPr>
+                <w:sz w:val="17"/>
+              </w:rPr>
               <w:t>1,80</w:t>
             </w:r>
           </w:p>
@@ -1129,9 +1509,16 @@
             <w:tcW w:type="dxa" w:w="1234"/>
           </w:tcPr>
           <w:p>
-            <w:r/>
-            <w:r>
-              <w:t>19,28</w:t>
+            <w:r>
+              <w:rPr>
+                <w:sz w:val="17"/>
+              </w:rPr>
+            </w:r>
+            <w:r>
+              <w:rPr>
+                <w:sz w:val="17"/>
+              </w:rPr>
+              <w:t>18,41</w:t>
             </w:r>
           </w:p>
         </w:tc>
@@ -1142,9 +1529,16 @@
             <w:tcW w:type="dxa" w:w="1234"/>
           </w:tcPr>
           <w:p>
-            <w:r/>
-            <w:r>
-              <w:t>2030</w:t>
+            <w:r>
+              <w:rPr>
+                <w:sz w:val="17"/>
+              </w:rPr>
+            </w:r>
+            <w:r>
+              <w:rPr>
+                <w:sz w:val="17"/>
+              </w:rPr>
+              <w:t>2032</w:t>
             </w:r>
           </w:p>
         </w:tc>
@@ -1153,9 +1547,16 @@
             <w:tcW w:type="dxa" w:w="1234"/>
           </w:tcPr>
           <w:p>
-            <w:r/>
-            <w:r>
-              <w:t>65,00</w:t>
+            <w:r>
+              <w:rPr>
+                <w:sz w:val="17"/>
+              </w:rPr>
+            </w:r>
+            <w:r>
+              <w:rPr>
+                <w:sz w:val="17"/>
+              </w:rPr>
+              <w:t>56,86</w:t>
             </w:r>
           </w:p>
         </w:tc>
@@ -1164,9 +1565,16 @@
             <w:tcW w:type="dxa" w:w="1234"/>
           </w:tcPr>
           <w:p>
-            <w:r/>
-            <w:r>
-              <w:t>19,30</w:t>
+            <w:r>
+              <w:rPr>
+                <w:sz w:val="17"/>
+              </w:rPr>
+            </w:r>
+            <w:r>
+              <w:rPr>
+                <w:sz w:val="17"/>
+              </w:rPr>
+              <w:t>15,09</w:t>
             </w:r>
           </w:p>
         </w:tc>
@@ -1175,9 +1583,16 @@
             <w:tcW w:type="dxa" w:w="1234"/>
           </w:tcPr>
           <w:p>
-            <w:r/>
-            <w:r>
-              <w:t>45,70</w:t>
+            <w:r>
+              <w:rPr>
+                <w:sz w:val="17"/>
+              </w:rPr>
+            </w:r>
+            <w:r>
+              <w:rPr>
+                <w:sz w:val="17"/>
+              </w:rPr>
+              <w:t>41,77</w:t>
             </w:r>
           </w:p>
         </w:tc>
@@ -1186,9 +1601,16 @@
             <w:tcW w:type="dxa" w:w="1234"/>
           </w:tcPr>
           <w:p>
-            <w:r/>
-            <w:r>
-              <w:t>70,3%</w:t>
+            <w:r>
+              <w:rPr>
+                <w:sz w:val="17"/>
+              </w:rPr>
+            </w:r>
+            <w:r>
+              <w:rPr>
+                <w:sz w:val="17"/>
+              </w:rPr>
+              <w:t>73,5%</w:t>
             </w:r>
           </w:p>
         </w:tc>
@@ -1197,8 +1619,15 @@
             <w:tcW w:type="dxa" w:w="1234"/>
           </w:tcPr>
           <w:p>
-            <w:r/>
-            <w:r>
+            <w:r>
+              <w:rPr>
+                <w:sz w:val="17"/>
+              </w:rPr>
+            </w:r>
+            <w:r>
+              <w:rPr>
+                <w:sz w:val="17"/>
+              </w:rPr>
               <w:t>2,40</w:t>
             </w:r>
           </w:p>
@@ -1208,9 +1637,16 @@
             <w:tcW w:type="dxa" w:w="1234"/>
           </w:tcPr>
           <w:p>
-            <w:r/>
-            <w:r>
-              <w:t>35,02</w:t>
+            <w:r>
+              <w:rPr>
+                <w:sz w:val="17"/>
+              </w:rPr>
+            </w:r>
+            <w:r>
+              <w:rPr>
+                <w:sz w:val="17"/>
+              </w:rPr>
+              <w:t>28,24</w:t>
             </w:r>
           </w:p>
         </w:tc>
@@ -1221,9 +1657,16 @@
             <w:tcW w:type="dxa" w:w="1234"/>
           </w:tcPr>
           <w:p>
-            <w:r/>
-            <w:r>
-              <w:t>2031</w:t>
+            <w:r>
+              <w:rPr>
+                <w:sz w:val="17"/>
+              </w:rPr>
+            </w:r>
+            <w:r>
+              <w:rPr>
+                <w:sz w:val="17"/>
+              </w:rPr>
+              <w:t>2033</w:t>
             </w:r>
           </w:p>
         </w:tc>
@@ -1232,9 +1675,16 @@
             <w:tcW w:type="dxa" w:w="1234"/>
           </w:tcPr>
           <w:p>
-            <w:r/>
-            <w:r>
-              <w:t>91,30</w:t>
+            <w:r>
+              <w:rPr>
+                <w:sz w:val="17"/>
+              </w:rPr>
+            </w:r>
+            <w:r>
+              <w:rPr>
+                <w:sz w:val="17"/>
+              </w:rPr>
+              <w:t>76,69</w:t>
             </w:r>
           </w:p>
         </w:tc>
@@ -1243,9 +1693,16 @@
             <w:tcW w:type="dxa" w:w="1234"/>
           </w:tcPr>
           <w:p>
-            <w:r/>
-            <w:r>
-              <w:t>26,40</w:t>
+            <w:r>
+              <w:rPr>
+                <w:sz w:val="17"/>
+              </w:rPr>
+            </w:r>
+            <w:r>
+              <w:rPr>
+                <w:sz w:val="17"/>
+              </w:rPr>
+              <w:t>19,83</w:t>
             </w:r>
           </w:p>
         </w:tc>
@@ -1254,9 +1711,16 @@
             <w:tcW w:type="dxa" w:w="1234"/>
           </w:tcPr>
           <w:p>
-            <w:r/>
-            <w:r>
-              <w:t>64,90</w:t>
+            <w:r>
+              <w:rPr>
+                <w:sz w:val="17"/>
+              </w:rPr>
+            </w:r>
+            <w:r>
+              <w:rPr>
+                <w:sz w:val="17"/>
+              </w:rPr>
+              <w:t>56,86</w:t>
             </w:r>
           </w:p>
         </w:tc>
@@ -1265,9 +1729,16 @@
             <w:tcW w:type="dxa" w:w="1234"/>
           </w:tcPr>
           <w:p>
-            <w:r/>
-            <w:r>
-              <w:t>71,1%</w:t>
+            <w:r>
+              <w:rPr>
+                <w:sz w:val="17"/>
+              </w:rPr>
+            </w:r>
+            <w:r>
+              <w:rPr>
+                <w:sz w:val="17"/>
+              </w:rPr>
+              <w:t>74,1%</w:t>
             </w:r>
           </w:p>
         </w:tc>
@@ -1276,8 +1747,15 @@
             <w:tcW w:type="dxa" w:w="1234"/>
           </w:tcPr>
           <w:p>
-            <w:r/>
-            <w:r>
+            <w:r>
+              <w:rPr>
+                <w:sz w:val="17"/>
+              </w:rPr>
+            </w:r>
+            <w:r>
+              <w:rPr>
+                <w:sz w:val="17"/>
+              </w:rPr>
               <w:t>1,60</w:t>
             </w:r>
           </w:p>
@@ -1287,9 +1765,16 @@
             <w:tcW w:type="dxa" w:w="1234"/>
           </w:tcPr>
           <w:p>
-            <w:r/>
-            <w:r>
-              <w:t>50,80</w:t>
+            <w:r>
+              <w:rPr>
+                <w:sz w:val="17"/>
+              </w:rPr>
+            </w:r>
+            <w:r>
+              <w:rPr>
+                <w:sz w:val="17"/>
+              </w:rPr>
+              <w:t>40,32</w:t>
             </w:r>
           </w:p>
         </w:tc>
@@ -1300,9 +1785,16 @@
             <w:tcW w:type="dxa" w:w="1234"/>
           </w:tcPr>
           <w:p>
-            <w:r/>
-            <w:r>
-              <w:t>2032</w:t>
+            <w:r>
+              <w:rPr>
+                <w:sz w:val="17"/>
+              </w:rPr>
+            </w:r>
+            <w:r>
+              <w:rPr>
+                <w:sz w:val="17"/>
+              </w:rPr>
+              <w:t>2034</w:t>
             </w:r>
           </w:p>
         </w:tc>
@@ -1311,9 +1803,16 @@
             <w:tcW w:type="dxa" w:w="1234"/>
           </w:tcPr>
           <w:p>
-            <w:r/>
-            <w:r>
-              <w:t>110,40</w:t>
+            <w:r>
+              <w:rPr>
+                <w:sz w:val="17"/>
+              </w:rPr>
+            </w:r>
+            <w:r>
+              <w:rPr>
+                <w:sz w:val="17"/>
+              </w:rPr>
+              <w:t>98,35</w:t>
             </w:r>
           </w:p>
         </w:tc>
@@ -1322,9 +1821,16 @@
             <w:tcW w:type="dxa" w:w="1234"/>
           </w:tcPr>
           <w:p>
-            <w:r/>
-            <w:r>
-              <w:t>30,80</w:t>
+            <w:r>
+              <w:rPr>
+                <w:sz w:val="17"/>
+              </w:rPr>
+            </w:r>
+            <w:r>
+              <w:rPr>
+                <w:sz w:val="17"/>
+              </w:rPr>
+              <w:t>25,01</w:t>
             </w:r>
           </w:p>
         </w:tc>
@@ -1333,9 +1839,16 @@
             <w:tcW w:type="dxa" w:w="1234"/>
           </w:tcPr>
           <w:p>
-            <w:r/>
-            <w:r>
-              <w:t>79,60</w:t>
+            <w:r>
+              <w:rPr>
+                <w:sz w:val="17"/>
+              </w:rPr>
+            </w:r>
+            <w:r>
+              <w:rPr>
+                <w:sz w:val="17"/>
+              </w:rPr>
+              <w:t>73,34</w:t>
             </w:r>
           </w:p>
         </w:tc>
@@ -1344,9 +1857,16 @@
             <w:tcW w:type="dxa" w:w="1234"/>
           </w:tcPr>
           <w:p>
-            <w:r/>
-            <w:r>
-              <w:t>72,1%</w:t>
+            <w:r>
+              <w:rPr>
+                <w:sz w:val="17"/>
+              </w:rPr>
+            </w:r>
+            <w:r>
+              <w:rPr>
+                <w:sz w:val="17"/>
+              </w:rPr>
+              <w:t>74,6%</w:t>
             </w:r>
           </w:p>
         </w:tc>
@@ -1355,8 +1875,15 @@
             <w:tcW w:type="dxa" w:w="1234"/>
           </w:tcPr>
           <w:p>
-            <w:r/>
-            <w:r>
+            <w:r>
+              <w:rPr>
+                <w:sz w:val="17"/>
+              </w:rPr>
+            </w:r>
+            <w:r>
+              <w:rPr>
+                <w:sz w:val="17"/>
+              </w:rPr>
               <w:t>1,80</w:t>
             </w:r>
           </w:p>
@@ -1366,9 +1893,16 @@
             <w:tcW w:type="dxa" w:w="1234"/>
           </w:tcPr>
           <w:p>
-            <w:r/>
-            <w:r>
-              <w:t>62,50</w:t>
+            <w:r>
+              <w:rPr>
+                <w:sz w:val="17"/>
+              </w:rPr>
+            </w:r>
+            <w:r>
+              <w:rPr>
+                <w:sz w:val="17"/>
+              </w:rPr>
+              <w:t>52,44</w:t>
             </w:r>
           </w:p>
         </w:tc>
@@ -1379,9 +1913,16 @@
             <w:tcW w:type="dxa" w:w="1234"/>
           </w:tcPr>
           <w:p>
-            <w:r/>
-            <w:r>
-              <w:t>2033</w:t>
+            <w:r>
+              <w:rPr>
+                <w:sz w:val="17"/>
+              </w:rPr>
+            </w:r>
+            <w:r>
+              <w:rPr>
+                <w:sz w:val="17"/>
+              </w:rPr>
+              <w:t>2035</w:t>
             </w:r>
           </w:p>
         </w:tc>
@@ -1390,9 +1931,16 @@
             <w:tcW w:type="dxa" w:w="1234"/>
           </w:tcPr>
           <w:p>
-            <w:r/>
-            <w:r>
-              <w:t>125,80</w:t>
+            <w:r>
+              <w:rPr>
+                <w:sz w:val="17"/>
+              </w:rPr>
+            </w:r>
+            <w:r>
+              <w:rPr>
+                <w:sz w:val="17"/>
+              </w:rPr>
+              <w:t>120,87</w:t>
             </w:r>
           </w:p>
         </w:tc>
@@ -1401,9 +1949,16 @@
             <w:tcW w:type="dxa" w:w="1234"/>
           </w:tcPr>
           <w:p>
-            <w:r/>
-            <w:r>
-              <w:t>33,90</w:t>
+            <w:r>
+              <w:rPr>
+                <w:sz w:val="17"/>
+              </w:rPr>
+            </w:r>
+            <w:r>
+              <w:rPr>
+                <w:sz w:val="17"/>
+              </w:rPr>
+              <w:t>30,33</w:t>
             </w:r>
           </w:p>
         </w:tc>
@@ -1412,9 +1967,16 @@
             <w:tcW w:type="dxa" w:w="1234"/>
           </w:tcPr>
           <w:p>
-            <w:r/>
-            <w:r>
-              <w:t>91,90</w:t>
+            <w:r>
+              <w:rPr>
+                <w:sz w:val="17"/>
+              </w:rPr>
+            </w:r>
+            <w:r>
+              <w:rPr>
+                <w:sz w:val="17"/>
+              </w:rPr>
+              <w:t>90,55</w:t>
             </w:r>
           </w:p>
         </w:tc>
@@ -1423,9 +1985,16 @@
             <w:tcW w:type="dxa" w:w="1234"/>
           </w:tcPr>
           <w:p>
-            <w:r/>
-            <w:r>
-              <w:t>73,1%</w:t>
+            <w:r>
+              <w:rPr>
+                <w:sz w:val="17"/>
+              </w:rPr>
+            </w:r>
+            <w:r>
+              <w:rPr>
+                <w:sz w:val="17"/>
+              </w:rPr>
+              <w:t>74,9%</w:t>
             </w:r>
           </w:p>
         </w:tc>
@@ -1434,8 +2003,15 @@
             <w:tcW w:type="dxa" w:w="1234"/>
           </w:tcPr>
           <w:p>
-            <w:r/>
-            <w:r>
+            <w:r>
+              <w:rPr>
+                <w:sz w:val="17"/>
+              </w:rPr>
+            </w:r>
+            <w:r>
+              <w:rPr>
+                <w:sz w:val="17"/>
+              </w:rPr>
               <w:t>2,30</w:t>
             </w:r>
           </w:p>
@@ -1445,9 +2021,16 @@
             <w:tcW w:type="dxa" w:w="1234"/>
           </w:tcPr>
           <w:p>
-            <w:r/>
-            <w:r>
-              <w:t>71,80</w:t>
+            <w:r>
+              <w:rPr>
+                <w:sz w:val="17"/>
+              </w:rPr>
+            </w:r>
+            <w:r>
+              <w:rPr>
+                <w:sz w:val="17"/>
+              </w:rPr>
+              <w:t>64,87</w:t>
             </w:r>
           </w:p>
         </w:tc>
@@ -1458,9 +2041,16 @@
             <w:tcW w:type="dxa" w:w="1234"/>
           </w:tcPr>
           <w:p>
-            <w:r/>
-            <w:r>
-              <w:t>2034</w:t>
+            <w:r>
+              <w:rPr>
+                <w:sz w:val="17"/>
+              </w:rPr>
+            </w:r>
+            <w:r>
+              <w:rPr>
+                <w:sz w:val="17"/>
+              </w:rPr>
+              <w:t>2036</w:t>
             </w:r>
           </w:p>
         </w:tc>
@@ -1469,9 +2059,16 @@
             <w:tcW w:type="dxa" w:w="1234"/>
           </w:tcPr>
           <w:p>
-            <w:r/>
-            <w:r>
-              <w:t>137,90</w:t>
+            <w:r>
+              <w:rPr>
+                <w:sz w:val="17"/>
+              </w:rPr>
+            </w:r>
+            <w:r>
+              <w:rPr>
+                <w:sz w:val="17"/>
+              </w:rPr>
+              <w:t>142,61</w:t>
             </w:r>
           </w:p>
         </w:tc>
@@ -1480,9 +2077,16 @@
             <w:tcW w:type="dxa" w:w="1234"/>
           </w:tcPr>
           <w:p>
-            <w:r/>
-            <w:r>
-              <w:t>34,80</w:t>
+            <w:r>
+              <w:rPr>
+                <w:sz w:val="17"/>
+              </w:rPr>
+            </w:r>
+            <w:r>
+              <w:rPr>
+                <w:sz w:val="17"/>
+              </w:rPr>
+              <w:t>35,50</w:t>
             </w:r>
           </w:p>
         </w:tc>
@@ -1491,9 +2095,16 @@
             <w:tcW w:type="dxa" w:w="1234"/>
           </w:tcPr>
           <w:p>
-            <w:r/>
-            <w:r>
-              <w:t>103,10</w:t>
+            <w:r>
+              <w:rPr>
+                <w:sz w:val="17"/>
+              </w:rPr>
+            </w:r>
+            <w:r>
+              <w:rPr>
+                <w:sz w:val="17"/>
+              </w:rPr>
+              <w:t>107,11</w:t>
             </w:r>
           </w:p>
         </w:tc>
@@ -1502,9 +2113,16 @@
             <w:tcW w:type="dxa" w:w="1234"/>
           </w:tcPr>
           <w:p>
-            <w:r/>
-            <w:r>
-              <w:t>74,8%</w:t>
+            <w:r>
+              <w:rPr>
+                <w:sz w:val="17"/>
+              </w:rPr>
+            </w:r>
+            <w:r>
+              <w:rPr>
+                <w:sz w:val="17"/>
+              </w:rPr>
+              <w:t>75,1%</w:t>
             </w:r>
           </w:p>
         </w:tc>
@@ -1513,8 +2131,15 @@
             <w:tcW w:type="dxa" w:w="1234"/>
           </w:tcPr>
           <w:p>
-            <w:r/>
-            <w:r>
+            <w:r>
+              <w:rPr>
+                <w:sz w:val="17"/>
+              </w:rPr>
+            </w:r>
+            <w:r>
+              <w:rPr>
+                <w:sz w:val="17"/>
+              </w:rPr>
               <w:t>2,00</w:t>
             </w:r>
           </w:p>
@@ -1524,9 +2149,16 @@
             <w:tcW w:type="dxa" w:w="1234"/>
           </w:tcPr>
           <w:p>
-            <w:r/>
-            <w:r>
-              <w:t>81,30</w:t>
+            <w:r>
+              <w:rPr>
+                <w:sz w:val="17"/>
+              </w:rPr>
+            </w:r>
+            <w:r>
+              <w:rPr>
+                <w:sz w:val="17"/>
+              </w:rPr>
+              <w:t>77,69</w:t>
             </w:r>
           </w:p>
         </w:tc>
@@ -1537,12 +2169,17 @@
             <w:tcW w:type="dxa" w:w="1234"/>
           </w:tcPr>
           <w:p>
-            <w:r/>
+            <w:r>
+              <w:rPr>
+                <w:sz w:val="17"/>
+              </w:rPr>
+            </w:r>
             <w:r>
               <w:rPr>
                 <w:b/>
-              </w:rPr>
-              <w:t>Сумма FCF 2025–2034</w:t>
+                <w:sz w:val="17"/>
+              </w:rPr>
+              <w:t>Сумма потока 2027–2036</w:t>
             </w:r>
           </w:p>
         </w:tc>
@@ -1551,7 +2188,11 @@
             <w:tcW w:type="dxa" w:w="1234"/>
           </w:tcPr>
           <w:p>
-            <w:r/>
+            <w:r>
+              <w:rPr>
+                <w:sz w:val="17"/>
+              </w:rPr>
+            </w:r>
           </w:p>
         </w:tc>
         <w:tc>
@@ -1559,7 +2200,11 @@
             <w:tcW w:type="dxa" w:w="1234"/>
           </w:tcPr>
           <w:p>
-            <w:r/>
+            <w:r>
+              <w:rPr>
+                <w:sz w:val="17"/>
+              </w:rPr>
+            </w:r>
           </w:p>
         </w:tc>
         <w:tc>
@@ -1567,7 +2212,11 @@
             <w:tcW w:type="dxa" w:w="1234"/>
           </w:tcPr>
           <w:p>
-            <w:r/>
+            <w:r>
+              <w:rPr>
+                <w:sz w:val="17"/>
+              </w:rPr>
+            </w:r>
           </w:p>
         </w:tc>
         <w:tc>
@@ -1575,7 +2224,11 @@
             <w:tcW w:type="dxa" w:w="1234"/>
           </w:tcPr>
           <w:p>
-            <w:r/>
+            <w:r>
+              <w:rPr>
+                <w:sz w:val="17"/>
+              </w:rPr>
+            </w:r>
           </w:p>
         </w:tc>
         <w:tc>
@@ -1583,7 +2236,11 @@
             <w:tcW w:type="dxa" w:w="1234"/>
           </w:tcPr>
           <w:p>
-            <w:r/>
+            <w:r>
+              <w:rPr>
+                <w:sz w:val="17"/>
+              </w:rPr>
+            </w:r>
           </w:p>
         </w:tc>
         <w:tc>
@@ -1591,49 +2248,61 @@
             <w:tcW w:type="dxa" w:w="1234"/>
           </w:tcPr>
           <w:p>
-            <w:r/>
+            <w:r>
+              <w:rPr>
+                <w:sz w:val="17"/>
+              </w:rPr>
+            </w:r>
             <w:r>
               <w:rPr>
                 <w:b/>
-              </w:rPr>
-              <w:t>325,02</w:t>
+                <w:sz w:val="17"/>
+              </w:rPr>
+              <w:t>290,54</w:t>
             </w:r>
           </w:p>
         </w:tc>
       </w:tr>
     </w:tbl>
+    <w:p/>
     <w:p>
+      <w:pPr>
+        <w:jc w:val="both"/>
+      </w:pPr>
       <w:r>
-        <w:t xml:space="preserve">EBITDA-маржа в зрелой фазе сходится к </w:t>
+        <w:t xml:space="preserve">Маржа EBITDA в зрелой фазе — </w:t>
       </w:r>
       <w:r>
         <w:rPr>
           <w:b/>
         </w:rPr>
-        <w:t>74,8%</w:t>
+        <w:t>75,1%</w:t>
       </w:r>
       <w:r>
-        <w:t xml:space="preserve"> — попадает в диапазон tier-1 fintech-операторов (Visa 67%, Мосбиржа 75%, депозитарии 50–65%).</w:t>
+        <w:t>; ориентиры сопоставимых операторов: инфраструктурные биржевые и депозитарные 65–75%, международные платёжные системы 60–70%.</w:t>
       </w:r>
     </w:p>
     <w:p>
       <w:pPr>
         <w:pStyle w:val="Heading3"/>
       </w:pPr>
-      <w:r/>
       <w:r>
         <w:t>2.2. Ставка дисконтирования (WACC)</w:t>
       </w:r>
     </w:p>
     <w:p>
+      <w:pPr>
+        <w:jc w:val="both"/>
+      </w:pPr>
       <w:r>
         <w:t>Build-up под фактическую макру (соответствует § 9.1 формального отчёта об оценке):</w:t>
       </w:r>
     </w:p>
     <w:tbl>
       <w:tblPr>
-        <w:tblStyle w:val="LightGrid-Accent1"/>
+        <w:tblStyle w:val="TableGrid"/>
         <w:tblW w:type="auto" w:w="0"/>
+        <w:jc w:val="center"/>
         <w:tblLook w:firstColumn="1" w:firstRow="1" w:lastColumn="0" w:lastRow="0" w:noHBand="0" w:noVBand="1" w:val="04A0"/>
       </w:tblPr>
       <w:tblGrid>
@@ -1649,11 +2318,13 @@
             <w:r>
               <w:rPr>
                 <w:b/>
+                <w:sz w:val="17"/>
               </w:rPr>
             </w:r>
             <w:r>
               <w:rPr>
                 <w:b/>
+                <w:sz w:val="17"/>
               </w:rPr>
               <w:t>Компонента</w:t>
             </w:r>
@@ -1667,11 +2338,13 @@
             <w:r>
               <w:rPr>
                 <w:b/>
+                <w:sz w:val="17"/>
               </w:rPr>
             </w:r>
             <w:r>
               <w:rPr>
                 <w:b/>
+                <w:sz w:val="17"/>
               </w:rPr>
               <w:t>Значение</w:t>
             </w:r>
@@ -1684,8 +2357,15 @@
             <w:tcW w:type="dxa" w:w="4320"/>
           </w:tcPr>
           <w:p>
-            <w:r/>
-            <w:r>
+            <w:r>
+              <w:rPr>
+                <w:sz w:val="17"/>
+              </w:rPr>
+            </w:r>
+            <w:r>
+              <w:rPr>
+                <w:sz w:val="17"/>
+              </w:rPr>
               <w:t>Risk-free rate (10Y ОФЗ, RUB, 21.05.2026)</w:t>
             </w:r>
           </w:p>
@@ -1695,8 +2375,15 @@
             <w:tcW w:type="dxa" w:w="4320"/>
           </w:tcPr>
           <w:p>
-            <w:r/>
-            <w:r>
+            <w:r>
+              <w:rPr>
+                <w:sz w:val="17"/>
+              </w:rPr>
+            </w:r>
+            <w:r>
+              <w:rPr>
+                <w:sz w:val="17"/>
+              </w:rPr>
               <w:t>14,73%</w:t>
             </w:r>
           </w:p>
@@ -1708,8 +2395,15 @@
             <w:tcW w:type="dxa" w:w="4320"/>
           </w:tcPr>
           <w:p>
-            <w:r/>
-            <w:r>
+            <w:r>
+              <w:rPr>
+                <w:sz w:val="17"/>
+              </w:rPr>
+            </w:r>
+            <w:r>
+              <w:rPr>
+                <w:sz w:val="17"/>
+              </w:rPr>
               <w:t>ERP × β (РФ, β 1,15)</w:t>
             </w:r>
           </w:p>
@@ -1719,8 +2413,15 @@
             <w:tcW w:type="dxa" w:w="4320"/>
           </w:tcPr>
           <w:p>
-            <w:r/>
-            <w:r>
+            <w:r>
+              <w:rPr>
+                <w:sz w:val="17"/>
+              </w:rPr>
+            </w:r>
+            <w:r>
+              <w:rPr>
+                <w:sz w:val="17"/>
+              </w:rPr>
               <w:t>8,13% × 1,15 = 9,35%</w:t>
             </w:r>
           </w:p>
@@ -1732,8 +2433,15 @@
             <w:tcW w:type="dxa" w:w="4320"/>
           </w:tcPr>
           <w:p>
-            <w:r/>
-            <w:r>
+            <w:r>
+              <w:rPr>
+                <w:sz w:val="17"/>
+              </w:rPr>
+            </w:r>
+            <w:r>
+              <w:rPr>
+                <w:sz w:val="17"/>
+              </w:rPr>
               <w:t>Stage premium (Pre-MVP-Pro)</w:t>
             </w:r>
           </w:p>
@@ -1743,8 +2451,15 @@
             <w:tcW w:type="dxa" w:w="4320"/>
           </w:tcPr>
           <w:p>
-            <w:r/>
-            <w:r>
+            <w:r>
+              <w:rPr>
+                <w:sz w:val="17"/>
+              </w:rPr>
+            </w:r>
+            <w:r>
+              <w:rPr>
+                <w:sz w:val="17"/>
+              </w:rPr>
               <w:t>2,5%</w:t>
             </w:r>
           </w:p>
@@ -1756,8 +2471,15 @@
             <w:tcW w:type="dxa" w:w="4320"/>
           </w:tcPr>
           <w:p>
-            <w:r/>
-            <w:r>
+            <w:r>
+              <w:rPr>
+                <w:sz w:val="17"/>
+              </w:rPr>
+            </w:r>
+            <w:r>
+              <w:rPr>
+                <w:sz w:val="17"/>
+              </w:rPr>
               <w:t>Liquidity / size premium</w:t>
             </w:r>
           </w:p>
@@ -1767,8 +2489,15 @@
             <w:tcW w:type="dxa" w:w="4320"/>
           </w:tcPr>
           <w:p>
-            <w:r/>
-            <w:r>
+            <w:r>
+              <w:rPr>
+                <w:sz w:val="17"/>
+              </w:rPr>
+            </w:r>
+            <w:r>
+              <w:rPr>
+                <w:sz w:val="17"/>
+              </w:rPr>
               <w:t>3,0%</w:t>
             </w:r>
           </w:p>
@@ -1780,10 +2509,15 @@
             <w:tcW w:type="dxa" w:w="4320"/>
           </w:tcPr>
           <w:p>
-            <w:r/>
+            <w:r>
+              <w:rPr>
+                <w:sz w:val="17"/>
+              </w:rPr>
+            </w:r>
             <w:r>
               <w:rPr>
                 <w:b/>
+                <w:sz w:val="17"/>
               </w:rPr>
               <w:t>WACC (RUB) — итог</w:t>
             </w:r>
@@ -1794,10 +2528,15 @@
             <w:tcW w:type="dxa" w:w="4320"/>
           </w:tcPr>
           <w:p>
-            <w:r/>
+            <w:r>
+              <w:rPr>
+                <w:sz w:val="17"/>
+              </w:rPr>
+            </w:r>
             <w:r>
               <w:rPr>
                 <w:b/>
+                <w:sz w:val="17"/>
               </w:rPr>
               <w:t>29,58% → 29,5%</w:t>
             </w:r>
@@ -1805,251 +2544,29 @@
         </w:tc>
       </w:tr>
     </w:tbl>
+    <w:p/>
     <w:p>
+      <w:pPr>
+        <w:jc w:val="both"/>
+      </w:pPr>
       <w:r>
-        <w:t>Sanity-check: КС ЦБ 14,5% + спред ≈ 29,5%. Альтернативный WACC по global comparables (USD-denominated, CRP 3,9% включён): ≈ 16,75%. В DCF используется RUB-WACC 29,5%.</w:t>
+        <w:t>Sanity-check: КС ЦБ 14,5% + спред ≈ 29,5%. Альтернативный WACC по global comparables (USD-denominated, CRP 3,9% включён): ≈ 16,75%. В DCF используется RUB-WACC 29,58%.</w:t>
       </w:r>
     </w:p>
     <w:p>
       <w:pPr>
         <w:pStyle w:val="Heading3"/>
       </w:pPr>
-      <w:r/>
       <w:r>
         <w:t>2.3. Multi-stage Terminal Value</w:t>
       </w:r>
     </w:p>
-    <w:tbl>
-      <w:tblPr>
-        <w:tblStyle w:val="LightGrid-Accent1"/>
-        <w:tblW w:type="auto" w:w="0"/>
-        <w:tblLook w:firstColumn="1" w:firstRow="1" w:lastColumn="0" w:lastRow="0" w:noHBand="0" w:noVBand="1" w:val="04A0"/>
-      </w:tblPr>
-      <w:tblGrid>
-        <w:gridCol w:w="2160"/>
-        <w:gridCol w:w="2160"/>
-        <w:gridCol w:w="2160"/>
-        <w:gridCol w:w="2160"/>
-      </w:tblGrid>
-      <w:tr>
-        <w:tc>
-          <w:tcPr>
-            <w:tcW w:type="dxa" w:w="2160"/>
-          </w:tcPr>
-          <w:p>
-            <w:r>
-              <w:rPr>
-                <w:b/>
-              </w:rPr>
-            </w:r>
-            <w:r>
-              <w:rPr>
-                <w:b/>
-              </w:rPr>
-              <w:t>Фаза</w:t>
-            </w:r>
-          </w:p>
-        </w:tc>
-        <w:tc>
-          <w:tcPr>
-            <w:tcW w:type="dxa" w:w="2160"/>
-          </w:tcPr>
-          <w:p>
-            <w:r>
-              <w:rPr>
-                <w:b/>
-              </w:rPr>
-            </w:r>
-            <w:r>
-              <w:rPr>
-                <w:b/>
-              </w:rPr>
-              <w:t>Годы</w:t>
-            </w:r>
-          </w:p>
-        </w:tc>
-        <w:tc>
-          <w:tcPr>
-            <w:tcW w:type="dxa" w:w="2160"/>
-          </w:tcPr>
-          <w:p>
-            <w:r>
-              <w:rPr>
-                <w:b/>
-              </w:rPr>
-            </w:r>
-            <w:r>
-              <w:rPr>
-                <w:b/>
-              </w:rPr>
-              <w:t>Темп роста g</w:t>
-            </w:r>
-          </w:p>
-        </w:tc>
-        <w:tc>
-          <w:tcPr>
-            <w:tcW w:type="dxa" w:w="2160"/>
-          </w:tcPr>
-          <w:p>
-            <w:r>
-              <w:rPr>
-                <w:b/>
-              </w:rPr>
-            </w:r>
-            <w:r>
-              <w:rPr>
-                <w:b/>
-              </w:rPr>
-              <w:t>EBITDA-маржа</w:t>
-            </w:r>
-          </w:p>
-        </w:tc>
-      </w:tr>
-      <w:tr>
-        <w:tc>
-          <w:tcPr>
-            <w:tcW w:type="dxa" w:w="2160"/>
-          </w:tcPr>
-          <w:p>
-            <w:r/>
-            <w:r>
-              <w:t>Стадия I — зрелость</w:t>
-            </w:r>
-          </w:p>
-        </w:tc>
-        <w:tc>
-          <w:tcPr>
-            <w:tcW w:type="dxa" w:w="2160"/>
-          </w:tcPr>
-          <w:p>
-            <w:r/>
-            <w:r>
-              <w:t>2035–2039</w:t>
-            </w:r>
-          </w:p>
-        </w:tc>
-        <w:tc>
-          <w:tcPr>
-            <w:tcW w:type="dxa" w:w="2160"/>
-          </w:tcPr>
-          <w:p>
-            <w:r/>
-            <w:r>
-              <w:t>6% → 4%</w:t>
-            </w:r>
-          </w:p>
-        </w:tc>
-        <w:tc>
-          <w:tcPr>
-            <w:tcW w:type="dxa" w:w="2160"/>
-          </w:tcPr>
-          <w:p>
-            <w:r/>
-            <w:r>
-              <w:t>75% → 70%</w:t>
-            </w:r>
-          </w:p>
-        </w:tc>
-      </w:tr>
-      <w:tr>
-        <w:tc>
-          <w:tcPr>
-            <w:tcW w:type="dxa" w:w="2160"/>
-          </w:tcPr>
-          <w:p>
-            <w:r/>
-            <w:r>
-              <w:t>Стадия II — стабильность</w:t>
-            </w:r>
-          </w:p>
-        </w:tc>
-        <w:tc>
-          <w:tcPr>
-            <w:tcW w:type="dxa" w:w="2160"/>
-          </w:tcPr>
-          <w:p>
-            <w:r/>
-            <w:r>
-              <w:t>2040–2044</w:t>
-            </w:r>
-          </w:p>
-        </w:tc>
-        <w:tc>
-          <w:tcPr>
-            <w:tcW w:type="dxa" w:w="2160"/>
-          </w:tcPr>
-          <w:p>
-            <w:r/>
-            <w:r>
-              <w:t>3,5% → 2,5%</w:t>
-            </w:r>
-          </w:p>
-        </w:tc>
-        <w:tc>
-          <w:tcPr>
-            <w:tcW w:type="dxa" w:w="2160"/>
-          </w:tcPr>
-          <w:p>
-            <w:r/>
-            <w:r>
-              <w:t>70% → 65%</w:t>
-            </w:r>
-          </w:p>
-        </w:tc>
-      </w:tr>
-      <w:tr>
-        <w:tc>
-          <w:tcPr>
-            <w:tcW w:type="dxa" w:w="2160"/>
-          </w:tcPr>
-          <w:p>
-            <w:r/>
-            <w:r>
-              <w:t>Стадия III — perpetuity</w:t>
-            </w:r>
-          </w:p>
-        </w:tc>
-        <w:tc>
-          <w:tcPr>
-            <w:tcW w:type="dxa" w:w="2160"/>
-          </w:tcPr>
-          <w:p>
-            <w:r/>
-            <w:r>
-              <w:t>2045+</w:t>
-            </w:r>
-          </w:p>
-        </w:tc>
-        <w:tc>
-          <w:tcPr>
-            <w:tcW w:type="dxa" w:w="2160"/>
-          </w:tcPr>
-          <w:p>
-            <w:r/>
-            <w:r>
-              <w:t>2,0% (= ½ от таргета ЦБ)</w:t>
-            </w:r>
-          </w:p>
-        </w:tc>
-        <w:tc>
-          <w:tcPr>
-            <w:tcW w:type="dxa" w:w="2160"/>
-          </w:tcPr>
-          <w:p>
-            <w:r/>
-            <w:r>
-              <w:t>60%</w:t>
-            </w:r>
-          </w:p>
-        </w:tc>
-      </w:tr>
-    </w:tbl>
     <w:p>
       <w:pPr>
-        <w:pStyle w:val="ListBullet"/>
+        <w:jc w:val="both"/>
       </w:pPr>
       <w:r>
-        <w:t>TV на конец 2034 (Gordon, g=2% конс.) = FCF₂₀₃₄ × (1+g)/(WACC − g) = 81,3 × 1,02/(0,295 − 0,02) ≈ 302 млрд ₽.</w:t>
+        <w:t>Терминальная стоимость считается одним методом — модель Гордона на нормализованном потоке (капитальные вложения приравнены к амортизации, прирост оборотного капитала равен g × оборотный капитал).</w:t>
       </w:r>
     </w:p>
     <w:p>
@@ -2057,46 +2574,86 @@
         <w:pStyle w:val="ListBullet"/>
       </w:pPr>
       <w:r>
-        <w:t xml:space="preserve">Дисконтировано к 2025 (full-year, ÷1,295¹⁰): </w:t>
+        <w:t xml:space="preserve">Нормализованный поток — </w:t>
       </w:r>
       <w:r>
         <w:rPr>
           <w:b/>
         </w:rPr>
-        <w:t>PV Terminal Value ≈ 20,5 млрд ₽; доля TV в полной NPV ≈ 32%</w:t>
+        <w:t>78,71 млрд ₽</w:t>
       </w:r>
       <w:r>
-        <w:t xml:space="preserve"> (стандартный уровень для растущего fintech).</w:t>
+        <w:t>; долгосрочный темп роста g = 4% (номинальный, равный целевой инфляции).</w:t>
       </w:r>
     </w:p>
     <w:p>
+      <w:pPr>
+        <w:pStyle w:val="ListBullet"/>
+      </w:pPr>
       <w:r>
-        <w:t xml:space="preserve">&gt; ⚠️ Исправление: прежняя оценка TV (7,78, доля 12,3%) была арифметически занижена ~втрое (см. </w:t>
+        <w:t xml:space="preserve">Терминальная стоимость на конец 2036 = 78,71 × 1,04 / (0,2958 − 0,04) ≈ </w:t>
       </w:r>
       <w:r>
         <w:rPr>
-          <w:rFonts w:ascii="Consolas" w:hAnsi="Consolas"/>
-          <w:sz w:val="18"/>
+          <w:b/>
         </w:rPr>
-        <w:t>03_Финансовая_модель/Методология_DCF_диагноз_2026-06-10.md</w:t>
+        <w:t>320,0 млрд ₽</w:t>
       </w:r>
       <w:r>
-        <w:t>).</w:t>
+        <w:t>.</w:t>
+      </w:r>
+    </w:p>
+    <w:p>
+      <w:pPr>
+        <w:pStyle w:val="ListBullet"/>
+      </w:pPr>
+      <w:r>
+        <w:t xml:space="preserve">Дисконтированная к дате оценки (× 0,0749) — </w:t>
+      </w:r>
+      <w:r>
+        <w:rPr>
+          <w:b/>
+        </w:rPr>
+        <w:t>23,98 млрд ₽</w:t>
+      </w:r>
+      <w:r>
+        <w:t xml:space="preserve">; доля в стоимости бизнеса </w:t>
+      </w:r>
+      <w:r>
+        <w:rPr>
+          <w:b/>
+        </w:rPr>
+        <w:t>38%</w:t>
+      </w:r>
+      <w:r>
+        <w:t>.</w:t>
+      </w:r>
+    </w:p>
+    <w:p>
+      <w:pPr>
+        <w:ind w:left="360"/>
+      </w:pPr>
+      <w:r>
+        <w:rPr>
+          <w:i/>
+          <w:color w:val="444444"/>
+        </w:rPr>
+        <w:t>Прежние редакции использовали одновременно три несовместимых подхода к терминальной стоимости (Гордон с g=2%, трёхстадийную модель и g=4% в бизнес-плане). Оставлен один.</w:t>
       </w:r>
     </w:p>
     <w:p>
       <w:pPr>
         <w:pStyle w:val="Heading3"/>
       </w:pPr>
-      <w:r/>
       <w:r>
         <w:t>2.4. Итог DCF (синхронизирован с формальным отчётом об оценке § 9.3–9.5)</w:t>
       </w:r>
     </w:p>
     <w:tbl>
       <w:tblPr>
-        <w:tblStyle w:val="LightGrid-Accent1"/>
+        <w:tblStyle w:val="TableGrid"/>
         <w:tblW w:type="auto" w:w="0"/>
+        <w:jc w:val="center"/>
         <w:tblLook w:firstColumn="1" w:firstRow="1" w:lastColumn="0" w:lastRow="0" w:noHBand="0" w:noVBand="1" w:val="04A0"/>
       </w:tblPr>
       <w:tblGrid>
@@ -2112,11 +2669,13 @@
             <w:r>
               <w:rPr>
                 <w:b/>
+                <w:sz w:val="17"/>
               </w:rPr>
             </w:r>
             <w:r>
               <w:rPr>
                 <w:b/>
+                <w:sz w:val="17"/>
               </w:rPr>
               <w:t>Компонент</w:t>
             </w:r>
@@ -2130,11 +2689,13 @@
             <w:r>
               <w:rPr>
                 <w:b/>
+                <w:sz w:val="17"/>
               </w:rPr>
             </w:r>
             <w:r>
               <w:rPr>
                 <w:b/>
+                <w:sz w:val="17"/>
               </w:rPr>
               <w:t>млрд ₽</w:t>
             </w:r>
@@ -2147,9 +2708,16 @@
             <w:tcW w:type="dxa" w:w="4320"/>
           </w:tcPr>
           <w:p>
-            <w:r/>
-            <w:r>
-              <w:t>Сумма дисконтированных FCF (2025–2034, WACC 29,5%, full-year)</w:t>
+            <w:r>
+              <w:rPr>
+                <w:sz w:val="17"/>
+              </w:rPr>
+            </w:r>
+            <w:r>
+              <w:rPr>
+                <w:sz w:val="17"/>
+              </w:rPr>
+              <w:t>Сумма дисконтированных потоков 2027–2036 (ставка 29,58%)</w:t>
             </w:r>
           </w:p>
         </w:tc>
@@ -2158,9 +2726,16 @@
             <w:tcW w:type="dxa" w:w="4320"/>
           </w:tcPr>
           <w:p>
-            <w:r/>
-            <w:r>
-              <w:t>43,0</w:t>
+            <w:r>
+              <w:rPr>
+                <w:sz w:val="17"/>
+              </w:rPr>
+            </w:r>
+            <w:r>
+              <w:rPr>
+                <w:sz w:val="17"/>
+              </w:rPr>
+              <w:t>38,99</w:t>
             </w:r>
           </w:p>
         </w:tc>
@@ -2171,9 +2746,16 @@
             <w:tcW w:type="dxa" w:w="4320"/>
           </w:tcPr>
           <w:p>
-            <w:r/>
-            <w:r>
-              <w:t>Terminal Value дисконтированный (Gordon g=2%, конс.)</w:t>
+            <w:r>
+              <w:rPr>
+                <w:sz w:val="17"/>
+              </w:rPr>
+            </w:r>
+            <w:r>
+              <w:rPr>
+                <w:sz w:val="17"/>
+              </w:rPr>
+              <w:t>Дисконтированная терминальная стоимость (Гордон, g=4%)</w:t>
             </w:r>
           </w:p>
         </w:tc>
@@ -2182,9 +2764,16 @@
             <w:tcW w:type="dxa" w:w="4320"/>
           </w:tcPr>
           <w:p>
-            <w:r/>
-            <w:r>
-              <w:t>20,5</w:t>
+            <w:r>
+              <w:rPr>
+                <w:sz w:val="17"/>
+              </w:rPr>
+            </w:r>
+            <w:r>
+              <w:rPr>
+                <w:sz w:val="17"/>
+              </w:rPr>
+              <w:t>23,98</w:t>
             </w:r>
           </w:p>
         </w:tc>
@@ -2195,12 +2784,17 @@
             <w:tcW w:type="dxa" w:w="4320"/>
           </w:tcPr>
           <w:p>
-            <w:r/>
+            <w:r>
+              <w:rPr>
+                <w:sz w:val="17"/>
+              </w:rPr>
+            </w:r>
             <w:r>
               <w:rPr>
                 <w:b/>
-              </w:rPr>
-              <w:t>Enterprise Value (DCF) — защитимая база</w:t>
+                <w:sz w:val="17"/>
+              </w:rPr>
+              <w:t>Стоимость бизнеса по доходному подходу</w:t>
             </w:r>
           </w:p>
         </w:tc>
@@ -2209,42 +2803,47 @@
             <w:tcW w:type="dxa" w:w="4320"/>
           </w:tcPr>
           <w:p>
-            <w:r/>
+            <w:r>
+              <w:rPr>
+                <w:sz w:val="17"/>
+              </w:rPr>
+            </w:r>
             <w:r>
               <w:rPr>
                 <w:b/>
-              </w:rPr>
-              <w:t>≈ 63,5</w:t>
+                <w:sz w:val="17"/>
+              </w:rPr>
+              <w:t>62,97</w:t>
             </w:r>
           </w:p>
         </w:tc>
       </w:tr>
     </w:tbl>
+    <w:p/>
     <w:p>
-      <w:r>
-        <w:t xml:space="preserve">&gt; Декомпозиция исправлена 10.06.2026 (полный разбор — </w:t>
-      </w:r>
+      <w:pPr>
+        <w:ind w:left="360"/>
+      </w:pPr>
       <w:r>
         <w:rPr>
-          <w:rFonts w:ascii="Consolas" w:hAnsi="Consolas"/>
-          <w:sz w:val="18"/>
+          <w:i/>
+          <w:color w:val="444444"/>
         </w:rPr>
-        <w:t>03_Финансовая_модель/Методология_DCF_диагноз_2026-06-10.md</w:t>
-      </w:r>
-      <w:r>
-        <w:t>). Защитимый диапазон EV — 63–83 млрд ₽: консервативная стойка (выручка 138) ≈ 63–66; арифметически согласованная (выручка 175, finmodel) ≈ 75–83. Выбор стойки — за заказчиком.</w:t>
+        <w:t>Ряд денежных потоков выводится из отчёта о прибылях и убытках и проверяется программно. В прежней редакции он не выводился: игнорировал оборотный капитал и содержал необъяснённые остатки.</w:t>
       </w:r>
     </w:p>
     <w:p>
       <w:pPr>
         <w:pStyle w:val="Heading3"/>
       </w:pPr>
-      <w:r/>
       <w:r>
         <w:t>2.5. Pre-money DCF</w:t>
       </w:r>
     </w:p>
     <w:p>
+      <w:pPr>
+        <w:jc w:val="both"/>
+      </w:pPr>
       <w:r>
         <w:t xml:space="preserve">На стадии «MVP + готовая клиентская часть» применён </w:t>
       </w:r>
@@ -2283,21 +2882,23 @@
       </w:r>
     </w:p>
     <w:p>
+      <w:pPr>
+        <w:jc w:val="both"/>
+      </w:pPr>
       <w:r>
         <w:rPr>
           <w:b/>
         </w:rPr>
-        <w:t>DCF pre-money = ₽ 63,45 млрд × 0,40 (1 − stage discount 60%) ≈ ₽ 25,4 млрд ≈ $ 355 млн</w:t>
+        <w:t>Pre-money по доходному подходу = ₽ 62,97 млрд × 0,40 ≈ ₽ 25,19 млрд ≈ $ 352 млн</w:t>
       </w:r>
       <w:r>
-        <w:t xml:space="preserve"> (при FX 71,55). Защитимый upper bound при расширенном TV: $ 400 млн.</w:t>
+        <w:t xml:space="preserve"> (при курсе 71,55). Скидка за стадию применяется только здесь и больше нигде.</w:t>
       </w:r>
     </w:p>
     <w:p>
       <w:pPr>
         <w:pStyle w:val="Heading2"/>
       </w:pPr>
-      <w:r/>
       <w:r>
         <w:t>3. Comparable Multiples (рыночный подход)</w:t>
       </w:r>
@@ -2306,15 +2907,15 @@
       <w:pPr>
         <w:pStyle w:val="Heading3"/>
       </w:pPr>
-      <w:r/>
       <w:r>
         <w:t>3.1. Сопоставимые публичные и частные компании (2026)</w:t>
       </w:r>
     </w:p>
     <w:tbl>
       <w:tblPr>
-        <w:tblStyle w:val="LightGrid-Accent1"/>
+        <w:tblStyle w:val="TableGrid"/>
         <w:tblW w:type="auto" w:w="0"/>
+        <w:jc w:val="center"/>
         <w:tblLook w:firstColumn="1" w:firstRow="1" w:lastColumn="0" w:lastRow="0" w:noHBand="0" w:noVBand="1" w:val="04A0"/>
       </w:tblPr>
       <w:tblGrid>
@@ -2334,11 +2935,13 @@
             <w:r>
               <w:rPr>
                 <w:b/>
+                <w:sz w:val="17"/>
               </w:rPr>
             </w:r>
             <w:r>
               <w:rPr>
                 <w:b/>
+                <w:sz w:val="17"/>
               </w:rPr>
               <w:t>Компания / сделка</w:t>
             </w:r>
@@ -2352,11 +2955,13 @@
             <w:r>
               <w:rPr>
                 <w:b/>
+                <w:sz w:val="17"/>
               </w:rPr>
             </w:r>
             <w:r>
               <w:rPr>
                 <w:b/>
+                <w:sz w:val="17"/>
               </w:rPr>
               <w:t>Сегмент</w:t>
             </w:r>
@@ -2370,11 +2975,13 @@
             <w:r>
               <w:rPr>
                 <w:b/>
+                <w:sz w:val="17"/>
               </w:rPr>
             </w:r>
             <w:r>
               <w:rPr>
                 <w:b/>
+                <w:sz w:val="17"/>
               </w:rPr>
               <w:t>Стадия</w:t>
             </w:r>
@@ -2388,11 +2995,13 @@
             <w:r>
               <w:rPr>
                 <w:b/>
+                <w:sz w:val="17"/>
               </w:rPr>
             </w:r>
             <w:r>
               <w:rPr>
                 <w:b/>
+                <w:sz w:val="17"/>
               </w:rPr>
               <w:t>EV, $ млн</w:t>
             </w:r>
@@ -2406,11 +3015,13 @@
             <w:r>
               <w:rPr>
                 <w:b/>
+                <w:sz w:val="17"/>
               </w:rPr>
             </w:r>
             <w:r>
               <w:rPr>
                 <w:b/>
+                <w:sz w:val="17"/>
               </w:rPr>
               <w:t>Revenue, $ млн</w:t>
             </w:r>
@@ -2424,11 +3035,13 @@
             <w:r>
               <w:rPr>
                 <w:b/>
+                <w:sz w:val="17"/>
               </w:rPr>
             </w:r>
             <w:r>
               <w:rPr>
                 <w:b/>
+                <w:sz w:val="17"/>
               </w:rPr>
               <w:t>EV/Revenue</w:t>
             </w:r>
@@ -2441,8 +3054,15 @@
             <w:tcW w:type="dxa" w:w="1440"/>
           </w:tcPr>
           <w:p>
-            <w:r/>
-            <w:r>
+            <w:r>
+              <w:rPr>
+                <w:sz w:val="17"/>
+              </w:rPr>
+            </w:r>
+            <w:r>
+              <w:rPr>
+                <w:sz w:val="17"/>
+              </w:rPr>
               <w:t>Securitize (RWA-tokenization, US)</w:t>
             </w:r>
           </w:p>
@@ -2452,8 +3072,15 @@
             <w:tcW w:type="dxa" w:w="1440"/>
           </w:tcPr>
           <w:p>
-            <w:r/>
-            <w:r>
+            <w:r>
+              <w:rPr>
+                <w:sz w:val="17"/>
+              </w:rPr>
+            </w:r>
+            <w:r>
+              <w:rPr>
+                <w:sz w:val="17"/>
+              </w:rPr>
               <w:t>RWA</w:t>
             </w:r>
           </w:p>
@@ -2463,8 +3090,15 @@
             <w:tcW w:type="dxa" w:w="1440"/>
           </w:tcPr>
           <w:p>
-            <w:r/>
-            <w:r>
+            <w:r>
+              <w:rPr>
+                <w:sz w:val="17"/>
+              </w:rPr>
+            </w:r>
+            <w:r>
+              <w:rPr>
+                <w:sz w:val="17"/>
+              </w:rPr>
               <w:t>Series C</w:t>
             </w:r>
           </w:p>
@@ -2474,8 +3108,15 @@
             <w:tcW w:type="dxa" w:w="1440"/>
           </w:tcPr>
           <w:p>
-            <w:r/>
-            <w:r>
+            <w:r>
+              <w:rPr>
+                <w:sz w:val="17"/>
+              </w:rPr>
+            </w:r>
+            <w:r>
+              <w:rPr>
+                <w:sz w:val="17"/>
+              </w:rPr>
               <w:t>980</w:t>
             </w:r>
           </w:p>
@@ -2485,8 +3126,15 @@
             <w:tcW w:type="dxa" w:w="1440"/>
           </w:tcPr>
           <w:p>
-            <w:r/>
-            <w:r>
+            <w:r>
+              <w:rPr>
+                <w:sz w:val="17"/>
+              </w:rPr>
+            </w:r>
+            <w:r>
+              <w:rPr>
+                <w:sz w:val="17"/>
+              </w:rPr>
               <w:t>60</w:t>
             </w:r>
           </w:p>
@@ -2496,8 +3144,15 @@
             <w:tcW w:type="dxa" w:w="1440"/>
           </w:tcPr>
           <w:p>
-            <w:r/>
-            <w:r>
+            <w:r>
+              <w:rPr>
+                <w:sz w:val="17"/>
+              </w:rPr>
+            </w:r>
+            <w:r>
+              <w:rPr>
+                <w:sz w:val="17"/>
+              </w:rPr>
               <w:t>16,3x</w:t>
             </w:r>
           </w:p>
@@ -2509,8 +3164,15 @@
             <w:tcW w:type="dxa" w:w="1440"/>
           </w:tcPr>
           <w:p>
-            <w:r/>
-            <w:r>
+            <w:r>
+              <w:rPr>
+                <w:sz w:val="17"/>
+              </w:rPr>
+            </w:r>
+            <w:r>
+              <w:rPr>
+                <w:sz w:val="17"/>
+              </w:rPr>
               <w:t>Polymath / Tokeny</w:t>
             </w:r>
           </w:p>
@@ -2520,8 +3182,15 @@
             <w:tcW w:type="dxa" w:w="1440"/>
           </w:tcPr>
           <w:p>
-            <w:r/>
-            <w:r>
+            <w:r>
+              <w:rPr>
+                <w:sz w:val="17"/>
+              </w:rPr>
+            </w:r>
+            <w:r>
+              <w:rPr>
+                <w:sz w:val="17"/>
+              </w:rPr>
               <w:t>Security Tokens</w:t>
             </w:r>
           </w:p>
@@ -2531,8 +3200,15 @@
             <w:tcW w:type="dxa" w:w="1440"/>
           </w:tcPr>
           <w:p>
-            <w:r/>
-            <w:r>
+            <w:r>
+              <w:rPr>
+                <w:sz w:val="17"/>
+              </w:rPr>
+            </w:r>
+            <w:r>
+              <w:rPr>
+                <w:sz w:val="17"/>
+              </w:rPr>
               <w:t>Late-stage</w:t>
             </w:r>
           </w:p>
@@ -2542,8 +3218,15 @@
             <w:tcW w:type="dxa" w:w="1440"/>
           </w:tcPr>
           <w:p>
-            <w:r/>
-            <w:r>
+            <w:r>
+              <w:rPr>
+                <w:sz w:val="17"/>
+              </w:rPr>
+            </w:r>
+            <w:r>
+              <w:rPr>
+                <w:sz w:val="17"/>
+              </w:rPr>
               <w:t>280</w:t>
             </w:r>
           </w:p>
@@ -2553,8 +3236,15 @@
             <w:tcW w:type="dxa" w:w="1440"/>
           </w:tcPr>
           <w:p>
-            <w:r/>
-            <w:r>
+            <w:r>
+              <w:rPr>
+                <w:sz w:val="17"/>
+              </w:rPr>
+            </w:r>
+            <w:r>
+              <w:rPr>
+                <w:sz w:val="17"/>
+              </w:rPr>
               <w:t>18</w:t>
             </w:r>
           </w:p>
@@ -2564,8 +3254,15 @@
             <w:tcW w:type="dxa" w:w="1440"/>
           </w:tcPr>
           <w:p>
-            <w:r/>
-            <w:r>
+            <w:r>
+              <w:rPr>
+                <w:sz w:val="17"/>
+              </w:rPr>
+            </w:r>
+            <w:r>
+              <w:rPr>
+                <w:sz w:val="17"/>
+              </w:rPr>
               <w:t>15,6x</w:t>
             </w:r>
           </w:p>
@@ -2577,8 +3274,15 @@
             <w:tcW w:type="dxa" w:w="1440"/>
           </w:tcPr>
           <w:p>
-            <w:r/>
-            <w:r>
+            <w:r>
+              <w:rPr>
+                <w:sz w:val="17"/>
+              </w:rPr>
+            </w:r>
+            <w:r>
+              <w:rPr>
+                <w:sz w:val="17"/>
+              </w:rPr>
               <w:t>HQLAx (DLT collateral)</w:t>
             </w:r>
           </w:p>
@@ -2588,8 +3292,15 @@
             <w:tcW w:type="dxa" w:w="1440"/>
           </w:tcPr>
           <w:p>
-            <w:r/>
-            <w:r>
+            <w:r>
+              <w:rPr>
+                <w:sz w:val="17"/>
+              </w:rPr>
+            </w:r>
+            <w:r>
+              <w:rPr>
+                <w:sz w:val="17"/>
+              </w:rPr>
               <w:t>DLT-collateral</w:t>
             </w:r>
           </w:p>
@@ -2599,8 +3310,15 @@
             <w:tcW w:type="dxa" w:w="1440"/>
           </w:tcPr>
           <w:p>
-            <w:r/>
-            <w:r>
+            <w:r>
+              <w:rPr>
+                <w:sz w:val="17"/>
+              </w:rPr>
+            </w:r>
+            <w:r>
+              <w:rPr>
+                <w:sz w:val="17"/>
+              </w:rPr>
               <w:t>Late-stage</w:t>
             </w:r>
           </w:p>
@@ -2610,8 +3328,15 @@
             <w:tcW w:type="dxa" w:w="1440"/>
           </w:tcPr>
           <w:p>
-            <w:r/>
-            <w:r>
+            <w:r>
+              <w:rPr>
+                <w:sz w:val="17"/>
+              </w:rPr>
+            </w:r>
+            <w:r>
+              <w:rPr>
+                <w:sz w:val="17"/>
+              </w:rPr>
               <w:t>180</w:t>
             </w:r>
           </w:p>
@@ -2621,8 +3346,15 @@
             <w:tcW w:type="dxa" w:w="1440"/>
           </w:tcPr>
           <w:p>
-            <w:r/>
-            <w:r>
+            <w:r>
+              <w:rPr>
+                <w:sz w:val="17"/>
+              </w:rPr>
+            </w:r>
+            <w:r>
+              <w:rPr>
+                <w:sz w:val="17"/>
+              </w:rPr>
               <w:t>14</w:t>
             </w:r>
           </w:p>
@@ -2632,8 +3364,15 @@
             <w:tcW w:type="dxa" w:w="1440"/>
           </w:tcPr>
           <w:p>
-            <w:r/>
-            <w:r>
+            <w:r>
+              <w:rPr>
+                <w:sz w:val="17"/>
+              </w:rPr>
+            </w:r>
+            <w:r>
+              <w:rPr>
+                <w:sz w:val="17"/>
+              </w:rPr>
               <w:t>12,9x</w:t>
             </w:r>
           </w:p>
@@ -2645,8 +3384,15 @@
             <w:tcW w:type="dxa" w:w="1440"/>
           </w:tcPr>
           <w:p>
-            <w:r/>
-            <w:r>
+            <w:r>
+              <w:rPr>
+                <w:sz w:val="17"/>
+              </w:rPr>
+            </w:r>
+            <w:r>
+              <w:rPr>
+                <w:sz w:val="17"/>
+              </w:rPr>
               <w:t>Atomyze (RU)</w:t>
             </w:r>
           </w:p>
@@ -2656,8 +3402,15 @@
             <w:tcW w:type="dxa" w:w="1440"/>
           </w:tcPr>
           <w:p>
-            <w:r/>
-            <w:r>
+            <w:r>
+              <w:rPr>
+                <w:sz w:val="17"/>
+              </w:rPr>
+            </w:r>
+            <w:r>
+              <w:rPr>
+                <w:sz w:val="17"/>
+              </w:rPr>
               <w:t>ЦФА оператор</w:t>
             </w:r>
           </w:p>
@@ -2667,8 +3420,15 @@
             <w:tcW w:type="dxa" w:w="1440"/>
           </w:tcPr>
           <w:p>
-            <w:r/>
-            <w:r>
+            <w:r>
+              <w:rPr>
+                <w:sz w:val="17"/>
+              </w:rPr>
+            </w:r>
+            <w:r>
+              <w:rPr>
+                <w:sz w:val="17"/>
+              </w:rPr>
               <w:t>Series A</w:t>
             </w:r>
           </w:p>
@@ -2678,8 +3438,15 @@
             <w:tcW w:type="dxa" w:w="1440"/>
           </w:tcPr>
           <w:p>
-            <w:r/>
-            <w:r>
+            <w:r>
+              <w:rPr>
+                <w:sz w:val="17"/>
+              </w:rPr>
+            </w:r>
+            <w:r>
+              <w:rPr>
+                <w:sz w:val="17"/>
+              </w:rPr>
               <w:t>~85</w:t>
             </w:r>
           </w:p>
@@ -2689,8 +3456,15 @@
             <w:tcW w:type="dxa" w:w="1440"/>
           </w:tcPr>
           <w:p>
-            <w:r/>
-            <w:r>
+            <w:r>
+              <w:rPr>
+                <w:sz w:val="17"/>
+              </w:rPr>
+            </w:r>
+            <w:r>
+              <w:rPr>
+                <w:sz w:val="17"/>
+              </w:rPr>
               <w:t>~6</w:t>
             </w:r>
           </w:p>
@@ -2700,8 +3474,15 @@
             <w:tcW w:type="dxa" w:w="1440"/>
           </w:tcPr>
           <w:p>
-            <w:r/>
-            <w:r>
+            <w:r>
+              <w:rPr>
+                <w:sz w:val="17"/>
+              </w:rPr>
+            </w:r>
+            <w:r>
+              <w:rPr>
+                <w:sz w:val="17"/>
+              </w:rPr>
               <w:t>14,2x</w:t>
             </w:r>
           </w:p>
@@ -2713,8 +3494,15 @@
             <w:tcW w:type="dxa" w:w="1440"/>
           </w:tcPr>
           <w:p>
-            <w:r/>
-            <w:r>
+            <w:r>
+              <w:rPr>
+                <w:sz w:val="17"/>
+              </w:rPr>
+            </w:r>
+            <w:r>
+              <w:rPr>
+                <w:sz w:val="17"/>
+              </w:rPr>
               <w:t>СберCFA (экспертная оценка)</w:t>
             </w:r>
           </w:p>
@@ -2724,8 +3512,15 @@
             <w:tcW w:type="dxa" w:w="1440"/>
           </w:tcPr>
           <w:p>
-            <w:r/>
-            <w:r>
+            <w:r>
+              <w:rPr>
+                <w:sz w:val="17"/>
+              </w:rPr>
+            </w:r>
+            <w:r>
+              <w:rPr>
+                <w:sz w:val="17"/>
+              </w:rPr>
               <w:t>ЦФА оператор</w:t>
             </w:r>
           </w:p>
@@ -2735,8 +3530,15 @@
             <w:tcW w:type="dxa" w:w="1440"/>
           </w:tcPr>
           <w:p>
-            <w:r/>
-            <w:r>
+            <w:r>
+              <w:rPr>
+                <w:sz w:val="17"/>
+              </w:rPr>
+            </w:r>
+            <w:r>
+              <w:rPr>
+                <w:sz w:val="17"/>
+              </w:rPr>
               <w:t>Mature</w:t>
             </w:r>
           </w:p>
@@ -2746,8 +3548,15 @@
             <w:tcW w:type="dxa" w:w="1440"/>
           </w:tcPr>
           <w:p>
-            <w:r/>
-            <w:r>
+            <w:r>
+              <w:rPr>
+                <w:sz w:val="17"/>
+              </w:rPr>
+            </w:r>
+            <w:r>
+              <w:rPr>
+                <w:sz w:val="17"/>
+              </w:rPr>
               <w:t>~230</w:t>
             </w:r>
           </w:p>
@@ -2757,8 +3566,15 @@
             <w:tcW w:type="dxa" w:w="1440"/>
           </w:tcPr>
           <w:p>
-            <w:r/>
-            <w:r>
+            <w:r>
+              <w:rPr>
+                <w:sz w:val="17"/>
+              </w:rPr>
+            </w:r>
+            <w:r>
+              <w:rPr>
+                <w:sz w:val="17"/>
+              </w:rPr>
               <w:t>~22</w:t>
             </w:r>
           </w:p>
@@ -2768,8 +3584,15 @@
             <w:tcW w:type="dxa" w:w="1440"/>
           </w:tcPr>
           <w:p>
-            <w:r/>
-            <w:r>
+            <w:r>
+              <w:rPr>
+                <w:sz w:val="17"/>
+              </w:rPr>
+            </w:r>
+            <w:r>
+              <w:rPr>
+                <w:sz w:val="17"/>
+              </w:rPr>
               <w:t>10,5x</w:t>
             </w:r>
           </w:p>
@@ -2781,10 +3604,15 @@
             <w:tcW w:type="dxa" w:w="1440"/>
           </w:tcPr>
           <w:p>
-            <w:r/>
+            <w:r>
+              <w:rPr>
+                <w:sz w:val="17"/>
+              </w:rPr>
+            </w:r>
             <w:r>
               <w:rPr>
                 <w:b/>
+                <w:sz w:val="17"/>
               </w:rPr>
               <w:t>Медиана 2026</w:t>
             </w:r>
@@ -2795,7 +3623,11 @@
             <w:tcW w:type="dxa" w:w="1440"/>
           </w:tcPr>
           <w:p>
-            <w:r/>
+            <w:r>
+              <w:rPr>
+                <w:sz w:val="17"/>
+              </w:rPr>
+            </w:r>
           </w:p>
         </w:tc>
         <w:tc>
@@ -2803,7 +3635,11 @@
             <w:tcW w:type="dxa" w:w="1440"/>
           </w:tcPr>
           <w:p>
-            <w:r/>
+            <w:r>
+              <w:rPr>
+                <w:sz w:val="17"/>
+              </w:rPr>
+            </w:r>
           </w:p>
         </w:tc>
         <w:tc>
@@ -2811,7 +3647,11 @@
             <w:tcW w:type="dxa" w:w="1440"/>
           </w:tcPr>
           <w:p>
-            <w:r/>
+            <w:r>
+              <w:rPr>
+                <w:sz w:val="17"/>
+              </w:rPr>
+            </w:r>
           </w:p>
         </w:tc>
         <w:tc>
@@ -2819,7 +3659,11 @@
             <w:tcW w:type="dxa" w:w="1440"/>
           </w:tcPr>
           <w:p>
-            <w:r/>
+            <w:r>
+              <w:rPr>
+                <w:sz w:val="17"/>
+              </w:rPr>
+            </w:r>
           </w:p>
         </w:tc>
         <w:tc>
@@ -2827,10 +3671,15 @@
             <w:tcW w:type="dxa" w:w="1440"/>
           </w:tcPr>
           <w:p>
-            <w:r/>
+            <w:r>
+              <w:rPr>
+                <w:sz w:val="17"/>
+              </w:rPr>
+            </w:r>
             <w:r>
               <w:rPr>
                 <w:b/>
+                <w:sz w:val="17"/>
               </w:rPr>
               <w:t>14,2x</w:t>
             </w:r>
@@ -2838,11 +3687,11 @@
         </w:tc>
       </w:tr>
     </w:tbl>
+    <w:p/>
     <w:p>
       <w:pPr>
         <w:pStyle w:val="Heading3"/>
       </w:pPr>
-      <w:r/>
       <w:r>
         <w:t>3.2. Применение мультипликатора</w:t>
       </w:r>
@@ -2868,7 +3717,7 @@
         <w:pStyle w:val="ListBullet"/>
       </w:pPr>
       <w:r>
-        <w:t>Дисконт к pre-money (5-летний, WACC 29,5%) = 1 / 1,295⁵ ≈ 0,278.</w:t>
+        <w:t>Дисконт к pre-money (5-летний, WACC 29,58%) = 1 / 1,295⁵ ≈ 0,278.</w:t>
       </w:r>
     </w:p>
     <w:p>
@@ -2880,11 +3729,12 @@
       </w:r>
     </w:p>
     <w:p>
+      <w:pPr>
+        <w:jc w:val="both"/>
+      </w:pPr>
       <w:r>
-        <w:t>С учётом стадии «MVP + готовая клиентская часть» (early-stage discount 81,6%):</w:t>
+        <w:t xml:space="preserve">С учётом стадии «MVP + готовая клиентская часть» (early-stage discount 81,6%): </w:t>
       </w:r>
-    </w:p>
-    <w:p>
       <w:r>
         <w:rPr>
           <w:b/>
@@ -2899,15 +3749,15 @@
       <w:pPr>
         <w:pStyle w:val="Heading2"/>
       </w:pPr>
-      <w:r/>
       <w:r>
         <w:t>4. Berkus / Risk-Adjusted Method</w:t>
       </w:r>
     </w:p>
     <w:tbl>
       <w:tblPr>
-        <w:tblStyle w:val="LightGrid-Accent1"/>
+        <w:tblStyle w:val="TableGrid"/>
         <w:tblW w:type="auto" w:w="0"/>
+        <w:jc w:val="center"/>
         <w:tblLook w:firstColumn="1" w:firstRow="1" w:lastColumn="0" w:lastRow="0" w:noHBand="0" w:noVBand="1" w:val="04A0"/>
       </w:tblPr>
       <w:tblGrid>
@@ -2925,11 +3775,13 @@
             <w:r>
               <w:rPr>
                 <w:b/>
+                <w:sz w:val="17"/>
               </w:rPr>
             </w:r>
             <w:r>
               <w:rPr>
                 <w:b/>
+                <w:sz w:val="17"/>
               </w:rPr>
               <w:t>Фактор</w:t>
             </w:r>
@@ -2943,11 +3795,13 @@
             <w:r>
               <w:rPr>
                 <w:b/>
+                <w:sz w:val="17"/>
               </w:rPr>
             </w:r>
             <w:r>
               <w:rPr>
                 <w:b/>
+                <w:sz w:val="17"/>
               </w:rPr>
               <w:t>Максимум</w:t>
             </w:r>
@@ -2961,11 +3815,13 @@
             <w:r>
               <w:rPr>
                 <w:b/>
+                <w:sz w:val="17"/>
               </w:rPr>
             </w:r>
             <w:r>
               <w:rPr>
                 <w:b/>
+                <w:sz w:val="17"/>
               </w:rPr>
               <w:t>Текущая оценка</w:t>
             </w:r>
@@ -2979,11 +3835,13 @@
             <w:r>
               <w:rPr>
                 <w:b/>
+                <w:sz w:val="17"/>
               </w:rPr>
             </w:r>
             <w:r>
               <w:rPr>
                 <w:b/>
+                <w:sz w:val="17"/>
               </w:rPr>
               <w:t>Обоснование</w:t>
             </w:r>
@@ -2996,8 +3854,15 @@
             <w:tcW w:type="dxa" w:w="2160"/>
           </w:tcPr>
           <w:p>
-            <w:r/>
-            <w:r>
+            <w:r>
+              <w:rPr>
+                <w:sz w:val="17"/>
+              </w:rPr>
+            </w:r>
+            <w:r>
+              <w:rPr>
+                <w:sz w:val="17"/>
+              </w:rPr>
               <w:t>Sound idea</w:t>
             </w:r>
           </w:p>
@@ -3007,8 +3872,15 @@
             <w:tcW w:type="dxa" w:w="2160"/>
           </w:tcPr>
           <w:p>
-            <w:r/>
-            <w:r>
+            <w:r>
+              <w:rPr>
+                <w:sz w:val="17"/>
+              </w:rPr>
+            </w:r>
+            <w:r>
+              <w:rPr>
+                <w:sz w:val="17"/>
+              </w:rPr>
               <w:t>$ 0,5 млн</w:t>
             </w:r>
           </w:p>
@@ -3018,8 +3890,15 @@
             <w:tcW w:type="dxa" w:w="2160"/>
           </w:tcPr>
           <w:p>
-            <w:r/>
-            <w:r>
+            <w:r>
+              <w:rPr>
+                <w:sz w:val="17"/>
+              </w:rPr>
+            </w:r>
+            <w:r>
+              <w:rPr>
+                <w:sz w:val="17"/>
+              </w:rPr>
               <w:t>$ 0,5 млн</w:t>
             </w:r>
           </w:p>
@@ -3029,8 +3908,15 @@
             <w:tcW w:type="dxa" w:w="2160"/>
           </w:tcPr>
           <w:p>
-            <w:r/>
-            <w:r>
+            <w:r>
+              <w:rPr>
+                <w:sz w:val="17"/>
+              </w:rPr>
+            </w:r>
+            <w:r>
+              <w:rPr>
+                <w:sz w:val="17"/>
+              </w:rPr>
               <w:t>Концепция уникальная, депонирована.</w:t>
             </w:r>
           </w:p>
@@ -3042,8 +3928,15 @@
             <w:tcW w:type="dxa" w:w="2160"/>
           </w:tcPr>
           <w:p>
-            <w:r/>
-            <w:r>
+            <w:r>
+              <w:rPr>
+                <w:sz w:val="17"/>
+              </w:rPr>
+            </w:r>
+            <w:r>
+              <w:rPr>
+                <w:sz w:val="17"/>
+              </w:rPr>
               <w:t>Prototype</w:t>
             </w:r>
           </w:p>
@@ -3053,8 +3946,15 @@
             <w:tcW w:type="dxa" w:w="2160"/>
           </w:tcPr>
           <w:p>
-            <w:r/>
-            <w:r>
+            <w:r>
+              <w:rPr>
+                <w:sz w:val="17"/>
+              </w:rPr>
+            </w:r>
+            <w:r>
+              <w:rPr>
+                <w:sz w:val="17"/>
+              </w:rPr>
               <w:t>$ 0,5 млн</w:t>
             </w:r>
           </w:p>
@@ -3064,8 +3964,15 @@
             <w:tcW w:type="dxa" w:w="2160"/>
           </w:tcPr>
           <w:p>
-            <w:r/>
-            <w:r>
+            <w:r>
+              <w:rPr>
+                <w:sz w:val="17"/>
+              </w:rPr>
+            </w:r>
+            <w:r>
+              <w:rPr>
+                <w:sz w:val="17"/>
+              </w:rPr>
               <w:t>$ 0,5 млн</w:t>
             </w:r>
           </w:p>
@@ -3075,8 +3982,15 @@
             <w:tcW w:type="dxa" w:w="2160"/>
           </w:tcPr>
           <w:p>
-            <w:r/>
-            <w:r>
+            <w:r>
+              <w:rPr>
+                <w:sz w:val="17"/>
+              </w:rPr>
+            </w:r>
+            <w:r>
+              <w:rPr>
+                <w:sz w:val="17"/>
+              </w:rPr>
               <w:t>Полностью готов PWA, 23 экрана, оффлайн SW, manifest, screenshots.</w:t>
             </w:r>
           </w:p>
@@ -3088,8 +4002,15 @@
             <w:tcW w:type="dxa" w:w="2160"/>
           </w:tcPr>
           <w:p>
-            <w:r/>
-            <w:r>
+            <w:r>
+              <w:rPr>
+                <w:sz w:val="17"/>
+              </w:rPr>
+            </w:r>
+            <w:r>
+              <w:rPr>
+                <w:sz w:val="17"/>
+              </w:rPr>
               <w:t>Quality management team</w:t>
             </w:r>
           </w:p>
@@ -3099,8 +4020,15 @@
             <w:tcW w:type="dxa" w:w="2160"/>
           </w:tcPr>
           <w:p>
-            <w:r/>
-            <w:r>
+            <w:r>
+              <w:rPr>
+                <w:sz w:val="17"/>
+              </w:rPr>
+            </w:r>
+            <w:r>
+              <w:rPr>
+                <w:sz w:val="17"/>
+              </w:rPr>
               <w:t>$ 0,5 млн</w:t>
             </w:r>
           </w:p>
@@ -3110,8 +4038,15 @@
             <w:tcW w:type="dxa" w:w="2160"/>
           </w:tcPr>
           <w:p>
-            <w:r/>
-            <w:r>
+            <w:r>
+              <w:rPr>
+                <w:sz w:val="17"/>
+              </w:rPr>
+            </w:r>
+            <w:r>
+              <w:rPr>
+                <w:sz w:val="17"/>
+              </w:rPr>
               <w:t>$ 0,35 млн</w:t>
             </w:r>
           </w:p>
@@ -3121,8 +4056,15 @@
             <w:tcW w:type="dxa" w:w="2160"/>
           </w:tcPr>
           <w:p>
-            <w:r/>
-            <w:r>
+            <w:r>
+              <w:rPr>
+                <w:sz w:val="17"/>
+              </w:rPr>
+            </w:r>
+            <w:r>
+              <w:rPr>
+                <w:sz w:val="17"/>
+              </w:rPr>
               <w:t>Автор + начальная команда; промышленный найм впереди.</w:t>
             </w:r>
           </w:p>
@@ -3134,8 +4076,15 @@
             <w:tcW w:type="dxa" w:w="2160"/>
           </w:tcPr>
           <w:p>
-            <w:r/>
-            <w:r>
+            <w:r>
+              <w:rPr>
+                <w:sz w:val="17"/>
+              </w:rPr>
+            </w:r>
+            <w:r>
+              <w:rPr>
+                <w:sz w:val="17"/>
+              </w:rPr>
               <w:t>Strategic relationships</w:t>
             </w:r>
           </w:p>
@@ -3145,8 +4094,15 @@
             <w:tcW w:type="dxa" w:w="2160"/>
           </w:tcPr>
           <w:p>
-            <w:r/>
-            <w:r>
+            <w:r>
+              <w:rPr>
+                <w:sz w:val="17"/>
+              </w:rPr>
+            </w:r>
+            <w:r>
+              <w:rPr>
+                <w:sz w:val="17"/>
+              </w:rPr>
               <w:t>$ 0,5 млн</w:t>
             </w:r>
           </w:p>
@@ -3156,8 +4112,15 @@
             <w:tcW w:type="dxa" w:w="2160"/>
           </w:tcPr>
           <w:p>
-            <w:r/>
-            <w:r>
+            <w:r>
+              <w:rPr>
+                <w:sz w:val="17"/>
+              </w:rPr>
+            </w:r>
+            <w:r>
+              <w:rPr>
+                <w:sz w:val="17"/>
+              </w:rPr>
               <w:t>$ 0,4 млн</w:t>
             </w:r>
           </w:p>
@@ -3167,8 +4130,15 @@
             <w:tcW w:type="dxa" w:w="2160"/>
           </w:tcPr>
           <w:p>
-            <w:r/>
-            <w:r>
+            <w:r>
+              <w:rPr>
+                <w:sz w:val="17"/>
+              </w:rPr>
+            </w:r>
+            <w:r>
+              <w:rPr>
+                <w:sz w:val="17"/>
+              </w:rPr>
               <w:t>Намерены работать с Минэк / Минфин / ВЭБ.РФ / ЦБ.</w:t>
             </w:r>
           </w:p>
@@ -3180,8 +4150,15 @@
             <w:tcW w:type="dxa" w:w="2160"/>
           </w:tcPr>
           <w:p>
-            <w:r/>
-            <w:r>
+            <w:r>
+              <w:rPr>
+                <w:sz w:val="17"/>
+              </w:rPr>
+            </w:r>
+            <w:r>
+              <w:rPr>
+                <w:sz w:val="17"/>
+              </w:rPr>
               <w:t>Product rollout or sales</w:t>
             </w:r>
           </w:p>
@@ -3191,8 +4168,15 @@
             <w:tcW w:type="dxa" w:w="2160"/>
           </w:tcPr>
           <w:p>
-            <w:r/>
-            <w:r>
+            <w:r>
+              <w:rPr>
+                <w:sz w:val="17"/>
+              </w:rPr>
+            </w:r>
+            <w:r>
+              <w:rPr>
+                <w:sz w:val="17"/>
+              </w:rPr>
               <w:t>$ 0,5 млн</w:t>
             </w:r>
           </w:p>
@@ -3202,8 +4186,15 @@
             <w:tcW w:type="dxa" w:w="2160"/>
           </w:tcPr>
           <w:p>
-            <w:r/>
-            <w:r>
+            <w:r>
+              <w:rPr>
+                <w:sz w:val="17"/>
+              </w:rPr>
+            </w:r>
+            <w:r>
+              <w:rPr>
+                <w:sz w:val="17"/>
+              </w:rPr>
               <w:t>$ 0,3 млн</w:t>
             </w:r>
           </w:p>
@@ -3213,8 +4204,15 @@
             <w:tcW w:type="dxa" w:w="2160"/>
           </w:tcPr>
           <w:p>
-            <w:r/>
-            <w:r>
+            <w:r>
+              <w:rPr>
+                <w:sz w:val="17"/>
+              </w:rPr>
+            </w:r>
+            <w:r>
+              <w:rPr>
+                <w:sz w:val="17"/>
+              </w:rPr>
               <w:t>Готовый комплект для подачи в RuStore + Capacitor-сборки.</w:t>
             </w:r>
           </w:p>
@@ -3226,10 +4224,15 @@
             <w:tcW w:type="dxa" w:w="2160"/>
           </w:tcPr>
           <w:p>
-            <w:r/>
+            <w:r>
+              <w:rPr>
+                <w:sz w:val="17"/>
+              </w:rPr>
+            </w:r>
             <w:r>
               <w:rPr>
                 <w:b/>
+                <w:sz w:val="17"/>
               </w:rPr>
               <w:t>Итого Berkus</w:t>
             </w:r>
@@ -3240,8 +4243,15 @@
             <w:tcW w:type="dxa" w:w="2160"/>
           </w:tcPr>
           <w:p>
-            <w:r/>
-            <w:r>
+            <w:r>
+              <w:rPr>
+                <w:sz w:val="17"/>
+              </w:rPr>
+            </w:r>
+            <w:r>
+              <w:rPr>
+                <w:sz w:val="17"/>
+              </w:rPr>
               <w:t>$ 2,5 млн</w:t>
             </w:r>
           </w:p>
@@ -3251,10 +4261,15 @@
             <w:tcW w:type="dxa" w:w="2160"/>
           </w:tcPr>
           <w:p>
-            <w:r/>
+            <w:r>
+              <w:rPr>
+                <w:sz w:val="17"/>
+              </w:rPr>
+            </w:r>
             <w:r>
               <w:rPr>
                 <w:b/>
+                <w:sz w:val="17"/>
               </w:rPr>
               <w:t>$ 2,05 млн</w:t>
             </w:r>
@@ -3265,12 +4280,20 @@
             <w:tcW w:type="dxa" w:w="2160"/>
           </w:tcPr>
           <w:p>
-            <w:r/>
+            <w:r>
+              <w:rPr>
+                <w:sz w:val="17"/>
+              </w:rPr>
+            </w:r>
           </w:p>
         </w:tc>
       </w:tr>
     </w:tbl>
+    <w:p/>
     <w:p>
+      <w:pPr>
+        <w:jc w:val="both"/>
+      </w:pPr>
       <w:r>
         <w:t xml:space="preserve">С учётом российского масштаба, государственного характера и pilot-light-готовности (wedge в действующем 259-ФЗ) применяется коэффициент Risk-Adjusted Berkus </w:t>
       </w:r>
@@ -3297,7 +4320,6 @@
       <w:pPr>
         <w:pStyle w:val="Heading2"/>
       </w:pPr>
-      <w:r/>
       <w:r>
         <w:t>5. Asset / Replacement-Cost</w:t>
       </w:r>
@@ -3306,15 +4328,15 @@
       <w:pPr>
         <w:pStyle w:val="Heading3"/>
       </w:pPr>
-      <w:r/>
       <w:r>
         <w:t>5.1. Совокупная стоимость воспроизведения</w:t>
       </w:r>
     </w:p>
     <w:tbl>
       <w:tblPr>
-        <w:tblStyle w:val="LightGrid-Accent1"/>
+        <w:tblStyle w:val="TableGrid"/>
         <w:tblW w:type="auto" w:w="0"/>
+        <w:jc w:val="center"/>
         <w:tblLook w:firstColumn="1" w:firstRow="1" w:lastColumn="0" w:lastRow="0" w:noHBand="0" w:noVBand="1" w:val="04A0"/>
       </w:tblPr>
       <w:tblGrid>
@@ -3330,11 +4352,13 @@
             <w:r>
               <w:rPr>
                 <w:b/>
+                <w:sz w:val="17"/>
               </w:rPr>
             </w:r>
             <w:r>
               <w:rPr>
                 <w:b/>
+                <w:sz w:val="17"/>
               </w:rPr>
               <w:t>Раздел</w:t>
             </w:r>
@@ -3348,11 +4372,13 @@
             <w:r>
               <w:rPr>
                 <w:b/>
+                <w:sz w:val="17"/>
               </w:rPr>
             </w:r>
             <w:r>
               <w:rPr>
                 <w:b/>
+                <w:sz w:val="17"/>
               </w:rPr>
               <w:t>₽ млн</w:t>
             </w:r>
@@ -3365,8 +4391,15 @@
             <w:tcW w:type="dxa" w:w="4320"/>
           </w:tcPr>
           <w:p>
-            <w:r/>
-            <w:r>
+            <w:r>
+              <w:rPr>
+                <w:sz w:val="17"/>
+              </w:rPr>
+            </w:r>
+            <w:r>
+              <w:rPr>
+                <w:sz w:val="17"/>
+              </w:rPr>
               <w:t>Серверная часть (разработка, лицензии, сертификация ФСТЭК/ФСБ, юр.сопровождение, OpEx 18 мес.)</w:t>
             </w:r>
           </w:p>
@@ -3376,8 +4409,15 @@
             <w:tcW w:type="dxa" w:w="4320"/>
           </w:tcPr>
           <w:p>
-            <w:r/>
-            <w:r>
+            <w:r>
+              <w:rPr>
+                <w:sz w:val="17"/>
+              </w:rPr>
+            </w:r>
+            <w:r>
+              <w:rPr>
+                <w:sz w:val="17"/>
+              </w:rPr>
               <w:t>645</w:t>
             </w:r>
           </w:p>
@@ -3389,8 +4429,15 @@
             <w:tcW w:type="dxa" w:w="4320"/>
           </w:tcPr>
           <w:p>
-            <w:r/>
-            <w:r>
+            <w:r>
+              <w:rPr>
+                <w:sz w:val="17"/>
+              </w:rPr>
+            </w:r>
+            <w:r>
+              <w:rPr>
+                <w:sz w:val="17"/>
+              </w:rPr>
               <w:t>Клиентская часть PWA + Capacitor-сборки + локализация 4 языка</w:t>
             </w:r>
           </w:p>
@@ -3400,8 +4447,15 @@
             <w:tcW w:type="dxa" w:w="4320"/>
           </w:tcPr>
           <w:p>
-            <w:r/>
-            <w:r>
+            <w:r>
+              <w:rPr>
+                <w:sz w:val="17"/>
+              </w:rPr>
+            </w:r>
+            <w:r>
+              <w:rPr>
+                <w:sz w:val="17"/>
+              </w:rPr>
               <w:t>68</w:t>
             </w:r>
           </w:p>
@@ -3413,8 +4467,15 @@
             <w:tcW w:type="dxa" w:w="4320"/>
           </w:tcPr>
           <w:p>
-            <w:r/>
-            <w:r>
+            <w:r>
+              <w:rPr>
+                <w:sz w:val="17"/>
+              </w:rPr>
+            </w:r>
+            <w:r>
+              <w:rPr>
+                <w:sz w:val="17"/>
+              </w:rPr>
               <w:t>Конструкторская документация по ГОСТ 19 (13 документов)</w:t>
             </w:r>
           </w:p>
@@ -3424,8 +4485,15 @@
             <w:tcW w:type="dxa" w:w="4320"/>
           </w:tcPr>
           <w:p>
-            <w:r/>
-            <w:r>
+            <w:r>
+              <w:rPr>
+                <w:sz w:val="17"/>
+              </w:rPr>
+            </w:r>
+            <w:r>
+              <w:rPr>
+                <w:sz w:val="17"/>
+              </w:rPr>
               <w:t>10</w:t>
             </w:r>
           </w:p>
@@ -3437,8 +4505,15 @@
             <w:tcW w:type="dxa" w:w="4320"/>
           </w:tcPr>
           <w:p>
-            <w:r/>
-            <w:r>
+            <w:r>
+              <w:rPr>
+                <w:sz w:val="17"/>
+              </w:rPr>
+            </w:r>
+            <w:r>
+              <w:rPr>
+                <w:sz w:val="17"/>
+              </w:rPr>
               <w:t>Публикационный пакет RuStore + промо + скриншоты + feature graphic</w:t>
             </w:r>
           </w:p>
@@ -3448,8 +4523,15 @@
             <w:tcW w:type="dxa" w:w="4320"/>
           </w:tcPr>
           <w:p>
-            <w:r/>
-            <w:r>
+            <w:r>
+              <w:rPr>
+                <w:sz w:val="17"/>
+              </w:rPr>
+            </w:r>
+            <w:r>
+              <w:rPr>
+                <w:sz w:val="17"/>
+              </w:rPr>
               <w:t>6</w:t>
             </w:r>
           </w:p>
@@ -3461,8 +4543,15 @@
             <w:tcW w:type="dxa" w:w="4320"/>
           </w:tcPr>
           <w:p>
-            <w:r/>
-            <w:r>
+            <w:r>
+              <w:rPr>
+                <w:sz w:val="17"/>
+              </w:rPr>
+            </w:r>
+            <w:r>
+              <w:rPr>
+                <w:sz w:val="17"/>
+              </w:rPr>
               <w:t>Маркетинговые материалы (большая презентация, малая, веб-сайт, буклет, pitch deck, доклад)</w:t>
             </w:r>
           </w:p>
@@ -3472,8 +4561,15 @@
             <w:tcW w:type="dxa" w:w="4320"/>
           </w:tcPr>
           <w:p>
-            <w:r/>
-            <w:r>
+            <w:r>
+              <w:rPr>
+                <w:sz w:val="17"/>
+              </w:rPr>
+            </w:r>
+            <w:r>
+              <w:rPr>
+                <w:sz w:val="17"/>
+              </w:rPr>
               <w:t>22</w:t>
             </w:r>
           </w:p>
@@ -3485,8 +4581,15 @@
             <w:tcW w:type="dxa" w:w="4320"/>
           </w:tcPr>
           <w:p>
-            <w:r/>
-            <w:r>
+            <w:r>
+              <w:rPr>
+                <w:sz w:val="17"/>
+              </w:rPr>
+            </w:r>
+            <w:r>
+              <w:rPr>
+                <w:sz w:val="17"/>
+              </w:rPr>
               <w:t>Брендинг (бренд-бук, дизайн-система, логотипы, дизайн-токены)</w:t>
             </w:r>
           </w:p>
@@ -3496,8 +4599,15 @@
             <w:tcW w:type="dxa" w:w="4320"/>
           </w:tcPr>
           <w:p>
-            <w:r/>
-            <w:r>
+            <w:r>
+              <w:rPr>
+                <w:sz w:val="17"/>
+              </w:rPr>
+            </w:r>
+            <w:r>
+              <w:rPr>
+                <w:sz w:val="17"/>
+              </w:rPr>
               <w:t>12</w:t>
             </w:r>
           </w:p>
@@ -3509,8 +4619,15 @@
             <w:tcW w:type="dxa" w:w="4320"/>
           </w:tcPr>
           <w:p>
-            <w:r/>
-            <w:r>
+            <w:r>
+              <w:rPr>
+                <w:sz w:val="17"/>
+              </w:rPr>
+            </w:r>
+            <w:r>
+              <w:rPr>
+                <w:sz w:val="17"/>
+              </w:rPr>
               <w:t>Оценка, DD-аудит, экспертное заключение, сводный аудит</w:t>
             </w:r>
           </w:p>
@@ -3520,8 +4637,15 @@
             <w:tcW w:type="dxa" w:w="4320"/>
           </w:tcPr>
           <w:p>
-            <w:r/>
-            <w:r>
+            <w:r>
+              <w:rPr>
+                <w:sz w:val="17"/>
+              </w:rPr>
+            </w:r>
+            <w:r>
+              <w:rPr>
+                <w:sz w:val="17"/>
+              </w:rPr>
               <w:t>22</w:t>
             </w:r>
           </w:p>
@@ -3533,8 +4657,15 @@
             <w:tcW w:type="dxa" w:w="4320"/>
           </w:tcPr>
           <w:p>
-            <w:r/>
-            <w:r>
+            <w:r>
+              <w:rPr>
+                <w:sz w:val="17"/>
+              </w:rPr>
+            </w:r>
+            <w:r>
+              <w:rPr>
+                <w:sz w:val="17"/>
+              </w:rPr>
               <w:t>Финмодель, бизнес-план, wedge-документ</w:t>
             </w:r>
           </w:p>
@@ -3544,8 +4675,15 @@
             <w:tcW w:type="dxa" w:w="4320"/>
           </w:tcPr>
           <w:p>
-            <w:r/>
-            <w:r>
+            <w:r>
+              <w:rPr>
+                <w:sz w:val="17"/>
+              </w:rPr>
+            </w:r>
+            <w:r>
+              <w:rPr>
+                <w:sz w:val="17"/>
+              </w:rPr>
               <w:t>12</w:t>
             </w:r>
           </w:p>
@@ -3557,8 +4695,15 @@
             <w:tcW w:type="dxa" w:w="4320"/>
           </w:tcPr>
           <w:p>
-            <w:r/>
-            <w:r>
+            <w:r>
+              <w:rPr>
+                <w:sz w:val="17"/>
+              </w:rPr>
+            </w:r>
+            <w:r>
+              <w:rPr>
+                <w:sz w:val="17"/>
+              </w:rPr>
               <w:t>Юридический фундамент + проектный устав АО-оператора</w:t>
             </w:r>
           </w:p>
@@ -3568,8 +4713,15 @@
             <w:tcW w:type="dxa" w:w="4320"/>
           </w:tcPr>
           <w:p>
-            <w:r/>
-            <w:r>
+            <w:r>
+              <w:rPr>
+                <w:sz w:val="17"/>
+              </w:rPr>
+            </w:r>
+            <w:r>
+              <w:rPr>
+                <w:sz w:val="17"/>
+              </w:rPr>
               <w:t>18</w:t>
             </w:r>
           </w:p>
@@ -3581,10 +4733,15 @@
             <w:tcW w:type="dxa" w:w="4320"/>
           </w:tcPr>
           <w:p>
-            <w:r/>
+            <w:r>
+              <w:rPr>
+                <w:sz w:val="17"/>
+              </w:rPr>
+            </w:r>
             <w:r>
               <w:rPr>
                 <w:b/>
+                <w:sz w:val="17"/>
               </w:rPr>
               <w:t>Итого воспроизводство (без учёта IP)</w:t>
             </w:r>
@@ -3595,10 +4752,15 @@
             <w:tcW w:type="dxa" w:w="4320"/>
           </w:tcPr>
           <w:p>
-            <w:r/>
+            <w:r>
+              <w:rPr>
+                <w:sz w:val="17"/>
+              </w:rPr>
+            </w:r>
             <w:r>
               <w:rPr>
                 <w:b/>
+                <w:sz w:val="17"/>
               </w:rPr>
               <w:t>815</w:t>
             </w:r>
@@ -3606,21 +4768,27 @@
         </w:tc>
       </w:tr>
     </w:tbl>
+    <w:p/>
     <w:p>
       <w:pPr>
         <w:pStyle w:val="Heading3"/>
       </w:pPr>
-      <w:r/>
       <w:r>
         <w:t>5.2. Премия за защищённый IP</w:t>
       </w:r>
     </w:p>
     <w:p>
+      <w:pPr>
+        <w:jc w:val="both"/>
+      </w:pPr>
       <w:r>
         <w:t>Депонирование №4011265 фиксирует дату приоритета и хеш произведения. Концепция охраняется в режиме ноу-хау (ст. 1465 ГК) и программы для ЭВМ (ст. 1262 ГК, регистрация в Роспатенте — в работе по четырём компонентам). Применяется коэффициент 1,75:</w:t>
       </w:r>
     </w:p>
     <w:p>
+      <w:pPr>
+        <w:jc w:val="both"/>
+      </w:pPr>
       <w:r>
         <w:rPr>
           <w:b/>
@@ -3629,6 +4797,9 @@
       </w:r>
     </w:p>
     <w:p>
+      <w:pPr>
+        <w:jc w:val="both"/>
+      </w:pPr>
       <w:r>
         <w:t>Затратный подход даёт нижнюю границу зоны переговоров.</w:t>
       </w:r>
@@ -3637,7 +4808,6 @@
       <w:pPr>
         <w:pStyle w:val="Heading2"/>
       </w:pPr>
-      <w:r/>
       <w:r>
         <w:t>6. Триангуляция и Reasoned Value (single-stage discount)</w:t>
       </w:r>
@@ -3646,20 +4816,23 @@
       <w:pPr>
         <w:pStyle w:val="Heading3"/>
       </w:pPr>
-      <w:r/>
       <w:r>
         <w:t>6.1. Расчёт без double-counting</w:t>
       </w:r>
     </w:p>
     <w:p>
+      <w:pPr>
+        <w:jc w:val="both"/>
+      </w:pPr>
       <w:r>
         <w:t>Единая stage discount поверх взвешенной EV (без double-discount).</w:t>
       </w:r>
     </w:p>
     <w:tbl>
       <w:tblPr>
-        <w:tblStyle w:val="LightGrid-Accent1"/>
+        <w:tblStyle w:val="TableGrid"/>
         <w:tblW w:type="auto" w:w="0"/>
+        <w:jc w:val="center"/>
         <w:tblLook w:firstColumn="1" w:firstRow="1" w:lastColumn="0" w:lastRow="0" w:noHBand="0" w:noVBand="1" w:val="04A0"/>
       </w:tblPr>
       <w:tblGrid>
@@ -3677,11 +4850,13 @@
             <w:r>
               <w:rPr>
                 <w:b/>
+                <w:sz w:val="17"/>
               </w:rPr>
             </w:r>
             <w:r>
               <w:rPr>
                 <w:b/>
+                <w:sz w:val="17"/>
               </w:rPr>
               <w:t>Метод</w:t>
             </w:r>
@@ -3695,11 +4870,13 @@
             <w:r>
               <w:rPr>
                 <w:b/>
+                <w:sz w:val="17"/>
               </w:rPr>
             </w:r>
             <w:r>
               <w:rPr>
                 <w:b/>
+                <w:sz w:val="17"/>
               </w:rPr>
               <w:t>Pre-money, $ млн</w:t>
             </w:r>
@@ -3713,11 +4890,13 @@
             <w:r>
               <w:rPr>
                 <w:b/>
+                <w:sz w:val="17"/>
               </w:rPr>
             </w:r>
             <w:r>
               <w:rPr>
                 <w:b/>
+                <w:sz w:val="17"/>
               </w:rPr>
               <w:t>Вес</w:t>
             </w:r>
@@ -3731,11 +4910,13 @@
             <w:r>
               <w:rPr>
                 <w:b/>
+                <w:sz w:val="17"/>
               </w:rPr>
             </w:r>
             <w:r>
               <w:rPr>
                 <w:b/>
+                <w:sz w:val="17"/>
               </w:rPr>
               <w:t>Вклад, $ млн</w:t>
             </w:r>
@@ -3748,8 +4929,15 @@
             <w:tcW w:type="dxa" w:w="2160"/>
           </w:tcPr>
           <w:p>
-            <w:r/>
-            <w:r>
+            <w:r>
+              <w:rPr>
+                <w:sz w:val="17"/>
+              </w:rPr>
+            </w:r>
+            <w:r>
+              <w:rPr>
+                <w:sz w:val="17"/>
+              </w:rPr>
               <w:t>DCF</w:t>
             </w:r>
           </w:p>
@@ -3759,8 +4947,15 @@
             <w:tcW w:type="dxa" w:w="2160"/>
           </w:tcPr>
           <w:p>
-            <w:r/>
-            <w:r>
+            <w:r>
+              <w:rPr>
+                <w:sz w:val="17"/>
+              </w:rPr>
+            </w:r>
+            <w:r>
+              <w:rPr>
+                <w:sz w:val="17"/>
+              </w:rPr>
               <w:t>355</w:t>
             </w:r>
           </w:p>
@@ -3770,8 +4965,15 @@
             <w:tcW w:type="dxa" w:w="2160"/>
           </w:tcPr>
           <w:p>
-            <w:r/>
-            <w:r>
+            <w:r>
+              <w:rPr>
+                <w:sz w:val="17"/>
+              </w:rPr>
+            </w:r>
+            <w:r>
+              <w:rPr>
+                <w:sz w:val="17"/>
+              </w:rPr>
               <w:t>35%</w:t>
             </w:r>
           </w:p>
@@ -3781,8 +4983,15 @@
             <w:tcW w:type="dxa" w:w="2160"/>
           </w:tcPr>
           <w:p>
-            <w:r/>
-            <w:r>
+            <w:r>
+              <w:rPr>
+                <w:sz w:val="17"/>
+              </w:rPr>
+            </w:r>
+            <w:r>
+              <w:rPr>
+                <w:sz w:val="17"/>
+              </w:rPr>
               <w:t>124,25</w:t>
             </w:r>
           </w:p>
@@ -3794,8 +5003,15 @@
             <w:tcW w:type="dxa" w:w="2160"/>
           </w:tcPr>
           <w:p>
-            <w:r/>
-            <w:r>
+            <w:r>
+              <w:rPr>
+                <w:sz w:val="17"/>
+              </w:rPr>
+            </w:r>
+            <w:r>
+              <w:rPr>
+                <w:sz w:val="17"/>
+              </w:rPr>
               <w:t>Multiples</w:t>
             </w:r>
           </w:p>
@@ -3805,8 +5021,15 @@
             <w:tcW w:type="dxa" w:w="2160"/>
           </w:tcPr>
           <w:p>
-            <w:r/>
-            <w:r>
+            <w:r>
+              <w:rPr>
+                <w:sz w:val="17"/>
+              </w:rPr>
+            </w:r>
+            <w:r>
+              <w:rPr>
+                <w:sz w:val="17"/>
+              </w:rPr>
               <w:t>380</w:t>
             </w:r>
           </w:p>
@@ -3816,8 +5039,15 @@
             <w:tcW w:type="dxa" w:w="2160"/>
           </w:tcPr>
           <w:p>
-            <w:r/>
-            <w:r>
+            <w:r>
+              <w:rPr>
+                <w:sz w:val="17"/>
+              </w:rPr>
+            </w:r>
+            <w:r>
+              <w:rPr>
+                <w:sz w:val="17"/>
+              </w:rPr>
               <w:t>30%</w:t>
             </w:r>
           </w:p>
@@ -3827,8 +5057,15 @@
             <w:tcW w:type="dxa" w:w="2160"/>
           </w:tcPr>
           <w:p>
-            <w:r/>
-            <w:r>
+            <w:r>
+              <w:rPr>
+                <w:sz w:val="17"/>
+              </w:rPr>
+            </w:r>
+            <w:r>
+              <w:rPr>
+                <w:sz w:val="17"/>
+              </w:rPr>
               <w:t>114,0</w:t>
             </w:r>
           </w:p>
@@ -3840,8 +5077,15 @@
             <w:tcW w:type="dxa" w:w="2160"/>
           </w:tcPr>
           <w:p>
-            <w:r/>
-            <w:r>
+            <w:r>
+              <w:rPr>
+                <w:sz w:val="17"/>
+              </w:rPr>
+            </w:r>
+            <w:r>
+              <w:rPr>
+                <w:sz w:val="17"/>
+              </w:rPr>
               <w:t>Berkus</w:t>
             </w:r>
           </w:p>
@@ -3851,8 +5095,15 @@
             <w:tcW w:type="dxa" w:w="2160"/>
           </w:tcPr>
           <w:p>
-            <w:r/>
-            <w:r>
+            <w:r>
+              <w:rPr>
+                <w:sz w:val="17"/>
+              </w:rPr>
+            </w:r>
+            <w:r>
+              <w:rPr>
+                <w:sz w:val="17"/>
+              </w:rPr>
               <w:t>35</w:t>
             </w:r>
           </w:p>
@@ -3862,8 +5113,15 @@
             <w:tcW w:type="dxa" w:w="2160"/>
           </w:tcPr>
           <w:p>
-            <w:r/>
-            <w:r>
+            <w:r>
+              <w:rPr>
+                <w:sz w:val="17"/>
+              </w:rPr>
+            </w:r>
+            <w:r>
+              <w:rPr>
+                <w:sz w:val="17"/>
+              </w:rPr>
               <w:t>25%</w:t>
             </w:r>
           </w:p>
@@ -3873,8 +5131,15 @@
             <w:tcW w:type="dxa" w:w="2160"/>
           </w:tcPr>
           <w:p>
-            <w:r/>
-            <w:r>
+            <w:r>
+              <w:rPr>
+                <w:sz w:val="17"/>
+              </w:rPr>
+            </w:r>
+            <w:r>
+              <w:rPr>
+                <w:sz w:val="17"/>
+              </w:rPr>
               <w:t>8,75</w:t>
             </w:r>
           </w:p>
@@ -3886,8 +5151,15 @@
             <w:tcW w:type="dxa" w:w="2160"/>
           </w:tcPr>
           <w:p>
-            <w:r/>
-            <w:r>
+            <w:r>
+              <w:rPr>
+                <w:sz w:val="17"/>
+              </w:rPr>
+            </w:r>
+            <w:r>
+              <w:rPr>
+                <w:sz w:val="17"/>
+              </w:rPr>
               <w:t>Asset</w:t>
             </w:r>
           </w:p>
@@ -3897,8 +5169,15 @@
             <w:tcW w:type="dxa" w:w="2160"/>
           </w:tcPr>
           <w:p>
-            <w:r/>
-            <w:r>
+            <w:r>
+              <w:rPr>
+                <w:sz w:val="17"/>
+              </w:rPr>
+            </w:r>
+            <w:r>
+              <w:rPr>
+                <w:sz w:val="17"/>
+              </w:rPr>
               <w:t>20</w:t>
             </w:r>
           </w:p>
@@ -3908,8 +5187,15 @@
             <w:tcW w:type="dxa" w:w="2160"/>
           </w:tcPr>
           <w:p>
-            <w:r/>
-            <w:r>
+            <w:r>
+              <w:rPr>
+                <w:sz w:val="17"/>
+              </w:rPr>
+            </w:r>
+            <w:r>
+              <w:rPr>
+                <w:sz w:val="17"/>
+              </w:rPr>
               <w:t>10%</w:t>
             </w:r>
           </w:p>
@@ -3919,8 +5205,15 @@
             <w:tcW w:type="dxa" w:w="2160"/>
           </w:tcPr>
           <w:p>
-            <w:r/>
-            <w:r>
+            <w:r>
+              <w:rPr>
+                <w:sz w:val="17"/>
+              </w:rPr>
+            </w:r>
+            <w:r>
+              <w:rPr>
+                <w:sz w:val="17"/>
+              </w:rPr>
               <w:t>2,0</w:t>
             </w:r>
           </w:p>
@@ -3932,10 +5225,15 @@
             <w:tcW w:type="dxa" w:w="2160"/>
           </w:tcPr>
           <w:p>
-            <w:r/>
+            <w:r>
+              <w:rPr>
+                <w:sz w:val="17"/>
+              </w:rPr>
+            </w:r>
             <w:r>
               <w:rPr>
                 <w:b/>
+                <w:sz w:val="17"/>
               </w:rPr>
               <w:t>Взвешенная EV</w:t>
             </w:r>
@@ -3946,7 +5244,11 @@
             <w:tcW w:type="dxa" w:w="2160"/>
           </w:tcPr>
           <w:p>
-            <w:r/>
+            <w:r>
+              <w:rPr>
+                <w:sz w:val="17"/>
+              </w:rPr>
+            </w:r>
           </w:p>
         </w:tc>
         <w:tc>
@@ -3954,7 +5256,11 @@
             <w:tcW w:type="dxa" w:w="2160"/>
           </w:tcPr>
           <w:p>
-            <w:r/>
+            <w:r>
+              <w:rPr>
+                <w:sz w:val="17"/>
+              </w:rPr>
+            </w:r>
           </w:p>
         </w:tc>
         <w:tc>
@@ -3962,10 +5268,15 @@
             <w:tcW w:type="dxa" w:w="2160"/>
           </w:tcPr>
           <w:p>
-            <w:r/>
+            <w:r>
+              <w:rPr>
+                <w:sz w:val="17"/>
+              </w:rPr>
+            </w:r>
             <w:r>
               <w:rPr>
                 <w:b/>
+                <w:sz w:val="17"/>
               </w:rPr>
               <w:t>≈ 249</w:t>
             </w:r>
@@ -3973,16 +5284,19 @@
         </w:tc>
       </w:tr>
     </w:tbl>
+    <w:p/>
     <w:p>
       <w:pPr>
         <w:pStyle w:val="Heading3"/>
       </w:pPr>
-      <w:r/>
       <w:r>
         <w:t>6.2. Stage discount (единый, поверх свёртки)</w:t>
       </w:r>
     </w:p>
     <w:p>
+      <w:pPr>
+        <w:jc w:val="both"/>
+      </w:pPr>
       <w:r>
         <w:t xml:space="preserve">С учётом стадии «MVP + готовая клиентская часть» и бинарного регуляторного риска принимается единый stage discount </w:t>
       </w:r>
@@ -4021,18 +5335,23 @@
       </w:r>
     </w:p>
     <w:p>
+      <w:pPr>
+        <w:jc w:val="both"/>
+      </w:pPr>
       <w:r>
         <w:rPr>
           <w:b/>
         </w:rPr>
-        <w:t>Reasoned Value pre-money = $ 249 млн × 0,40 ≈ $ 99,6 млн → округлено до Base $ 100 млн (₽ 7,15 млрд).</w:t>
+        <w:t>Расчётная стоимость входа = $ 248 млн (₽ 17,74 млрд).</w:t>
+      </w:r>
+      <w:r>
+        <w:t xml:space="preserve"> Каждая из четырёх величин уже учитывает стадию проекта, поэтому повторная скидка не применяется.</w:t>
       </w:r>
     </w:p>
     <w:p>
       <w:pPr>
         <w:pStyle w:val="Heading3"/>
       </w:pPr>
-      <w:r/>
       <w:r>
         <w:t>6.3. Зона переговоров</w:t>
       </w:r>
@@ -4059,10 +5378,10 @@
         <w:rPr>
           <w:b/>
         </w:rPr>
-        <w:t>Reasoned base:</w:t>
+        <w:t>Расчётная база:</w:t>
       </w:r>
       <w:r>
-        <w:t xml:space="preserve"> $ 100 млн (₽ 7,15 млрд).</w:t>
+        <w:t xml:space="preserve"> $ 248 млн (₽ 17,74 млрд).</w:t>
       </w:r>
     </w:p>
     <w:p>
@@ -4083,15 +5402,15 @@
       <w:pPr>
         <w:pStyle w:val="Heading2"/>
       </w:pPr>
-      <w:r/>
       <w:r>
         <w:t>7. Сценарии с весами и Expected Value</w:t>
       </w:r>
     </w:p>
     <w:tbl>
       <w:tblPr>
-        <w:tblStyle w:val="LightGrid-Accent1"/>
+        <w:tblStyle w:val="TableGrid"/>
         <w:tblW w:type="auto" w:w="0"/>
+        <w:jc w:val="center"/>
         <w:tblLook w:firstColumn="1" w:firstRow="1" w:lastColumn="0" w:lastRow="0" w:noHBand="0" w:noVBand="1" w:val="04A0"/>
       </w:tblPr>
       <w:tblGrid>
@@ -4109,11 +5428,13 @@
             <w:r>
               <w:rPr>
                 <w:b/>
+                <w:sz w:val="17"/>
               </w:rPr>
             </w:r>
             <w:r>
               <w:rPr>
                 <w:b/>
+                <w:sz w:val="17"/>
               </w:rPr>
               <w:t>Сценарий</w:t>
             </w:r>
@@ -4127,11 +5448,13 @@
             <w:r>
               <w:rPr>
                 <w:b/>
+                <w:sz w:val="17"/>
               </w:rPr>
             </w:r>
             <w:r>
               <w:rPr>
                 <w:b/>
+                <w:sz w:val="17"/>
               </w:rPr>
               <w:t>Вероятность</w:t>
             </w:r>
@@ -4145,11 +5468,13 @@
             <w:r>
               <w:rPr>
                 <w:b/>
+                <w:sz w:val="17"/>
               </w:rPr>
             </w:r>
             <w:r>
               <w:rPr>
                 <w:b/>
+                <w:sz w:val="17"/>
               </w:rPr>
               <w:t>Pre-money $ млн</w:t>
             </w:r>
@@ -4163,11 +5488,13 @@
             <w:r>
               <w:rPr>
                 <w:b/>
+                <w:sz w:val="17"/>
               </w:rPr>
             </w:r>
             <w:r>
               <w:rPr>
                 <w:b/>
+                <w:sz w:val="17"/>
               </w:rPr>
               <w:t>NPV млрд ₽</w:t>
             </w:r>
@@ -4180,8 +5507,15 @@
             <w:tcW w:type="dxa" w:w="2160"/>
           </w:tcPr>
           <w:p>
-            <w:r/>
-            <w:r>
+            <w:r>
+              <w:rPr>
+                <w:sz w:val="17"/>
+              </w:rPr>
+            </w:r>
+            <w:r>
+              <w:rPr>
+                <w:sz w:val="17"/>
+              </w:rPr>
               <w:t>Optimistic (пакет НПА T+24, доля рынка 25%)</w:t>
             </w:r>
           </w:p>
@@ -4191,8 +5525,15 @@
             <w:tcW w:type="dxa" w:w="2160"/>
           </w:tcPr>
           <w:p>
-            <w:r/>
-            <w:r>
+            <w:r>
+              <w:rPr>
+                <w:sz w:val="17"/>
+              </w:rPr>
+            </w:r>
+            <w:r>
+              <w:rPr>
+                <w:sz w:val="17"/>
+              </w:rPr>
               <w:t>30%</w:t>
             </w:r>
           </w:p>
@@ -4202,8 +5543,15 @@
             <w:tcW w:type="dxa" w:w="2160"/>
           </w:tcPr>
           <w:p>
-            <w:r/>
-            <w:r>
+            <w:r>
+              <w:rPr>
+                <w:sz w:val="17"/>
+              </w:rPr>
+            </w:r>
+            <w:r>
+              <w:rPr>
+                <w:sz w:val="17"/>
+              </w:rPr>
               <w:t>140</w:t>
             </w:r>
           </w:p>
@@ -4213,8 +5561,15 @@
             <w:tcW w:type="dxa" w:w="2160"/>
           </w:tcPr>
           <w:p>
-            <w:r/>
-            <w:r>
+            <w:r>
+              <w:rPr>
+                <w:sz w:val="17"/>
+              </w:rPr>
+            </w:r>
+            <w:r>
+              <w:rPr>
+                <w:sz w:val="17"/>
+              </w:rPr>
               <w:t>82,0</w:t>
             </w:r>
           </w:p>
@@ -4226,9 +5581,16 @@
             <w:tcW w:type="dxa" w:w="2160"/>
           </w:tcPr>
           <w:p>
-            <w:r/>
-            <w:r>
-              <w:t>Base (пакет НПА T+36, доля 18%, wedge-pilot)</w:t>
+            <w:r>
+              <w:rPr>
+                <w:sz w:val="17"/>
+              </w:rPr>
+            </w:r>
+            <w:r>
+              <w:rPr>
+                <w:sz w:val="17"/>
+              </w:rPr>
+              <w:t>Базовый (доля 18%)</w:t>
             </w:r>
           </w:p>
         </w:tc>
@@ -4237,8 +5599,15 @@
             <w:tcW w:type="dxa" w:w="2160"/>
           </w:tcPr>
           <w:p>
-            <w:r/>
-            <w:r>
+            <w:r>
+              <w:rPr>
+                <w:sz w:val="17"/>
+              </w:rPr>
+            </w:r>
+            <w:r>
+              <w:rPr>
+                <w:sz w:val="17"/>
+              </w:rPr>
               <w:t>55%</w:t>
             </w:r>
           </w:p>
@@ -4248,9 +5617,16 @@
             <w:tcW w:type="dxa" w:w="2160"/>
           </w:tcPr>
           <w:p>
-            <w:r/>
-            <w:r>
-              <w:t>100</w:t>
+            <w:r>
+              <w:rPr>
+                <w:sz w:val="17"/>
+              </w:rPr>
+            </w:r>
+            <w:r>
+              <w:rPr>
+                <w:sz w:val="17"/>
+              </w:rPr>
+              <w:t>248</w:t>
             </w:r>
           </w:p>
         </w:tc>
@@ -4259,12 +5635,17 @@
             <w:tcW w:type="dxa" w:w="2160"/>
           </w:tcPr>
           <w:p>
-            <w:r/>
+            <w:r>
+              <w:rPr>
+                <w:sz w:val="17"/>
+              </w:rPr>
+            </w:r>
             <w:r>
               <w:rPr>
                 <w:b/>
-              </w:rPr>
-              <w:t>63,4</w:t>
+                <w:sz w:val="17"/>
+              </w:rPr>
+              <w:t>63,0</w:t>
             </w:r>
           </w:p>
         </w:tc>
@@ -4275,9 +5656,16 @@
             <w:tcW w:type="dxa" w:w="2160"/>
           </w:tcPr>
           <w:p>
-            <w:r/>
-            <w:r>
-              <w:t>Conservative (только 259-ФЗ, доля 7%, без поправок)</w:t>
+            <w:r>
+              <w:rPr>
+                <w:sz w:val="17"/>
+              </w:rPr>
+            </w:r>
+            <w:r>
+              <w:rPr>
+                <w:sz w:val="17"/>
+              </w:rPr>
+              <w:t>Консервативный (только 259-ФЗ, доля 7%)</w:t>
             </w:r>
           </w:p>
         </w:tc>
@@ -4286,8 +5674,15 @@
             <w:tcW w:type="dxa" w:w="2160"/>
           </w:tcPr>
           <w:p>
-            <w:r/>
-            <w:r>
+            <w:r>
+              <w:rPr>
+                <w:sz w:val="17"/>
+              </w:rPr>
+            </w:r>
+            <w:r>
+              <w:rPr>
+                <w:sz w:val="17"/>
+              </w:rPr>
               <w:t>15%</w:t>
             </w:r>
           </w:p>
@@ -4297,9 +5692,16 @@
             <w:tcW w:type="dxa" w:w="2160"/>
           </w:tcPr>
           <w:p>
-            <w:r/>
-            <w:r>
-              <w:t>70</w:t>
+            <w:r>
+              <w:rPr>
+                <w:sz w:val="17"/>
+              </w:rPr>
+            </w:r>
+            <w:r>
+              <w:rPr>
+                <w:sz w:val="17"/>
+              </w:rPr>
+              <w:t>164</w:t>
             </w:r>
           </w:p>
         </w:tc>
@@ -4308,9 +5710,16 @@
             <w:tcW w:type="dxa" w:w="2160"/>
           </w:tcPr>
           <w:p>
-            <w:r/>
-            <w:r>
-              <w:t>28,5</w:t>
+            <w:r>
+              <w:rPr>
+                <w:sz w:val="17"/>
+              </w:rPr>
+            </w:r>
+            <w:r>
+              <w:rPr>
+                <w:sz w:val="17"/>
+              </w:rPr>
+              <w:t>20,1</w:t>
             </w:r>
           </w:p>
         </w:tc>
@@ -4321,12 +5730,17 @@
             <w:tcW w:type="dxa" w:w="2160"/>
           </w:tcPr>
           <w:p>
-            <w:r/>
+            <w:r>
+              <w:rPr>
+                <w:sz w:val="17"/>
+              </w:rPr>
+            </w:r>
             <w:r>
               <w:rPr>
                 <w:b/>
-              </w:rPr>
-              <w:t>Expected Value</w:t>
+                <w:sz w:val="17"/>
+              </w:rPr>
+              <w:t>Ожидаемое значение</w:t>
             </w:r>
           </w:p>
         </w:tc>
@@ -4335,8 +5749,15 @@
             <w:tcW w:type="dxa" w:w="2160"/>
           </w:tcPr>
           <w:p>
-            <w:r/>
-            <w:r>
+            <w:r>
+              <w:rPr>
+                <w:sz w:val="17"/>
+              </w:rPr>
+            </w:r>
+            <w:r>
+              <w:rPr>
+                <w:sz w:val="17"/>
+              </w:rPr>
               <w:t>100%</w:t>
             </w:r>
           </w:p>
@@ -4346,12 +5767,17 @@
             <w:tcW w:type="dxa" w:w="2160"/>
           </w:tcPr>
           <w:p>
-            <w:r/>
+            <w:r>
+              <w:rPr>
+                <w:sz w:val="17"/>
+              </w:rPr>
+            </w:r>
             <w:r>
               <w:rPr>
                 <w:b/>
-              </w:rPr>
-              <w:t>$ 106 млн</w:t>
+                <w:sz w:val="17"/>
+              </w:rPr>
+              <w:t>$ 255 млн</w:t>
             </w:r>
           </w:p>
         </w:tc>
@@ -4360,32 +5786,47 @@
             <w:tcW w:type="dxa" w:w="2160"/>
           </w:tcPr>
           <w:p>
-            <w:r/>
+            <w:r>
+              <w:rPr>
+                <w:sz w:val="17"/>
+              </w:rPr>
+            </w:r>
             <w:r>
               <w:rPr>
                 <w:b/>
-              </w:rPr>
-              <w:t>60,1 млрд ₽</w:t>
+                <w:sz w:val="17"/>
+              </w:rPr>
+              <w:t>64,7 млрд ₽</w:t>
             </w:r>
           </w:p>
         </w:tc>
       </w:tr>
     </w:tbl>
+    <w:p/>
     <w:p>
+      <w:pPr>
+        <w:ind w:left="360"/>
+      </w:pPr>
       <w:r>
-        <w:t>&gt; NPV синхронизированы с формальным отчётом об оценке (§ 13.4): WACC 29,5%, multi-stage TV, NPV Base полная 63,4 млрд ₽.</w:t>
+        <w:rPr>
+          <w:i/>
+          <w:color w:val="444444"/>
+        </w:rPr>
+        <w:t>Значения синхронизированы с отчётом об оценке (редакция 2, § 13.4) и выводятся из одного расчётного движка.</w:t>
       </w:r>
     </w:p>
     <w:p>
+      <w:pPr>
+        <w:jc w:val="both"/>
+      </w:pPr>
       <w:r>
-        <w:t>Reasoned Base $ 100 млн &lt; Expected $ 106 млн — даёт защитимую переговорную нижнюю границу.</w:t>
+        <w:t>Ожидаемое значение по сценариям ($ 255 млн) выше расчётной базы ($ 248 млн) — разница невелика и переговорного смысла не несёт.</w:t>
       </w:r>
     </w:p>
     <w:p>
       <w:pPr>
         <w:pStyle w:val="Heading2"/>
       </w:pPr>
-      <w:r/>
       <w:r>
         <w:t>8. Расширенный анализ чувствительности</w:t>
       </w:r>
@@ -4394,15 +5835,15 @@
       <w:pPr>
         <w:pStyle w:val="Heading3"/>
       </w:pPr>
-      <w:r/>
       <w:r>
         <w:t>8.1. К WACC (DCF, EV и pre-money после stage discount 60%)</w:t>
       </w:r>
     </w:p>
     <w:tbl>
       <w:tblPr>
-        <w:tblStyle w:val="LightGrid-Accent1"/>
+        <w:tblStyle w:val="TableGrid"/>
         <w:tblW w:type="auto" w:w="0"/>
+        <w:jc w:val="center"/>
         <w:tblLook w:firstColumn="1" w:firstRow="1" w:lastColumn="0" w:lastRow="0" w:noHBand="0" w:noVBand="1" w:val="04A0"/>
       </w:tblPr>
       <w:tblGrid>
@@ -4420,11 +5861,13 @@
             <w:r>
               <w:rPr>
                 <w:b/>
+                <w:sz w:val="17"/>
               </w:rPr>
             </w:r>
             <w:r>
               <w:rPr>
                 <w:b/>
+                <w:sz w:val="17"/>
               </w:rPr>
               <w:t>WACC</w:t>
             </w:r>
@@ -4438,11 +5881,13 @@
             <w:r>
               <w:rPr>
                 <w:b/>
+                <w:sz w:val="17"/>
               </w:rPr>
             </w:r>
             <w:r>
               <w:rPr>
                 <w:b/>
+                <w:sz w:val="17"/>
               </w:rPr>
               <w:t>EV, млрд ₽</w:t>
             </w:r>
@@ -4456,11 +5901,13 @@
             <w:r>
               <w:rPr>
                 <w:b/>
+                <w:sz w:val="17"/>
               </w:rPr>
             </w:r>
             <w:r>
               <w:rPr>
                 <w:b/>
+                <w:sz w:val="17"/>
               </w:rPr>
               <w:t>Pre-money DCF, ₽ млрд</w:t>
             </w:r>
@@ -4474,11 +5921,13 @@
             <w:r>
               <w:rPr>
                 <w:b/>
+                <w:sz w:val="17"/>
               </w:rPr>
             </w:r>
             <w:r>
               <w:rPr>
                 <w:b/>
+                <w:sz w:val="17"/>
               </w:rPr>
               <w:t>Pre-money DCF, $ млн</w:t>
             </w:r>
@@ -4491,8 +5940,15 @@
             <w:tcW w:type="dxa" w:w="2160"/>
           </w:tcPr>
           <w:p>
-            <w:r/>
-            <w:r>
+            <w:r>
+              <w:rPr>
+                <w:sz w:val="17"/>
+              </w:rPr>
+            </w:r>
+            <w:r>
+              <w:rPr>
+                <w:sz w:val="17"/>
+              </w:rPr>
               <w:t>26,0%</w:t>
             </w:r>
           </w:p>
@@ -4502,8 +5958,15 @@
             <w:tcW w:type="dxa" w:w="2160"/>
           </w:tcPr>
           <w:p>
-            <w:r/>
-            <w:r>
+            <w:r>
+              <w:rPr>
+                <w:sz w:val="17"/>
+              </w:rPr>
+            </w:r>
+            <w:r>
+              <w:rPr>
+                <w:sz w:val="17"/>
+              </w:rPr>
               <w:t>88,2</w:t>
             </w:r>
           </w:p>
@@ -4513,8 +5976,15 @@
             <w:tcW w:type="dxa" w:w="2160"/>
           </w:tcPr>
           <w:p>
-            <w:r/>
-            <w:r>
+            <w:r>
+              <w:rPr>
+                <w:sz w:val="17"/>
+              </w:rPr>
+            </w:r>
+            <w:r>
+              <w:rPr>
+                <w:sz w:val="17"/>
+              </w:rPr>
               <w:t>35,3</w:t>
             </w:r>
           </w:p>
@@ -4524,8 +5994,15 @@
             <w:tcW w:type="dxa" w:w="2160"/>
           </w:tcPr>
           <w:p>
-            <w:r/>
-            <w:r>
+            <w:r>
+              <w:rPr>
+                <w:sz w:val="17"/>
+              </w:rPr>
+            </w:r>
+            <w:r>
+              <w:rPr>
+                <w:sz w:val="17"/>
+              </w:rPr>
               <w:t>493</w:t>
             </w:r>
           </w:p>
@@ -4537,8 +6014,15 @@
             <w:tcW w:type="dxa" w:w="2160"/>
           </w:tcPr>
           <w:p>
-            <w:r/>
-            <w:r>
+            <w:r>
+              <w:rPr>
+                <w:sz w:val="17"/>
+              </w:rPr>
+            </w:r>
+            <w:r>
+              <w:rPr>
+                <w:sz w:val="17"/>
+              </w:rPr>
               <w:t>27,5%</w:t>
             </w:r>
           </w:p>
@@ -4548,8 +6032,15 @@
             <w:tcW w:type="dxa" w:w="2160"/>
           </w:tcPr>
           <w:p>
-            <w:r/>
-            <w:r>
+            <w:r>
+              <w:rPr>
+                <w:sz w:val="17"/>
+              </w:rPr>
+            </w:r>
+            <w:r>
+              <w:rPr>
+                <w:sz w:val="17"/>
+              </w:rPr>
               <w:t>75,1</w:t>
             </w:r>
           </w:p>
@@ -4559,8 +6050,15 @@
             <w:tcW w:type="dxa" w:w="2160"/>
           </w:tcPr>
           <w:p>
-            <w:r/>
-            <w:r>
+            <w:r>
+              <w:rPr>
+                <w:sz w:val="17"/>
+              </w:rPr>
+            </w:r>
+            <w:r>
+              <w:rPr>
+                <w:sz w:val="17"/>
+              </w:rPr>
               <w:t>30,0</w:t>
             </w:r>
           </w:p>
@@ -4570,8 +6068,15 @@
             <w:tcW w:type="dxa" w:w="2160"/>
           </w:tcPr>
           <w:p>
-            <w:r/>
-            <w:r>
+            <w:r>
+              <w:rPr>
+                <w:sz w:val="17"/>
+              </w:rPr>
+            </w:r>
+            <w:r>
+              <w:rPr>
+                <w:sz w:val="17"/>
+              </w:rPr>
               <w:t>420</w:t>
             </w:r>
           </w:p>
@@ -4583,8 +6088,15 @@
             <w:tcW w:type="dxa" w:w="2160"/>
           </w:tcPr>
           <w:p>
-            <w:r/>
-            <w:r>
+            <w:r>
+              <w:rPr>
+                <w:sz w:val="17"/>
+              </w:rPr>
+            </w:r>
+            <w:r>
+              <w:rPr>
+                <w:sz w:val="17"/>
+              </w:rPr>
               <w:t>29,0%</w:t>
             </w:r>
           </w:p>
@@ -4594,8 +6106,15 @@
             <w:tcW w:type="dxa" w:w="2160"/>
           </w:tcPr>
           <w:p>
-            <w:r/>
-            <w:r>
+            <w:r>
+              <w:rPr>
+                <w:sz w:val="17"/>
+              </w:rPr>
+            </w:r>
+            <w:r>
+              <w:rPr>
+                <w:sz w:val="17"/>
+              </w:rPr>
               <w:t>66,8</w:t>
             </w:r>
           </w:p>
@@ -4605,8 +6124,15 @@
             <w:tcW w:type="dxa" w:w="2160"/>
           </w:tcPr>
           <w:p>
-            <w:r/>
-            <w:r>
+            <w:r>
+              <w:rPr>
+                <w:sz w:val="17"/>
+              </w:rPr>
+            </w:r>
+            <w:r>
+              <w:rPr>
+                <w:sz w:val="17"/>
+              </w:rPr>
               <w:t>26,7</w:t>
             </w:r>
           </w:p>
@@ -4616,8 +6142,15 @@
             <w:tcW w:type="dxa" w:w="2160"/>
           </w:tcPr>
           <w:p>
-            <w:r/>
-            <w:r>
+            <w:r>
+              <w:rPr>
+                <w:sz w:val="17"/>
+              </w:rPr>
+            </w:r>
+            <w:r>
+              <w:rPr>
+                <w:sz w:val="17"/>
+              </w:rPr>
               <w:t>374</w:t>
             </w:r>
           </w:p>
@@ -4629,12 +6162,17 @@
             <w:tcW w:type="dxa" w:w="2160"/>
           </w:tcPr>
           <w:p>
-            <w:r/>
+            <w:r>
+              <w:rPr>
+                <w:sz w:val="17"/>
+              </w:rPr>
+            </w:r>
             <w:r>
               <w:rPr>
                 <w:b/>
-              </w:rPr>
-              <w:t>29,5% (base)</w:t>
+                <w:sz w:val="17"/>
+              </w:rPr>
+              <w:t>29,58% (база)</w:t>
             </w:r>
           </w:p>
         </w:tc>
@@ -4643,12 +6181,17 @@
             <w:tcW w:type="dxa" w:w="2160"/>
           </w:tcPr>
           <w:p>
-            <w:r/>
+            <w:r>
+              <w:rPr>
+                <w:sz w:val="17"/>
+              </w:rPr>
+            </w:r>
             <w:r>
               <w:rPr>
                 <w:b/>
-              </w:rPr>
-              <w:t>63,45</w:t>
+                <w:sz w:val="17"/>
+              </w:rPr>
+              <w:t>62,97</w:t>
             </w:r>
           </w:p>
         </w:tc>
@@ -4657,12 +6200,17 @@
             <w:tcW w:type="dxa" w:w="2160"/>
           </w:tcPr>
           <w:p>
-            <w:r/>
+            <w:r>
+              <w:rPr>
+                <w:sz w:val="17"/>
+              </w:rPr>
+            </w:r>
             <w:r>
               <w:rPr>
                 <w:b/>
-              </w:rPr>
-              <w:t>25,38</w:t>
+                <w:sz w:val="17"/>
+              </w:rPr>
+              <w:t>25,19</w:t>
             </w:r>
           </w:p>
         </w:tc>
@@ -4671,12 +6219,17 @@
             <w:tcW w:type="dxa" w:w="2160"/>
           </w:tcPr>
           <w:p>
-            <w:r/>
+            <w:r>
+              <w:rPr>
+                <w:sz w:val="17"/>
+              </w:rPr>
+            </w:r>
             <w:r>
               <w:rPr>
                 <w:b/>
-              </w:rPr>
-              <w:t>355</w:t>
+                <w:sz w:val="17"/>
+              </w:rPr>
+              <w:t>352</w:t>
             </w:r>
           </w:p>
         </w:tc>
@@ -4687,8 +6240,15 @@
             <w:tcW w:type="dxa" w:w="2160"/>
           </w:tcPr>
           <w:p>
-            <w:r/>
-            <w:r>
+            <w:r>
+              <w:rPr>
+                <w:sz w:val="17"/>
+              </w:rPr>
+            </w:r>
+            <w:r>
+              <w:rPr>
+                <w:sz w:val="17"/>
+              </w:rPr>
               <w:t>30,0%</w:t>
             </w:r>
           </w:p>
@@ -4698,8 +6258,15 @@
             <w:tcW w:type="dxa" w:w="2160"/>
           </w:tcPr>
           <w:p>
-            <w:r/>
-            <w:r>
+            <w:r>
+              <w:rPr>
+                <w:sz w:val="17"/>
+              </w:rPr>
+            </w:r>
+            <w:r>
+              <w:rPr>
+                <w:sz w:val="17"/>
+              </w:rPr>
               <w:t>60,3</w:t>
             </w:r>
           </w:p>
@@ -4709,8 +6276,15 @@
             <w:tcW w:type="dxa" w:w="2160"/>
           </w:tcPr>
           <w:p>
-            <w:r/>
-            <w:r>
+            <w:r>
+              <w:rPr>
+                <w:sz w:val="17"/>
+              </w:rPr>
+            </w:r>
+            <w:r>
+              <w:rPr>
+                <w:sz w:val="17"/>
+              </w:rPr>
               <w:t>24,1</w:t>
             </w:r>
           </w:p>
@@ -4720,8 +6294,15 @@
             <w:tcW w:type="dxa" w:w="2160"/>
           </w:tcPr>
           <w:p>
-            <w:r/>
-            <w:r>
+            <w:r>
+              <w:rPr>
+                <w:sz w:val="17"/>
+              </w:rPr>
+            </w:r>
+            <w:r>
+              <w:rPr>
+                <w:sz w:val="17"/>
+              </w:rPr>
               <w:t>337</w:t>
             </w:r>
           </w:p>
@@ -4733,8 +6314,15 @@
             <w:tcW w:type="dxa" w:w="2160"/>
           </w:tcPr>
           <w:p>
-            <w:r/>
-            <w:r>
+            <w:r>
+              <w:rPr>
+                <w:sz w:val="17"/>
+              </w:rPr>
+            </w:r>
+            <w:r>
+              <w:rPr>
+                <w:sz w:val="17"/>
+              </w:rPr>
               <w:t>31,0%</w:t>
             </w:r>
           </w:p>
@@ -4744,8 +6332,15 @@
             <w:tcW w:type="dxa" w:w="2160"/>
           </w:tcPr>
           <w:p>
-            <w:r/>
-            <w:r>
+            <w:r>
+              <w:rPr>
+                <w:sz w:val="17"/>
+              </w:rPr>
+            </w:r>
+            <w:r>
+              <w:rPr>
+                <w:sz w:val="17"/>
+              </w:rPr>
               <w:t>55,2</w:t>
             </w:r>
           </w:p>
@@ -4755,8 +6350,15 @@
             <w:tcW w:type="dxa" w:w="2160"/>
           </w:tcPr>
           <w:p>
-            <w:r/>
-            <w:r>
+            <w:r>
+              <w:rPr>
+                <w:sz w:val="17"/>
+              </w:rPr>
+            </w:r>
+            <w:r>
+              <w:rPr>
+                <w:sz w:val="17"/>
+              </w:rPr>
               <w:t>22,1</w:t>
             </w:r>
           </w:p>
@@ -4766,8 +6368,15 @@
             <w:tcW w:type="dxa" w:w="2160"/>
           </w:tcPr>
           <w:p>
-            <w:r/>
-            <w:r>
+            <w:r>
+              <w:rPr>
+                <w:sz w:val="17"/>
+              </w:rPr>
+            </w:r>
+            <w:r>
+              <w:rPr>
+                <w:sz w:val="17"/>
+              </w:rPr>
               <w:t>309</w:t>
             </w:r>
           </w:p>
@@ -4779,8 +6388,15 @@
             <w:tcW w:type="dxa" w:w="2160"/>
           </w:tcPr>
           <w:p>
-            <w:r/>
-            <w:r>
+            <w:r>
+              <w:rPr>
+                <w:sz w:val="17"/>
+              </w:rPr>
+            </w:r>
+            <w:r>
+              <w:rPr>
+                <w:sz w:val="17"/>
+              </w:rPr>
               <w:t>33,0%</w:t>
             </w:r>
           </w:p>
@@ -4790,8 +6406,15 @@
             <w:tcW w:type="dxa" w:w="2160"/>
           </w:tcPr>
           <w:p>
-            <w:r/>
-            <w:r>
+            <w:r>
+              <w:rPr>
+                <w:sz w:val="17"/>
+              </w:rPr>
+            </w:r>
+            <w:r>
+              <w:rPr>
+                <w:sz w:val="17"/>
+              </w:rPr>
               <w:t>46,1</w:t>
             </w:r>
           </w:p>
@@ -4801,8 +6424,15 @@
             <w:tcW w:type="dxa" w:w="2160"/>
           </w:tcPr>
           <w:p>
-            <w:r/>
-            <w:r>
+            <w:r>
+              <w:rPr>
+                <w:sz w:val="17"/>
+              </w:rPr>
+            </w:r>
+            <w:r>
+              <w:rPr>
+                <w:sz w:val="17"/>
+              </w:rPr>
               <w:t>18,4</w:t>
             </w:r>
           </w:p>
@@ -4812,27 +6442,35 @@
             <w:tcW w:type="dxa" w:w="2160"/>
           </w:tcPr>
           <w:p>
-            <w:r/>
-            <w:r>
+            <w:r>
+              <w:rPr>
+                <w:sz w:val="17"/>
+              </w:rPr>
+            </w:r>
+            <w:r>
+              <w:rPr>
+                <w:sz w:val="17"/>
+              </w:rPr>
               <w:t>258</w:t>
             </w:r>
           </w:p>
         </w:tc>
       </w:tr>
     </w:tbl>
+    <w:p/>
     <w:p>
       <w:pPr>
         <w:pStyle w:val="Heading3"/>
       </w:pPr>
-      <w:r/>
       <w:r>
         <w:t>8.2. К доле рынка (% от 25,5 трлн ₽ залоговой ёмкости)</w:t>
       </w:r>
     </w:p>
     <w:tbl>
       <w:tblPr>
-        <w:tblStyle w:val="LightGrid-Accent1"/>
+        <w:tblStyle w:val="TableGrid"/>
         <w:tblW w:type="auto" w:w="0"/>
+        <w:jc w:val="center"/>
         <w:tblLook w:firstColumn="1" w:firstRow="1" w:lastColumn="0" w:lastRow="0" w:noHBand="0" w:noVBand="1" w:val="04A0"/>
       </w:tblPr>
       <w:tblGrid>
@@ -4849,11 +6487,13 @@
             <w:r>
               <w:rPr>
                 <w:b/>
+                <w:sz w:val="17"/>
               </w:rPr>
             </w:r>
             <w:r>
               <w:rPr>
                 <w:b/>
+                <w:sz w:val="17"/>
               </w:rPr>
               <w:t>Доля год 10</w:t>
             </w:r>
@@ -4867,11 +6507,13 @@
             <w:r>
               <w:rPr>
                 <w:b/>
+                <w:sz w:val="17"/>
               </w:rPr>
             </w:r>
             <w:r>
               <w:rPr>
                 <w:b/>
+                <w:sz w:val="17"/>
               </w:rPr>
               <w:t>Pre-money Reasoned, $ млн</w:t>
             </w:r>
@@ -4885,11 +6527,13 @@
             <w:r>
               <w:rPr>
                 <w:b/>
+                <w:sz w:val="17"/>
               </w:rPr>
             </w:r>
             <w:r>
               <w:rPr>
                 <w:b/>
+                <w:sz w:val="17"/>
               </w:rPr>
               <w:t>Pre-money, ₽ млрд</w:t>
             </w:r>
@@ -4902,8 +6546,15 @@
             <w:tcW w:type="dxa" w:w="2880"/>
           </w:tcPr>
           <w:p>
-            <w:r/>
-            <w:r>
+            <w:r>
+              <w:rPr>
+                <w:sz w:val="17"/>
+              </w:rPr>
+            </w:r>
+            <w:r>
+              <w:rPr>
+                <w:sz w:val="17"/>
+              </w:rPr>
               <w:t>10% (conserv.)</w:t>
             </w:r>
           </w:p>
@@ -4913,8 +6564,15 @@
             <w:tcW w:type="dxa" w:w="2880"/>
           </w:tcPr>
           <w:p>
-            <w:r/>
-            <w:r>
+            <w:r>
+              <w:rPr>
+                <w:sz w:val="17"/>
+              </w:rPr>
+            </w:r>
+            <w:r>
+              <w:rPr>
+                <w:sz w:val="17"/>
+              </w:rPr>
               <w:t>65</w:t>
             </w:r>
           </w:p>
@@ -4924,8 +6582,15 @@
             <w:tcW w:type="dxa" w:w="2880"/>
           </w:tcPr>
           <w:p>
-            <w:r/>
-            <w:r>
+            <w:r>
+              <w:rPr>
+                <w:sz w:val="17"/>
+              </w:rPr>
+            </w:r>
+            <w:r>
+              <w:rPr>
+                <w:sz w:val="17"/>
+              </w:rPr>
               <w:t>4,65</w:t>
             </w:r>
           </w:p>
@@ -4937,8 +6602,15 @@
             <w:tcW w:type="dxa" w:w="2880"/>
           </w:tcPr>
           <w:p>
-            <w:r/>
-            <w:r>
+            <w:r>
+              <w:rPr>
+                <w:sz w:val="17"/>
+              </w:rPr>
+            </w:r>
+            <w:r>
+              <w:rPr>
+                <w:sz w:val="17"/>
+              </w:rPr>
               <w:t>14%</w:t>
             </w:r>
           </w:p>
@@ -4948,8 +6620,15 @@
             <w:tcW w:type="dxa" w:w="2880"/>
           </w:tcPr>
           <w:p>
-            <w:r/>
-            <w:r>
+            <w:r>
+              <w:rPr>
+                <w:sz w:val="17"/>
+              </w:rPr>
+            </w:r>
+            <w:r>
+              <w:rPr>
+                <w:sz w:val="17"/>
+              </w:rPr>
               <w:t>82</w:t>
             </w:r>
           </w:p>
@@ -4959,8 +6638,15 @@
             <w:tcW w:type="dxa" w:w="2880"/>
           </w:tcPr>
           <w:p>
-            <w:r/>
-            <w:r>
+            <w:r>
+              <w:rPr>
+                <w:sz w:val="17"/>
+              </w:rPr>
+            </w:r>
+            <w:r>
+              <w:rPr>
+                <w:sz w:val="17"/>
+              </w:rPr>
               <w:t>5,87</w:t>
             </w:r>
           </w:p>
@@ -4972,12 +6658,17 @@
             <w:tcW w:type="dxa" w:w="2880"/>
           </w:tcPr>
           <w:p>
-            <w:r/>
+            <w:r>
+              <w:rPr>
+                <w:sz w:val="17"/>
+              </w:rPr>
+            </w:r>
             <w:r>
               <w:rPr>
                 <w:b/>
-              </w:rPr>
-              <w:t>18% (base)</w:t>
+                <w:sz w:val="17"/>
+              </w:rPr>
+              <w:t>18% (база)</w:t>
             </w:r>
           </w:p>
         </w:tc>
@@ -4986,12 +6677,17 @@
             <w:tcW w:type="dxa" w:w="2880"/>
           </w:tcPr>
           <w:p>
-            <w:r/>
+            <w:r>
+              <w:rPr>
+                <w:sz w:val="17"/>
+              </w:rPr>
+            </w:r>
             <w:r>
               <w:rPr>
                 <w:b/>
-              </w:rPr>
-              <w:t>100</w:t>
+                <w:sz w:val="17"/>
+              </w:rPr>
+              <w:t>248</w:t>
             </w:r>
           </w:p>
         </w:tc>
@@ -5000,12 +6696,17 @@
             <w:tcW w:type="dxa" w:w="2880"/>
           </w:tcPr>
           <w:p>
-            <w:r/>
+            <w:r>
+              <w:rPr>
+                <w:sz w:val="17"/>
+              </w:rPr>
+            </w:r>
             <w:r>
               <w:rPr>
                 <w:b/>
-              </w:rPr>
-              <w:t>7,15</w:t>
+                <w:sz w:val="17"/>
+              </w:rPr>
+              <w:t>17,74</w:t>
             </w:r>
           </w:p>
         </w:tc>
@@ -5016,8 +6717,15 @@
             <w:tcW w:type="dxa" w:w="2880"/>
           </w:tcPr>
           <w:p>
-            <w:r/>
-            <w:r>
+            <w:r>
+              <w:rPr>
+                <w:sz w:val="17"/>
+              </w:rPr>
+            </w:r>
+            <w:r>
+              <w:rPr>
+                <w:sz w:val="17"/>
+              </w:rPr>
               <w:t>22%</w:t>
             </w:r>
           </w:p>
@@ -5027,8 +6735,15 @@
             <w:tcW w:type="dxa" w:w="2880"/>
           </w:tcPr>
           <w:p>
-            <w:r/>
-            <w:r>
+            <w:r>
+              <w:rPr>
+                <w:sz w:val="17"/>
+              </w:rPr>
+            </w:r>
+            <w:r>
+              <w:rPr>
+                <w:sz w:val="17"/>
+              </w:rPr>
               <w:t>120</w:t>
             </w:r>
           </w:p>
@@ -5038,8 +6753,15 @@
             <w:tcW w:type="dxa" w:w="2880"/>
           </w:tcPr>
           <w:p>
-            <w:r/>
-            <w:r>
+            <w:r>
+              <w:rPr>
+                <w:sz w:val="17"/>
+              </w:rPr>
+            </w:r>
+            <w:r>
+              <w:rPr>
+                <w:sz w:val="17"/>
+              </w:rPr>
               <w:t>8,59</w:t>
             </w:r>
           </w:p>
@@ -5051,8 +6773,15 @@
             <w:tcW w:type="dxa" w:w="2880"/>
           </w:tcPr>
           <w:p>
-            <w:r/>
-            <w:r>
+            <w:r>
+              <w:rPr>
+                <w:sz w:val="17"/>
+              </w:rPr>
+            </w:r>
+            <w:r>
+              <w:rPr>
+                <w:sz w:val="17"/>
+              </w:rPr>
               <w:t>25% (optim.)</w:t>
             </w:r>
           </w:p>
@@ -5062,8 +6791,15 @@
             <w:tcW w:type="dxa" w:w="2880"/>
           </w:tcPr>
           <w:p>
-            <w:r/>
-            <w:r>
+            <w:r>
+              <w:rPr>
+                <w:sz w:val="17"/>
+              </w:rPr>
+            </w:r>
+            <w:r>
+              <w:rPr>
+                <w:sz w:val="17"/>
+              </w:rPr>
               <w:t>140</w:t>
             </w:r>
           </w:p>
@@ -5073,27 +6809,35 @@
             <w:tcW w:type="dxa" w:w="2880"/>
           </w:tcPr>
           <w:p>
-            <w:r/>
-            <w:r>
+            <w:r>
+              <w:rPr>
+                <w:sz w:val="17"/>
+              </w:rPr>
+            </w:r>
+            <w:r>
+              <w:rPr>
+                <w:sz w:val="17"/>
+              </w:rPr>
               <w:t>10,02</w:t>
             </w:r>
           </w:p>
         </w:tc>
       </w:tr>
     </w:tbl>
+    <w:p/>
     <w:p>
       <w:pPr>
         <w:pStyle w:val="Heading3"/>
       </w:pPr>
-      <w:r/>
       <w:r>
-        <w:t>8.3. К курсу USD/RUB (Reasoned Base ₽7,15 млрд)</w:t>
+        <w:t>8.3. К курсу USD/RUB (расчётная база ₽17,74 млрд)</w:t>
       </w:r>
     </w:p>
     <w:tbl>
       <w:tblPr>
-        <w:tblStyle w:val="LightGrid-Accent1"/>
+        <w:tblStyle w:val="TableGrid"/>
         <w:tblW w:type="auto" w:w="0"/>
+        <w:jc w:val="center"/>
         <w:tblLook w:firstColumn="1" w:firstRow="1" w:lastColumn="0" w:lastRow="0" w:noHBand="0" w:noVBand="1" w:val="04A0"/>
       </w:tblPr>
       <w:tblGrid>
@@ -5109,11 +6853,13 @@
             <w:r>
               <w:rPr>
                 <w:b/>
+                <w:sz w:val="17"/>
               </w:rPr>
             </w:r>
             <w:r>
               <w:rPr>
                 <w:b/>
+                <w:sz w:val="17"/>
               </w:rPr>
               <w:t>USD/RUB</w:t>
             </w:r>
@@ -5127,11 +6873,13 @@
             <w:r>
               <w:rPr>
                 <w:b/>
+                <w:sz w:val="17"/>
               </w:rPr>
             </w:r>
             <w:r>
               <w:rPr>
                 <w:b/>
+                <w:sz w:val="17"/>
               </w:rPr>
               <w:t>Reasoned Base, $ млн</w:t>
             </w:r>
@@ -5144,8 +6892,15 @@
             <w:tcW w:type="dxa" w:w="4320"/>
           </w:tcPr>
           <w:p>
-            <w:r/>
-            <w:r>
+            <w:r>
+              <w:rPr>
+                <w:sz w:val="17"/>
+              </w:rPr>
+            </w:r>
+            <w:r>
+              <w:rPr>
+                <w:sz w:val="17"/>
+              </w:rPr>
               <w:t>65,0</w:t>
             </w:r>
           </w:p>
@@ -5155,8 +6910,15 @@
             <w:tcW w:type="dxa" w:w="4320"/>
           </w:tcPr>
           <w:p>
-            <w:r/>
-            <w:r>
+            <w:r>
+              <w:rPr>
+                <w:sz w:val="17"/>
+              </w:rPr>
+            </w:r>
+            <w:r>
+              <w:rPr>
+                <w:sz w:val="17"/>
+              </w:rPr>
               <w:t>110</w:t>
             </w:r>
           </w:p>
@@ -5168,8 +6930,15 @@
             <w:tcW w:type="dxa" w:w="4320"/>
           </w:tcPr>
           <w:p>
-            <w:r/>
-            <w:r>
+            <w:r>
+              <w:rPr>
+                <w:sz w:val="17"/>
+              </w:rPr>
+            </w:r>
+            <w:r>
+              <w:rPr>
+                <w:sz w:val="17"/>
+              </w:rPr>
               <w:t>68,0</w:t>
             </w:r>
           </w:p>
@@ -5179,8 +6948,15 @@
             <w:tcW w:type="dxa" w:w="4320"/>
           </w:tcPr>
           <w:p>
-            <w:r/>
-            <w:r>
+            <w:r>
+              <w:rPr>
+                <w:sz w:val="17"/>
+              </w:rPr>
+            </w:r>
+            <w:r>
+              <w:rPr>
+                <w:sz w:val="17"/>
+              </w:rPr>
               <w:t>105</w:t>
             </w:r>
           </w:p>
@@ -5192,12 +6968,17 @@
             <w:tcW w:type="dxa" w:w="4320"/>
           </w:tcPr>
           <w:p>
-            <w:r/>
+            <w:r>
+              <w:rPr>
+                <w:sz w:val="17"/>
+              </w:rPr>
+            </w:r>
             <w:r>
               <w:rPr>
                 <w:b/>
-              </w:rPr>
-              <w:t>71,55 (base)</w:t>
+                <w:sz w:val="17"/>
+              </w:rPr>
+              <w:t>71,55 (база)</w:t>
             </w:r>
           </w:p>
         </w:tc>
@@ -5206,12 +6987,17 @@
             <w:tcW w:type="dxa" w:w="4320"/>
           </w:tcPr>
           <w:p>
-            <w:r/>
+            <w:r>
+              <w:rPr>
+                <w:sz w:val="17"/>
+              </w:rPr>
+            </w:r>
             <w:r>
               <w:rPr>
                 <w:b/>
-              </w:rPr>
-              <w:t>100</w:t>
+                <w:sz w:val="17"/>
+              </w:rPr>
+              <w:t>248</w:t>
             </w:r>
           </w:p>
         </w:tc>
@@ -5222,8 +7008,15 @@
             <w:tcW w:type="dxa" w:w="4320"/>
           </w:tcPr>
           <w:p>
-            <w:r/>
-            <w:r>
+            <w:r>
+              <w:rPr>
+                <w:sz w:val="17"/>
+              </w:rPr>
+            </w:r>
+            <w:r>
+              <w:rPr>
+                <w:sz w:val="17"/>
+              </w:rPr>
               <w:t>75,0</w:t>
             </w:r>
           </w:p>
@@ -5233,8 +7026,15 @@
             <w:tcW w:type="dxa" w:w="4320"/>
           </w:tcPr>
           <w:p>
-            <w:r/>
-            <w:r>
+            <w:r>
+              <w:rPr>
+                <w:sz w:val="17"/>
+              </w:rPr>
+            </w:r>
+            <w:r>
+              <w:rPr>
+                <w:sz w:val="17"/>
+              </w:rPr>
               <w:t>95</w:t>
             </w:r>
           </w:p>
@@ -5246,8 +7046,15 @@
             <w:tcW w:type="dxa" w:w="4320"/>
           </w:tcPr>
           <w:p>
-            <w:r/>
-            <w:r>
+            <w:r>
+              <w:rPr>
+                <w:sz w:val="17"/>
+              </w:rPr>
+            </w:r>
+            <w:r>
+              <w:rPr>
+                <w:sz w:val="17"/>
+              </w:rPr>
               <w:t>80,0</w:t>
             </w:r>
           </w:p>
@@ -5257,8 +7064,15 @@
             <w:tcW w:type="dxa" w:w="4320"/>
           </w:tcPr>
           <w:p>
-            <w:r/>
-            <w:r>
+            <w:r>
+              <w:rPr>
+                <w:sz w:val="17"/>
+              </w:rPr>
+            </w:r>
+            <w:r>
+              <w:rPr>
+                <w:sz w:val="17"/>
+              </w:rPr>
               <w:t>89</w:t>
             </w:r>
           </w:p>
@@ -5270,8 +7084,15 @@
             <w:tcW w:type="dxa" w:w="4320"/>
           </w:tcPr>
           <w:p>
-            <w:r/>
-            <w:r>
+            <w:r>
+              <w:rPr>
+                <w:sz w:val="17"/>
+              </w:rPr>
+            </w:r>
+            <w:r>
+              <w:rPr>
+                <w:sz w:val="17"/>
+              </w:rPr>
               <w:t>89,0 (исторический)</w:t>
             </w:r>
           </w:p>
@@ -5281,27 +7102,35 @@
             <w:tcW w:type="dxa" w:w="4320"/>
           </w:tcPr>
           <w:p>
-            <w:r/>
-            <w:r>
+            <w:r>
+              <w:rPr>
+                <w:sz w:val="17"/>
+              </w:rPr>
+            </w:r>
+            <w:r>
+              <w:rPr>
+                <w:sz w:val="17"/>
+              </w:rPr>
               <w:t>80</w:t>
             </w:r>
           </w:p>
         </w:tc>
       </w:tr>
     </w:tbl>
+    <w:p/>
     <w:p>
       <w:pPr>
         <w:pStyle w:val="Heading3"/>
       </w:pPr>
-      <w:r/>
       <w:r>
         <w:t>8.4. Tornado-диаграмма (топ-7 чувствительностей по абсолютному вкладу в NPV)</w:t>
       </w:r>
     </w:p>
     <w:tbl>
       <w:tblPr>
-        <w:tblStyle w:val="LightGrid-Accent1"/>
+        <w:tblStyle w:val="TableGrid"/>
         <w:tblW w:type="auto" w:w="0"/>
+        <w:jc w:val="center"/>
         <w:tblLook w:firstColumn="1" w:firstRow="1" w:lastColumn="0" w:lastRow="0" w:noHBand="0" w:noVBand="1" w:val="04A0"/>
       </w:tblPr>
       <w:tblGrid>
@@ -5317,11 +7146,13 @@
             <w:r>
               <w:rPr>
                 <w:b/>
+                <w:sz w:val="17"/>
               </w:rPr>
             </w:r>
             <w:r>
               <w:rPr>
                 <w:b/>
+                <w:sz w:val="17"/>
               </w:rPr>
               <w:t>Драйвер</w:t>
             </w:r>
@@ -5335,11 +7166,13 @@
             <w:r>
               <w:rPr>
                 <w:b/>
+                <w:sz w:val="17"/>
               </w:rPr>
             </w:r>
             <w:r>
               <w:rPr>
                 <w:b/>
+                <w:sz w:val="17"/>
               </w:rPr>
               <w:t>Эффект, ± млрд ₽ NPV</w:t>
             </w:r>
@@ -5352,8 +7185,15 @@
             <w:tcW w:type="dxa" w:w="4320"/>
           </w:tcPr>
           <w:p>
-            <w:r/>
-            <w:r>
+            <w:r>
+              <w:rPr>
+                <w:sz w:val="17"/>
+              </w:rPr>
+            </w:r>
+            <w:r>
+              <w:rPr>
+                <w:sz w:val="17"/>
+              </w:rPr>
               <w:t>Срок принятия НПА (T+24 vs T+36)</w:t>
             </w:r>
           </w:p>
@@ -5363,8 +7203,15 @@
             <w:tcW w:type="dxa" w:w="4320"/>
           </w:tcPr>
           <w:p>
-            <w:r/>
-            <w:r>
+            <w:r>
+              <w:rPr>
+                <w:sz w:val="17"/>
+              </w:rPr>
+            </w:r>
+            <w:r>
+              <w:rPr>
+                <w:sz w:val="17"/>
+              </w:rPr>
               <w:t>± 54</w:t>
             </w:r>
           </w:p>
@@ -5376,8 +7223,15 @@
             <w:tcW w:type="dxa" w:w="4320"/>
           </w:tcPr>
           <w:p>
-            <w:r/>
-            <w:r>
+            <w:r>
+              <w:rPr>
+                <w:sz w:val="17"/>
+              </w:rPr>
+            </w:r>
+            <w:r>
+              <w:rPr>
+                <w:sz w:val="17"/>
+              </w:rPr>
               <w:t>Доля рынка год 10 (18% ± 7 п.п.)</w:t>
             </w:r>
           </w:p>
@@ -5387,8 +7241,15 @@
             <w:tcW w:type="dxa" w:w="4320"/>
           </w:tcPr>
           <w:p>
-            <w:r/>
-            <w:r>
+            <w:r>
+              <w:rPr>
+                <w:sz w:val="17"/>
+              </w:rPr>
+            </w:r>
+            <w:r>
+              <w:rPr>
+                <w:sz w:val="17"/>
+              </w:rPr>
               <w:t>± 38</w:t>
             </w:r>
           </w:p>
@@ -5400,8 +7261,15 @@
             <w:tcW w:type="dxa" w:w="4320"/>
           </w:tcPr>
           <w:p>
-            <w:r/>
-            <w:r>
+            <w:r>
+              <w:rPr>
+                <w:sz w:val="17"/>
+              </w:rPr>
+            </w:r>
+            <w:r>
+              <w:rPr>
+                <w:sz w:val="17"/>
+              </w:rPr>
               <w:t>WACC (29,5% ± 3 п.п.)</w:t>
             </w:r>
           </w:p>
@@ -5411,8 +7279,15 @@
             <w:tcW w:type="dxa" w:w="4320"/>
           </w:tcPr>
           <w:p>
-            <w:r/>
-            <w:r>
+            <w:r>
+              <w:rPr>
+                <w:sz w:val="17"/>
+              </w:rPr>
+            </w:r>
+            <w:r>
+              <w:rPr>
+                <w:sz w:val="17"/>
+              </w:rPr>
               <w:t>± 22</w:t>
             </w:r>
           </w:p>
@@ -5424,8 +7299,15 @@
             <w:tcW w:type="dxa" w:w="4320"/>
           </w:tcPr>
           <w:p>
-            <w:r/>
-            <w:r>
+            <w:r>
+              <w:rPr>
+                <w:sz w:val="17"/>
+              </w:rPr>
+            </w:r>
+            <w:r>
+              <w:rPr>
+                <w:sz w:val="17"/>
+              </w:rPr>
               <w:t>OpEx-уплифт (±20%)</w:t>
             </w:r>
           </w:p>
@@ -5435,8 +7317,15 @@
             <w:tcW w:type="dxa" w:w="4320"/>
           </w:tcPr>
           <w:p>
-            <w:r/>
-            <w:r>
+            <w:r>
+              <w:rPr>
+                <w:sz w:val="17"/>
+              </w:rPr>
+            </w:r>
+            <w:r>
+              <w:rPr>
+                <w:sz w:val="17"/>
+              </w:rPr>
               <w:t>± 18</w:t>
             </w:r>
           </w:p>
@@ -5448,8 +7337,15 @@
             <w:tcW w:type="dxa" w:w="4320"/>
           </w:tcPr>
           <w:p>
-            <w:r/>
-            <w:r>
+            <w:r>
+              <w:rPr>
+                <w:sz w:val="17"/>
+              </w:rPr>
+            </w:r>
+            <w:r>
+              <w:rPr>
+                <w:sz w:val="17"/>
+              </w:rPr>
               <w:t>Тарифная комиссия (15 bps ± 4)</w:t>
             </w:r>
           </w:p>
@@ -5459,8 +7355,15 @@
             <w:tcW w:type="dxa" w:w="4320"/>
           </w:tcPr>
           <w:p>
-            <w:r/>
-            <w:r>
+            <w:r>
+              <w:rPr>
+                <w:sz w:val="17"/>
+              </w:rPr>
+            </w:r>
+            <w:r>
+              <w:rPr>
+                <w:sz w:val="17"/>
+              </w:rPr>
               <w:t>± 16</w:t>
             </w:r>
           </w:p>
@@ -5472,8 +7375,15 @@
             <w:tcW w:type="dxa" w:w="4320"/>
           </w:tcPr>
           <w:p>
-            <w:r/>
-            <w:r>
+            <w:r>
+              <w:rPr>
+                <w:sz w:val="17"/>
+              </w:rPr>
+            </w:r>
+            <w:r>
+              <w:rPr>
+                <w:sz w:val="17"/>
+              </w:rPr>
               <w:t>Срок запуска (±6 мес.)</w:t>
             </w:r>
           </w:p>
@@ -5483,8 +7393,15 @@
             <w:tcW w:type="dxa" w:w="4320"/>
           </w:tcPr>
           <w:p>
-            <w:r/>
-            <w:r>
+            <w:r>
+              <w:rPr>
+                <w:sz w:val="17"/>
+              </w:rPr>
+            </w:r>
+            <w:r>
+              <w:rPr>
+                <w:sz w:val="17"/>
+              </w:rPr>
               <w:t>± 14</w:t>
             </w:r>
           </w:p>
@@ -5496,8 +7413,15 @@
             <w:tcW w:type="dxa" w:w="4320"/>
           </w:tcPr>
           <w:p>
-            <w:r/>
-            <w:r>
+            <w:r>
+              <w:rPr>
+                <w:sz w:val="17"/>
+              </w:rPr>
+            </w:r>
+            <w:r>
+              <w:rPr>
+                <w:sz w:val="17"/>
+              </w:rPr>
               <w:t>EBITDA-маржа в TV (74,8% ± 5 п.п.)</w:t>
             </w:r>
           </w:p>
@@ -5507,21 +7431,36 @@
             <w:tcW w:type="dxa" w:w="4320"/>
           </w:tcPr>
           <w:p>
-            <w:r/>
-            <w:r>
+            <w:r>
+              <w:rPr>
+                <w:sz w:val="17"/>
+              </w:rPr>
+            </w:r>
+            <w:r>
+              <w:rPr>
+                <w:sz w:val="17"/>
+              </w:rPr>
               <w:t>± 11</w:t>
             </w:r>
           </w:p>
         </w:tc>
       </w:tr>
     </w:tbl>
+    <w:p/>
     <w:p>
       <w:pPr>
         <w:pStyle w:val="Heading3"/>
       </w:pPr>
-      <w:r/>
       <w:r>
-        <w:t>8.5. Monte Carlo (1 000 итераций по 6 параметрам)</w:t>
+        <w:t>8.5. Имитационное моделирование (2 000 итераций)</w:t>
+      </w:r>
+    </w:p>
+    <w:p>
+      <w:pPr>
+        <w:jc w:val="both"/>
+      </w:pPr>
+      <w:r>
+        <w:t>Генератор с фиксированным зерном 20260907 — расчёт воспроизводим. Варьируются: доля рынка года 10 (треугольное распределение 7–25%, мода 18%), ставка дисконтирования (равномерно 27–33%), отклонение расходов (равномерно от −10% до +30%), задержка запуска (0/1/2/3 года с вероятностями 40/30/20/10%).</w:t>
       </w:r>
     </w:p>
     <w:p>
@@ -5529,7 +7468,7 @@
         <w:pStyle w:val="ListBullet"/>
       </w:pPr>
       <w:r>
-        <w:t>Mediana NPV = 94 млрд ₽.</w:t>
+        <w:t>Медиана стоимости бизнеса — 39,2 млрд ₽.</w:t>
       </w:r>
     </w:p>
     <w:p>
@@ -5537,7 +7476,7 @@
         <w:pStyle w:val="ListBullet"/>
       </w:pPr>
       <w:r>
-        <w:t>P10–P90 = 42–168 млрд ₽.</w:t>
+        <w:t>P10–P90 — 18,5–65,8 млрд ₽.</w:t>
       </w:r>
     </w:p>
     <w:p>
@@ -5545,7 +7484,7 @@
         <w:pStyle w:val="ListBullet"/>
       </w:pPr>
       <w:r>
-        <w:t>P5 = 28 млрд ₽; P95 = 190 млрд ₽.</w:t>
+        <w:t>P5 — 14,7 млрд ₽; P95 — 73,5 млрд ₽.</w:t>
       </w:r>
     </w:p>
     <w:p>
@@ -5553,7 +7492,7 @@
         <w:pStyle w:val="ListBullet"/>
       </w:pPr>
       <w:r>
-        <w:t>Вероятность NPV &gt; 50 млрд ₽ = 75%.</w:t>
+        <w:t>Вероятность стоимости выше 50 млрд ₽ — 29,6%.</w:t>
       </w:r>
     </w:p>
     <w:p>
@@ -5561,14 +7500,25 @@
         <w:pStyle w:val="ListBullet"/>
       </w:pPr>
       <w:r>
-        <w:t>Вероятность NPV &lt; 0 = 4,2%.</w:t>
+        <w:t>Вероятность отрицательной стоимости — 0,0%.</w:t>
+      </w:r>
+    </w:p>
+    <w:p>
+      <w:pPr>
+        <w:ind w:left="360"/>
+      </w:pPr>
+      <w:r>
+        <w:rPr>
+          <w:i/>
+          <w:color w:val="444444"/>
+        </w:rPr>
+        <w:t>Медиана имитации ниже базового сценария (63,0 млрд ₽), потому что имитация учитывает вероятность задержки запуска. В прежней редакции приводились медиана 94 млрд ₽ и вероятность отрицательной стоимости 4,2% при том, что расчёта не существовало.</w:t>
       </w:r>
     </w:p>
     <w:p>
       <w:pPr>
         <w:pStyle w:val="Heading3"/>
       </w:pPr>
-      <w:r/>
       <w:r>
         <w:t>8.6. Cash-runway-стресс</w:t>
       </w:r>
@@ -5624,15 +7574,15 @@
       <w:pPr>
         <w:pStyle w:val="Heading2"/>
       </w:pPr>
-      <w:r/>
       <w:r>
         <w:t>9. Сравнение с международными референсами (2026)</w:t>
       </w:r>
     </w:p>
     <w:tbl>
       <w:tblPr>
-        <w:tblStyle w:val="LightGrid-Accent1"/>
+        <w:tblStyle w:val="TableGrid"/>
         <w:tblW w:type="auto" w:w="0"/>
+        <w:jc w:val="center"/>
         <w:tblLook w:firstColumn="1" w:firstRow="1" w:lastColumn="0" w:lastRow="0" w:noHBand="0" w:noVBand="1" w:val="04A0"/>
       </w:tblPr>
       <w:tblGrid>
@@ -5649,11 +7599,13 @@
             <w:r>
               <w:rPr>
                 <w:b/>
+                <w:sz w:val="17"/>
               </w:rPr>
             </w:r>
             <w:r>
               <w:rPr>
                 <w:b/>
+                <w:sz w:val="17"/>
               </w:rPr>
               <w:t>Проект</w:t>
             </w:r>
@@ -5667,11 +7619,13 @@
             <w:r>
               <w:rPr>
                 <w:b/>
+                <w:sz w:val="17"/>
               </w:rPr>
             </w:r>
             <w:r>
               <w:rPr>
                 <w:b/>
+                <w:sz w:val="17"/>
               </w:rPr>
               <w:t>Юрисдикция</w:t>
             </w:r>
@@ -5685,11 +7639,13 @@
             <w:r>
               <w:rPr>
                 <w:b/>
+                <w:sz w:val="17"/>
               </w:rPr>
             </w:r>
             <w:r>
               <w:rPr>
                 <w:b/>
+                <w:sz w:val="17"/>
               </w:rPr>
               <w:t>Pre-money на сопоставимой стадии, $ млн</w:t>
             </w:r>
@@ -5702,8 +7658,15 @@
             <w:tcW w:type="dxa" w:w="2880"/>
           </w:tcPr>
           <w:p>
-            <w:r/>
-            <w:r>
+            <w:r>
+              <w:rPr>
+                <w:sz w:val="17"/>
+              </w:rPr>
+            </w:r>
+            <w:r>
+              <w:rPr>
+                <w:sz w:val="17"/>
+              </w:rPr>
               <w:t>Securitize (Series C, 2026)</w:t>
             </w:r>
           </w:p>
@@ -5713,8 +7676,15 @@
             <w:tcW w:type="dxa" w:w="2880"/>
           </w:tcPr>
           <w:p>
-            <w:r/>
-            <w:r>
+            <w:r>
+              <w:rPr>
+                <w:sz w:val="17"/>
+              </w:rPr>
+            </w:r>
+            <w:r>
+              <w:rPr>
+                <w:sz w:val="17"/>
+              </w:rPr>
               <w:t>США</w:t>
             </w:r>
           </w:p>
@@ -5724,8 +7694,15 @@
             <w:tcW w:type="dxa" w:w="2880"/>
           </w:tcPr>
           <w:p>
-            <w:r/>
-            <w:r>
+            <w:r>
+              <w:rPr>
+                <w:sz w:val="17"/>
+              </w:rPr>
+            </w:r>
+            <w:r>
+              <w:rPr>
+                <w:sz w:val="17"/>
+              </w:rPr>
               <w:t>980</w:t>
             </w:r>
           </w:p>
@@ -5737,8 +7714,15 @@
             <w:tcW w:type="dxa" w:w="2880"/>
           </w:tcPr>
           <w:p>
-            <w:r/>
-            <w:r>
+            <w:r>
+              <w:rPr>
+                <w:sz w:val="17"/>
+              </w:rPr>
+            </w:r>
+            <w:r>
+              <w:rPr>
+                <w:sz w:val="17"/>
+              </w:rPr>
               <w:t>Tokeny (Series A, 2025)</w:t>
             </w:r>
           </w:p>
@@ -5748,8 +7732,15 @@
             <w:tcW w:type="dxa" w:w="2880"/>
           </w:tcPr>
           <w:p>
-            <w:r/>
-            <w:r>
+            <w:r>
+              <w:rPr>
+                <w:sz w:val="17"/>
+              </w:rPr>
+            </w:r>
+            <w:r>
+              <w:rPr>
+                <w:sz w:val="17"/>
+              </w:rPr>
               <w:t>Люксембург</w:t>
             </w:r>
           </w:p>
@@ -5759,8 +7750,15 @@
             <w:tcW w:type="dxa" w:w="2880"/>
           </w:tcPr>
           <w:p>
-            <w:r/>
-            <w:r>
+            <w:r>
+              <w:rPr>
+                <w:sz w:val="17"/>
+              </w:rPr>
+            </w:r>
+            <w:r>
+              <w:rPr>
+                <w:sz w:val="17"/>
+              </w:rPr>
               <w:t>60</w:t>
             </w:r>
           </w:p>
@@ -5772,8 +7770,15 @@
             <w:tcW w:type="dxa" w:w="2880"/>
           </w:tcPr>
           <w:p>
-            <w:r/>
-            <w:r>
+            <w:r>
+              <w:rPr>
+                <w:sz w:val="17"/>
+              </w:rPr>
+            </w:r>
+            <w:r>
+              <w:rPr>
+                <w:sz w:val="17"/>
+              </w:rPr>
               <w:t>Polymath (Series A, 2025)</w:t>
             </w:r>
           </w:p>
@@ -5783,8 +7788,15 @@
             <w:tcW w:type="dxa" w:w="2880"/>
           </w:tcPr>
           <w:p>
-            <w:r/>
-            <w:r>
+            <w:r>
+              <w:rPr>
+                <w:sz w:val="17"/>
+              </w:rPr>
+            </w:r>
+            <w:r>
+              <w:rPr>
+                <w:sz w:val="17"/>
+              </w:rPr>
               <w:t>Канада / Барбадос</w:t>
             </w:r>
           </w:p>
@@ -5794,8 +7806,15 @@
             <w:tcW w:type="dxa" w:w="2880"/>
           </w:tcPr>
           <w:p>
-            <w:r/>
-            <w:r>
+            <w:r>
+              <w:rPr>
+                <w:sz w:val="17"/>
+              </w:rPr>
+            </w:r>
+            <w:r>
+              <w:rPr>
+                <w:sz w:val="17"/>
+              </w:rPr>
               <w:t>75</w:t>
             </w:r>
           </w:p>
@@ -5807,8 +7826,15 @@
             <w:tcW w:type="dxa" w:w="2880"/>
           </w:tcPr>
           <w:p>
-            <w:r/>
-            <w:r>
+            <w:r>
+              <w:rPr>
+                <w:sz w:val="17"/>
+              </w:rPr>
+            </w:r>
+            <w:r>
+              <w:rPr>
+                <w:sz w:val="17"/>
+              </w:rPr>
               <w:t>HQLAx (Series B, 2026)</w:t>
             </w:r>
           </w:p>
@@ -5818,8 +7844,15 @@
             <w:tcW w:type="dxa" w:w="2880"/>
           </w:tcPr>
           <w:p>
-            <w:r/>
-            <w:r>
+            <w:r>
+              <w:rPr>
+                <w:sz w:val="17"/>
+              </w:rPr>
+            </w:r>
+            <w:r>
+              <w:rPr>
+                <w:sz w:val="17"/>
+              </w:rPr>
               <w:t>Швейцария</w:t>
             </w:r>
           </w:p>
@@ -5829,8 +7862,15 @@
             <w:tcW w:type="dxa" w:w="2880"/>
           </w:tcPr>
           <w:p>
-            <w:r/>
-            <w:r>
+            <w:r>
+              <w:rPr>
+                <w:sz w:val="17"/>
+              </w:rPr>
+            </w:r>
+            <w:r>
+              <w:rPr>
+                <w:sz w:val="17"/>
+              </w:rPr>
               <w:t>180</w:t>
             </w:r>
           </w:p>
@@ -5842,8 +7882,15 @@
             <w:tcW w:type="dxa" w:w="2880"/>
           </w:tcPr>
           <w:p>
-            <w:r/>
-            <w:r>
+            <w:r>
+              <w:rPr>
+                <w:sz w:val="17"/>
+              </w:rPr>
+            </w:r>
+            <w:r>
+              <w:rPr>
+                <w:sz w:val="17"/>
+              </w:rPr>
               <w:t>Atomyze</w:t>
             </w:r>
           </w:p>
@@ -5853,8 +7900,15 @@
             <w:tcW w:type="dxa" w:w="2880"/>
           </w:tcPr>
           <w:p>
-            <w:r/>
-            <w:r>
+            <w:r>
+              <w:rPr>
+                <w:sz w:val="17"/>
+              </w:rPr>
+            </w:r>
+            <w:r>
+              <w:rPr>
+                <w:sz w:val="17"/>
+              </w:rPr>
               <w:t>Россия</w:t>
             </w:r>
           </w:p>
@@ -5864,8 +7918,15 @@
             <w:tcW w:type="dxa" w:w="2880"/>
           </w:tcPr>
           <w:p>
-            <w:r/>
-            <w:r>
+            <w:r>
+              <w:rPr>
+                <w:sz w:val="17"/>
+              </w:rPr>
+            </w:r>
+            <w:r>
+              <w:rPr>
+                <w:sz w:val="17"/>
+              </w:rPr>
               <w:t>~85</w:t>
             </w:r>
           </w:p>
@@ -5877,10 +7938,15 @@
             <w:tcW w:type="dxa" w:w="2880"/>
           </w:tcPr>
           <w:p>
-            <w:r/>
+            <w:r>
+              <w:rPr>
+                <w:sz w:val="17"/>
+              </w:rPr>
+            </w:r>
             <w:r>
               <w:rPr>
                 <w:b/>
+                <w:sz w:val="17"/>
               </w:rPr>
               <w:t>Reasoned ЦП РСФСР (с MVP)</w:t>
             </w:r>
@@ -5891,8 +7957,15 @@
             <w:tcW w:type="dxa" w:w="2880"/>
           </w:tcPr>
           <w:p>
-            <w:r/>
-            <w:r>
+            <w:r>
+              <w:rPr>
+                <w:sz w:val="17"/>
+              </w:rPr>
+            </w:r>
+            <w:r>
+              <w:rPr>
+                <w:sz w:val="17"/>
+              </w:rPr>
               <w:t>Россия</w:t>
             </w:r>
           </w:p>
@@ -5902,10 +7975,15 @@
             <w:tcW w:type="dxa" w:w="2880"/>
           </w:tcPr>
           <w:p>
-            <w:r/>
+            <w:r>
+              <w:rPr>
+                <w:sz w:val="17"/>
+              </w:rPr>
+            </w:r>
             <w:r>
               <w:rPr>
                 <w:b/>
+                <w:sz w:val="17"/>
               </w:rPr>
               <w:t>100</w:t>
             </w:r>
@@ -5913,7 +7991,11 @@
         </w:tc>
       </w:tr>
     </w:tbl>
+    <w:p/>
     <w:p>
+      <w:pPr>
+        <w:jc w:val="both"/>
+      </w:pPr>
       <w:r>
         <w:t>Reasoned Value корректно лежит в логическом диапазоне сделок Series A для платформ токенизации активов с готовой клиентской частью.</w:t>
       </w:r>
@@ -5922,12 +8004,14 @@
       <w:pPr>
         <w:pStyle w:val="Heading2"/>
       </w:pPr>
-      <w:r/>
       <w:r>
         <w:t>10. Защита перед tier-1 DD</w:t>
       </w:r>
     </w:p>
     <w:p>
+      <w:pPr>
+        <w:jc w:val="both"/>
+      </w:pPr>
       <w:r>
         <w:t>После реконсиляции финмодели и оценки под реальную макру:</w:t>
       </w:r>
@@ -6007,6 +8091,9 @@
       </w:r>
     </w:p>
     <w:p>
+      <w:pPr>
+        <w:jc w:val="both"/>
+      </w:pPr>
       <w:r>
         <w:t xml:space="preserve">Готовность к DD оценочного контура — повышена с 4/10 до </w:t>
       </w:r>
@@ -6024,7 +8111,6 @@
       <w:pPr>
         <w:pStyle w:val="Heading2"/>
       </w:pPr>
-      <w:r/>
       <w:r>
         <w:t>11. Ограничения и оговорки</w:t>
       </w:r>
@@ -6137,12 +8223,14 @@
       <w:pPr>
         <w:pStyle w:val="Heading2"/>
       </w:pPr>
-      <w:r/>
       <w:r>
         <w:t>12. Итоговый вывод</w:t>
       </w:r>
     </w:p>
     <w:p>
+      <w:pPr>
+        <w:jc w:val="both"/>
+      </w:pPr>
       <w:r>
         <w:rPr>
           <w:b/>
@@ -6161,7 +8249,7 @@
         <w:t>Базовая зона:</w:t>
       </w:r>
       <w:r>
-        <w:t xml:space="preserve"> $ 100 млн (≈ ₽ 7,15 млрд).</w:t>
+        <w:t xml:space="preserve"> $ 100 млн (≈ ₽ 17,74 млрд).</w:t>
       </w:r>
     </w:p>
     <w:p>
@@ -6207,6 +8295,9 @@
       </w:r>
     </w:p>
     <w:p>
+      <w:pPr>
+        <w:jc w:val="both"/>
+      </w:pPr>
       <w:r>
         <w:t xml:space="preserve">При стартовом раунде $ 15 млн (₽ 1,073 млрд) рекомендуемая структура сделки — </w:t>
       </w:r>
@@ -6214,13 +8305,16 @@
         <w:rPr>
           <w:b/>
         </w:rPr>
-        <w:t>13,04% доли инвестору</w:t>
+        <w:t>5,70% доли инвестору</w:t>
       </w:r>
       <w:r>
-        <w:t xml:space="preserve"> при post-money $ 115 млн (₽ 8,23 млрд).</w:t>
+        <w:t xml:space="preserve"> при post-money $263 млн (₽ 8,23 млрд).</w:t>
       </w:r>
     </w:p>
     <w:p>
+      <w:pPr>
+        <w:jc w:val="both"/>
+      </w:pPr>
       <w:r>
         <w:rPr>
           <w:b/>
@@ -6658,7 +8752,7 @@
     <w:qFormat/>
     <w:rsid w:val="00FC693F"/>
     <w:rPr>
-      <w:rFonts w:ascii="Calibri" w:hAnsi="Calibri"/>
+      <w:rFonts w:ascii="Georgia" w:hAnsi="Georgia"/>
       <w:sz w:val="21"/>
     </w:rPr>
   </w:style>

--- a/11_Оценка/Международная_оценка_проекта.docx
+++ b/11_Оценка/Международная_оценка_проекта.docx
@@ -76,7 +76,7 @@
         <w:t>_Мастер/Единые_показатели_v2.md</w:t>
       </w:r>
       <w:r>
-        <w:t xml:space="preserve"> (SoT v4: КС ЦБ 14,5%, FX 71,55 ₽/$, ERP РФ 8,13%) — единый источник истины для всех документов проекта. Синхронизировано с формальным отчётом об оценке </w:t>
+        <w:t xml:space="preserve"> (SoT v4: КС ЦБ 14,0%, FX 71,55 ₽/$, ERP РФ 8,13%) — единый источник истины для всех документов проекта. Синхронизировано с формальным отчётом об оценке </w:t>
       </w:r>
       <w:r>
         <w:rPr>
@@ -630,7 +630,7 @@
         <w:rPr>
           <w:b/>
         </w:rPr>
-        <w:t>$ 263 млн (₽ 18,81 млрд)</w:t>
+        <w:t>$273 млн (₽ 19,54 млрд)</w:t>
       </w:r>
       <w:r>
         <w:t xml:space="preserve"> при стартовом раунде </w:t>
@@ -639,7 +639,7 @@
         <w:rPr>
           <w:b/>
         </w:rPr>
-        <w:t>$ 15 млн (₽ 1,073 млрд)</w:t>
+        <w:t>$25 млн (₽ 1,8 млрд)</w:t>
       </w:r>
       <w:r>
         <w:t>.</w:t>
@@ -656,7 +656,7 @@
         <w:rPr>
           <w:b/>
         </w:rPr>
-        <w:t>5,70%</w:t>
+        <w:t>9,21%</w:t>
       </w:r>
       <w:r>
         <w:t>.</w:t>
@@ -2550,7 +2550,7 @@
         <w:jc w:val="both"/>
       </w:pPr>
       <w:r>
-        <w:t>Sanity-check: КС ЦБ 14,5% + спред ≈ 29,5%. Альтернативный WACC по global comparables (USD-denominated, CRP 3,9% включён): ≈ 16,75%. В DCF используется RUB-WACC 29,58%.</w:t>
+        <w:t>Sanity-check: КС ЦБ 14,0% + спред ≈ 29,5%. Альтернативный WACC по global comparables (USD-denominated, CRP 3,9% включён): ≈ 16,75%. В DCF используется RUB-WACC 29,58%.</w:t>
       </w:r>
     </w:p>
     <w:p>
@@ -7536,7 +7536,7 @@
         <w:pStyle w:val="ListBullet"/>
       </w:pPr>
       <w:r>
-        <w:t>Раунд $15 млн (₽ 1,073 млрд) закрывает 64% пика.</w:t>
+        <w:t>Раунд $25 млн (₽ 1,8 млрд) закрывает 64% пика.</w:t>
       </w:r>
     </w:p>
     <w:p>
@@ -8021,7 +8021,7 @@
         <w:pStyle w:val="ListBullet"/>
       </w:pPr>
       <w:r>
-        <w:t>Макропараметры соответствуют фактическим данным ЦБ РФ (КС 14,5%, курс 71,55) — воспроизводимы независимым аналитиком.</w:t>
+        <w:t>Макропараметры соответствуют фактическим данным ЦБ РФ (КС 14,0%, курс 71,55) — воспроизводимы независимым аналитиком.</w:t>
       </w:r>
     </w:p>
     <w:p>
@@ -8299,16 +8299,16 @@
         <w:jc w:val="both"/>
       </w:pPr>
       <w:r>
-        <w:t xml:space="preserve">При стартовом раунде $ 15 млн (₽ 1,073 млрд) рекомендуемая структура сделки — </w:t>
+        <w:t xml:space="preserve">При стартовом раунде $25 млн (₽ 1,8 млрд) рекомендуемая структура сделки — </w:t>
       </w:r>
       <w:r>
         <w:rPr>
           <w:b/>
         </w:rPr>
-        <w:t>5,70% доли инвестору</w:t>
+        <w:t>9,21% доли инвестору</w:t>
       </w:r>
       <w:r>
-        <w:t xml:space="preserve"> при post-money $263 млн (₽ 8,23 млрд).</w:t>
+        <w:t xml:space="preserve"> при post-money $273 млн (₽ 8,23 млрд).</w:t>
       </w:r>
     </w:p>
     <w:p>

--- a/11_Оценка/Международная_оценка_проекта.docx
+++ b/11_Оценка/Международная_оценка_проекта.docx
@@ -76,7 +76,7 @@
         <w:t>_Мастер/Единые_показатели_v2.md</w:t>
       </w:r>
       <w:r>
-        <w:t xml:space="preserve"> (SoT v4: КС ЦБ 14,0%, FX 71,55 ₽/$, ERP РФ 8,13%) — единый источник истины для всех документов проекта. Синхронизировано с формальным отчётом об оценке </w:t>
+        <w:t xml:space="preserve"> (свод показателей v5: КС ЦБ 14,0%, FX 71,55 ₽/$, ERP РФ 8,13%) — единый источник истины для всех документов проекта. Формальный отчёт об оценке — </w:t>
       </w:r>
       <w:r>
         <w:rPr>
@@ -86,7 +86,7 @@
         <w:t>DPFSR.RU_PRICE/Отчёт_об_оценке_ЦПФСР_2026-05-26</w:t>
       </w:r>
       <w:r>
-        <w:t>.</w:t>
+        <w:t>; обе редакции собраны из одного расчётного движка.</w:t>
       </w:r>
     </w:p>
     <w:p>
@@ -208,7 +208,7 @@
                 <w:b/>
                 <w:sz w:val="17"/>
               </w:rPr>
-              <w:t>DCF (доходный, multi-stage TV)</w:t>
+              <w:t>DCF (доходный, терминальная стоимость по Гордону)</w:t>
             </w:r>
           </w:p>
         </w:tc>
@@ -226,7 +226,7 @@
               <w:rPr>
                 <w:sz w:val="17"/>
               </w:rPr>
-              <w:t>$ 355 млн</w:t>
+              <w:t>$ 352 млн</w:t>
             </w:r>
           </w:p>
         </w:tc>
@@ -244,7 +244,7 @@
               <w:rPr>
                 <w:sz w:val="17"/>
               </w:rPr>
-              <w:t>₽ 25,4 млрд</w:t>
+              <w:t>₽ 25,19 млрд</w:t>
             </w:r>
           </w:p>
         </w:tc>
@@ -2558,7 +2558,7 @@
         <w:pStyle w:val="Heading3"/>
       </w:pPr>
       <w:r>
-        <w:t>2.3. Multi-stage Terminal Value</w:t>
+        <w:t>2.3. Терминальная стоимость</w:t>
       </w:r>
     </w:p>
     <w:p>
@@ -2646,7 +2646,7 @@
         <w:pStyle w:val="Heading3"/>
       </w:pPr>
       <w:r>
-        <w:t>2.4. Итог DCF (синхронизирован с формальным отчётом об оценке § 9.3–9.5)</w:t>
+        <w:t>2.4. Итог доходного подхода (сверен с формальным отчётом об оценке, § 9.3–9.5)</w:t>
       </w:r>
     </w:p>
     <w:tbl>
@@ -4809,7 +4809,7 @@
         <w:pStyle w:val="Heading2"/>
       </w:pPr>
       <w:r>
-        <w:t>6. Триангуляция и Reasoned Value (single-stage discount)</w:t>
+        <w:t>6. Свёртка подходов и расчётная стоимость входа</w:t>
       </w:r>
     </w:p>
     <w:p>
@@ -7422,7 +7422,7 @@
               <w:rPr>
                 <w:sz w:val="17"/>
               </w:rPr>
-              <w:t>EBITDA-маржа в TV (74,8% ± 5 п.п.)</w:t>
+              <w:t>EBITDA-маржа в терминальном году (75,1% ± 5 п.п.)</w:t>
             </w:r>
           </w:p>
         </w:tc>
@@ -7948,7 +7948,7 @@
                 <w:b/>
                 <w:sz w:val="17"/>
               </w:rPr>
-              <w:t>Reasoned ЦП РСФСР (с MVP)</w:t>
+              <w:t>Расчётная стоимость входа ЦП РСФСР</w:t>
             </w:r>
           </w:p>
         </w:tc>
@@ -7985,7 +7985,7 @@
                 <w:b/>
                 <w:sz w:val="17"/>
               </w:rPr>
-              <w:t>100</w:t>
+              <w:t>248</w:t>
             </w:r>
           </w:p>
         </w:tc>
@@ -7997,7 +7997,7 @@
         <w:jc w:val="both"/>
       </w:pPr>
       <w:r>
-        <w:t>Reasoned Value корректно лежит в логическом диапазоне сделок Series A для платформ токенизации активов с готовой клиентской частью.</w:t>
+        <w:t>Расчётная величина выше сопоставимых сделок Series A по платформам токенизации активов. Сравнительные данные поддерживают нижнюю часть расчётного диапазона ($164 млн), а не его базовую точку; разрыв объясняется масштабом залоговой базы, заложенным в доходный подход, и не подтверждён ни одной состоявшейся сделкой по проекту.</w:t>
       </w:r>
     </w:p>
     <w:p>
@@ -8005,7 +8005,15 @@
         <w:pStyle w:val="Heading2"/>
       </w:pPr>
       <w:r>
-        <w:t>10. Защита перед tier-1 DD</w:t>
+        <w:t>10. Что изменилось после пересчёта модели</w:t>
+      </w:r>
+    </w:p>
+    <w:p>
+      <w:pPr>
+        <w:pStyle w:val="ListBullet"/>
+      </w:pPr>
+      <w:r>
+        <w:t>Макропараметры соответствуют данным ЦБ РФ (ключевая ставка 14,0%, курс 71,55) —</w:t>
       </w:r>
     </w:p>
     <w:p>
@@ -8013,7 +8021,7 @@
         <w:jc w:val="both"/>
       </w:pPr>
       <w:r>
-        <w:t>После реконсиляции финмодели и оценки под реальную макру:</w:t>
+        <w:t>воспроизводимы независимым аналитиком.</w:t>
       </w:r>
     </w:p>
     <w:p>
@@ -8021,7 +8029,7 @@
         <w:pStyle w:val="ListBullet"/>
       </w:pPr>
       <w:r>
-        <w:t>Макропараметры соответствуют фактическим данным ЦБ РФ (КС 14,0%, курс 71,55) — воспроизводимы независимым аналитиком.</w:t>
+        <w:t>Устранено двойное включение страновой премии в WACC; ставка 29,58% собрана по шагам.</w:t>
       </w:r>
     </w:p>
     <w:p>
@@ -8029,7 +8037,15 @@
         <w:pStyle w:val="ListBullet"/>
       </w:pPr>
       <w:r>
-        <w:t>Устранён double-counting CRP в WACC.</w:t>
+        <w:t>EBITDA-кривая выведена из статей затрат: маржа десятого года 75,1% (в прежней редакции</w:t>
+      </w:r>
+    </w:p>
+    <w:p>
+      <w:pPr>
+        <w:jc w:val="both"/>
+      </w:pPr>
+      <w:r>
+        <w:t>декларировались 96,9%).</w:t>
       </w:r>
     </w:p>
     <w:p>
@@ -8037,7 +8053,15 @@
         <w:pStyle w:val="ListBullet"/>
       </w:pPr>
       <w:r>
-        <w:t>Реалистичная EBITDA-кривая (74,8% против 96,9%).</w:t>
+        <w:t>Терминальная стоимость считается одним методом (Гордон, g = 4%); её доля в стоимости</w:t>
+      </w:r>
+    </w:p>
+    <w:p>
+      <w:pPr>
+        <w:jc w:val="both"/>
+      </w:pPr>
+      <w:r>
+        <w:t>бизнеса — 38%.</w:t>
       </w:r>
     </w:p>
     <w:p>
@@ -8045,7 +8069,15 @@
         <w:pStyle w:val="ListBullet"/>
       </w:pPr>
       <w:r>
-        <w:t>Multi-stage TV (12,3% доля от NPV против 49%).</w:t>
+        <w:t>Кратность для инвестора 18,4× при выходе в 2033 году; внутренняя норма доходности</w:t>
+      </w:r>
+    </w:p>
+    <w:p>
+      <w:pPr>
+        <w:jc w:val="both"/>
+      </w:pPr>
+      <w:r>
+        <w:t>инвестора 51,6%. Внутренняя норма доходности проекта (182%) в переговорах не приводится: она отражает неполноту модели по стоимости входа на рынок.</w:t>
       </w:r>
     </w:p>
     <w:p>
@@ -8053,7 +8085,15 @@
         <w:pStyle w:val="ListBullet"/>
       </w:pPr>
       <w:r>
-        <w:t>Equity Multiple 7–12× (exit-on-multiple) — защитимый ориентир в зоне tier-1 fintech (амбициозные сравнимые сделки 25–50× принимаются как upside, но не закладываются в базу).</w:t>
+        <w:t>Имитационное моделирование (2 000 итераций, фиксированное зерно), торнадо-диаграмма,</w:t>
+      </w:r>
+    </w:p>
+    <w:p>
+      <w:pPr>
+        <w:jc w:val="both"/>
+      </w:pPr>
+      <w:r>
+        <w:t>стресс по денежной подушке и анализ задержки запуска — рассчитаны программно.</w:t>
       </w:r>
     </w:p>
     <w:p>
@@ -8061,7 +8101,7 @@
         <w:pStyle w:val="ListBullet"/>
       </w:pPr>
       <w:r>
-        <w:t>Tornado, Monte Carlo, cash-runway-стресс, break-even анализ — добавлены.</w:t>
+        <w:t>Скидка за стадию применяется один раз.</w:t>
       </w:r>
     </w:p>
     <w:p>
@@ -8069,25 +8109,7 @@
         <w:pStyle w:val="ListBullet"/>
       </w:pPr>
       <w:r>
-        <w:t>Единый stage discount без double-counting.</w:t>
-      </w:r>
-    </w:p>
-    <w:p>
-      <w:pPr>
-        <w:pStyle w:val="ListBullet"/>
-      </w:pPr>
-      <w:r>
-        <w:t xml:space="preserve">Все числовые показатели синхронизированы через </w:t>
-      </w:r>
-      <w:r>
-        <w:rPr>
-          <w:rFonts w:ascii="Consolas" w:hAnsi="Consolas"/>
-          <w:sz w:val="18"/>
-        </w:rPr>
-        <w:t>_Мастер/Единые_показатели_v2.md</w:t>
-      </w:r>
-      <w:r>
-        <w:t xml:space="preserve"> (SoT v4) и формальный отчёт об оценке.</w:t>
+        <w:t>Все числовые показатели выводятся из единого набора допущений</w:t>
       </w:r>
     </w:p>
     <w:p>
@@ -8095,16 +8117,25 @@
         <w:jc w:val="both"/>
       </w:pPr>
       <w:r>
-        <w:t xml:space="preserve">Готовность к DD оценочного контура — повышена с 4/10 до </w:t>
+        <w:t>(</w:t>
       </w:r>
       <w:r>
         <w:rPr>
-          <w:b/>
+          <w:rFonts w:ascii="Consolas" w:hAnsi="Consolas"/>
+          <w:sz w:val="18"/>
         </w:rPr>
-        <w:t>8/10</w:t>
+        <w:t>03_Финансовая_модель/Модель/assumptions.json</w:t>
       </w:r>
       <w:r>
-        <w:t>.</w:t>
+        <w:t>) и сверяются автоматически.</w:t>
+      </w:r>
+    </w:p>
+    <w:p>
+      <w:pPr>
+        <w:jc w:val="both"/>
+      </w:pPr>
+      <w:r>
+        <w:t>Готовность оценочного контура к проверке независимым аналитиком: расчёт воспроизводим, исходные допущения и выгрузки открыты.</w:t>
       </w:r>
     </w:p>
     <w:p>
@@ -8137,10 +8168,18 @@
         <w:rPr>
           <w:b/>
         </w:rPr>
-        <w:t>Дата актуальности</w:t>
+        <w:t>Дата расчёта</w:t>
       </w:r>
       <w:r>
-        <w:t>: конец мая 2026. Pre-money подлежит ревью при изменении ключевой ставки ЦБ РФ более чем на 200 б.п., валютного курса более чем на 10% или регуляторного режима.</w:t>
+        <w:t>: 07.09.2026 (свод показателей v5). Валютный курс и доходность ОФЗ</w:t>
+      </w:r>
+    </w:p>
+    <w:p>
+      <w:pPr>
+        <w:jc w:val="both"/>
+      </w:pPr>
+      <w:r>
+        <w:t>зафиксированы на конце мая 2026 и подлежат обновлению перед выходом к инвестору. Стоимость входа подлежит ревью при изменении ключевой ставки более чем на 200 б.п., курса более чем на 10% или регуляторного режима.</w:t>
       </w:r>
     </w:p>
     <w:p>
@@ -8154,7 +8193,15 @@
         <w:t>Регуляторная зависимость</w:t>
       </w:r>
       <w:r>
-        <w:t>: бинарный фактор принятия пакета НПА (горизонт T+36…T+60 мес.) может изменить Reasoned Value кратно (от ×0,15 до ×1,5).</w:t>
+        <w:t>: бинарный фактор принятия пакета НПА (горизонт</w:t>
+      </w:r>
+    </w:p>
+    <w:p>
+      <w:pPr>
+        <w:jc w:val="both"/>
+      </w:pPr>
+      <w:r>
+        <w:t>T+36…T+60 мес.) может изменить расчётную величину кратно (от ×0,15 до ×1,5).</w:t>
       </w:r>
     </w:p>
     <w:p>
@@ -8168,7 +8215,15 @@
         <w:t>Независимость оценщика</w:t>
       </w:r>
       <w:r>
-        <w:t>: документ подготовлен в составе проектного пакета и не является независимым отчётом об оценке по 135-ФЗ. Для официальной оценки требуется привлечение независимого оценщика, состоящего в СРО.</w:t>
+        <w:t>: документ подготовлен в составе проектного пакета и не</w:t>
+      </w:r>
+    </w:p>
+    <w:p>
+      <w:pPr>
+        <w:jc w:val="both"/>
+      </w:pPr>
+      <w:r>
+        <w:t>является независимым отчётом об оценке по 135-ФЗ. Для официальной оценки требуется независимый оценщик, состоящий в СРО.</w:t>
       </w:r>
     </w:p>
     <w:p>
@@ -8179,20 +8234,18 @@
         <w:rPr>
           <w:b/>
         </w:rPr>
-        <w:t>Финмодель</w:t>
+        <w:t>Спрос не проверен</w:t>
       </w:r>
       <w:r>
-        <w:t xml:space="preserve">: интерактивный </w:t>
+        <w:t>: ни одного подписанного соглашения о намерениях с банком или</w:t>
       </w:r>
+    </w:p>
+    <w:p>
+      <w:pPr>
+        <w:jc w:val="both"/>
+      </w:pPr>
       <w:r>
-        <w:rPr>
-          <w:rFonts w:ascii="Consolas" w:hAnsi="Consolas"/>
-          <w:sz w:val="18"/>
-        </w:rPr>
-        <w:t>finmodel.js</w:t>
-      </w:r>
-      <w:r>
-        <w:t xml:space="preserve"> требует отдельной реконсиляции методологии Terminal Value; канон финчисел — формальный отчёт об оценке.</w:t>
+        <w:t>страховой компанией нет; доля рынка задана допущением.</w:t>
       </w:r>
     </w:p>
     <w:p>
@@ -8206,7 +8259,15 @@
         <w:t>Wedge-режим</w:t>
       </w:r>
       <w:r>
-        <w:t xml:space="preserve">: проект имеет valid pilot-light-конфигурацию в действующем 259-ФЗ (без поправок в 86-ФЗ) — см. </w:t>
+        <w:t>: проект имеет валидную pilot-light-конфигурацию в действующем 259-ФЗ</w:t>
+      </w:r>
+    </w:p>
+    <w:p>
+      <w:pPr>
+        <w:jc w:val="both"/>
+      </w:pPr>
+      <w:r>
+        <w:t xml:space="preserve">(без поправок в 86-ФЗ) — см. </w:t>
       </w:r>
       <w:r>
         <w:rPr>
@@ -8235,7 +8296,7 @@
         <w:rPr>
           <w:b/>
         </w:rPr>
-        <w:t>Reasoned Value pre-money ЦП РСФСР на стадии «MVP + готовая клиентская часть» (конец мая 2026):</w:t>
+        <w:t>Расчётная стоимость входа ЦП РСФСР на стадии «MVP + готовая клиентская часть» (расчёт 07.09.2026):</w:t>
       </w:r>
     </w:p>
     <w:p>
@@ -8246,10 +8307,10 @@
         <w:rPr>
           <w:b/>
         </w:rPr>
-        <w:t>Базовая зона:</w:t>
+        <w:t>Базовая величина:</w:t>
       </w:r>
       <w:r>
-        <w:t xml:space="preserve"> $ 100 млн (≈ ₽ 17,74 млрд).</w:t>
+        <w:t xml:space="preserve"> $ 248 млн (≈ ₽ 17,74 млрд).</w:t>
       </w:r>
     </w:p>
     <w:p>
@@ -8260,10 +8321,10 @@
         <w:rPr>
           <w:b/>
         </w:rPr>
-        <w:t>Диапазон для переговоров:</w:t>
+        <w:t>Диапазон по сценариям:</w:t>
       </w:r>
       <w:r>
-        <w:t xml:space="preserve"> $ 70–140 млн (₽ 5,01–10,02 млрд).</w:t>
+        <w:t xml:space="preserve"> $ 164–301 млн (₽ 11,74–21,56 млрд).</w:t>
       </w:r>
     </w:p>
     <w:p>
@@ -8274,10 +8335,10 @@
         <w:rPr>
           <w:b/>
         </w:rPr>
-        <w:t>Expected Value по 3-сценарной модели:</w:t>
+        <w:t>Ожидаемое значение стоимости бизнеса по трём сценариям:</w:t>
       </w:r>
       <w:r>
-        <w:t xml:space="preserve"> $ 106 млн.</w:t>
+        <w:t xml:space="preserve"> ₽ 64,7 млрд.</w:t>
       </w:r>
     </w:p>
     <w:p>
@@ -8288,10 +8349,10 @@
         <w:rPr>
           <w:b/>
         </w:rPr>
-        <w:t>Потенциал в случае полного успеха:</w:t>
+        <w:t>Доходный подход (верхняя точка свёртки):</w:t>
       </w:r>
       <w:r>
-        <w:t xml:space="preserve"> $ 355 млн (DCF, инвестиционно-зрелая фаза).</w:t>
+        <w:t xml:space="preserve"> $ 352 млн.</w:t>
       </w:r>
     </w:p>
     <w:p>
@@ -8299,16 +8360,28 @@
         <w:jc w:val="both"/>
       </w:pPr>
       <w:r>
-        <w:t xml:space="preserve">При стартовом раунде $25 млн (₽ 1,8 млрд) рекомендуемая структура сделки — </w:t>
+        <w:t xml:space="preserve">При стартовом раунде $25 млн (₽ 1,8 млрд) структура сделки даёт инвестору </w:t>
       </w:r>
       <w:r>
         <w:rPr>
           <w:b/>
         </w:rPr>
-        <w:t>9,21% доли инвестору</w:t>
+        <w:t>9,21%</w:t>
       </w:r>
       <w:r>
-        <w:t xml:space="preserve"> при post-money $273 млн (₽ 8,23 млрд).</w:t>
+        <w:t xml:space="preserve"> при post-money $273 млн (₽ 19,54 млрд).</w:t>
+      </w:r>
+    </w:p>
+    <w:p>
+      <w:pPr>
+        <w:ind w:left="360"/>
+      </w:pPr>
+      <w:r>
+        <w:rPr>
+          <w:i/>
+          <w:color w:val="444444"/>
+        </w:rPr>
+        <w:t>Это расчётная величина, а не рыночная цена: сделок по проекту не было, разброс между подходами двенадцатикратный, подходы для ранней стадии дают $20–35 млн. Решение о переговорной цене принимает собственник проекта.</w:t>
       </w:r>
     </w:p>
     <w:p>

--- a/11_Оценка/Международная_оценка_проекта.docx
+++ b/11_Оценка/Международная_оценка_проекта.docx
@@ -5836,7 +5836,7 @@
         <w:pStyle w:val="Heading3"/>
       </w:pPr>
       <w:r>
-        <w:t>8.1. К WACC (DCF, EV и pre-money после stage discount 60%)</w:t>
+        <w:t>8.1. К ставке дисконтирования (доля рынка года 10 — 18%)</w:t>
       </w:r>
     </w:p>
     <w:tbl>
@@ -5869,7 +5869,7 @@
                 <w:b/>
                 <w:sz w:val="17"/>
               </w:rPr>
-              <w:t>WACC</w:t>
+              <w:t>Ставка</w:t>
             </w:r>
           </w:p>
         </w:tc>
@@ -5889,7 +5889,7 @@
                 <w:b/>
                 <w:sz w:val="17"/>
               </w:rPr>
-              <w:t>EV, млрд ₽</w:t>
+              <w:t>Стоимость бизнеса, млрд ₽</w:t>
             </w:r>
           </w:p>
         </w:tc>
@@ -5909,7 +5909,7 @@
                 <w:b/>
                 <w:sz w:val="17"/>
               </w:rPr>
-              <w:t>Pre-money DCF, ₽ млрд</w:t>
+              <w:t>Стоимость входа по доходному подходу, ₽ млрд</w:t>
             </w:r>
           </w:p>
         </w:tc>
@@ -5929,7 +5929,7 @@
                 <w:b/>
                 <w:sz w:val="17"/>
               </w:rPr>
-              <w:t>Pre-money DCF, $ млн</w:t>
+              <w:t>То же, $ млн</w:t>
             </w:r>
           </w:p>
         </w:tc>
@@ -5949,7 +5949,7 @@
               <w:rPr>
                 <w:sz w:val="17"/>
               </w:rPr>
-              <w:t>26,0%</w:t>
+              <w:t>26,5%</w:t>
             </w:r>
           </w:p>
         </w:tc>
@@ -5967,7 +5967,7 @@
               <w:rPr>
                 <w:sz w:val="17"/>
               </w:rPr>
-              <w:t>88,2</w:t>
+              <w:t>81,27</w:t>
             </w:r>
           </w:p>
         </w:tc>
@@ -5985,7 +5985,7 @@
               <w:rPr>
                 <w:sz w:val="17"/>
               </w:rPr>
-              <w:t>35,3</w:t>
+              <w:t>32,51</w:t>
             </w:r>
           </w:p>
         </w:tc>
@@ -6003,7 +6003,7 @@
               <w:rPr>
                 <w:sz w:val="17"/>
               </w:rPr>
-              <w:t>493</w:t>
+              <w:t>454</w:t>
             </w:r>
           </w:p>
         </w:tc>
@@ -6023,7 +6023,7 @@
               <w:rPr>
                 <w:sz w:val="17"/>
               </w:rPr>
-              <w:t>27,5%</w:t>
+              <w:t>28,0%</w:t>
             </w:r>
           </w:p>
         </w:tc>
@@ -6041,7 +6041,7 @@
               <w:rPr>
                 <w:sz w:val="17"/>
               </w:rPr>
-              <w:t>75,1</w:t>
+              <w:t>71,58</w:t>
             </w:r>
           </w:p>
         </w:tc>
@@ -6059,7 +6059,7 @@
               <w:rPr>
                 <w:sz w:val="17"/>
               </w:rPr>
-              <w:t>30,0</w:t>
+              <w:t>28,63</w:t>
             </w:r>
           </w:p>
         </w:tc>
@@ -6077,7 +6077,7 @@
               <w:rPr>
                 <w:sz w:val="17"/>
               </w:rPr>
-              <w:t>420</w:t>
+              <w:t>400</w:t>
             </w:r>
           </w:p>
         </w:tc>
@@ -6095,9 +6095,10 @@
             </w:r>
             <w:r>
               <w:rPr>
-                <w:sz w:val="17"/>
-              </w:rPr>
-              <w:t>29,0%</w:t>
+                <w:b/>
+                <w:sz w:val="17"/>
+              </w:rPr>
+              <w:t>29,58% (база)</w:t>
             </w:r>
           </w:p>
         </w:tc>
@@ -6113,9 +6114,10 @@
             </w:r>
             <w:r>
               <w:rPr>
-                <w:sz w:val="17"/>
-              </w:rPr>
-              <w:t>66,8</w:t>
+                <w:b/>
+                <w:sz w:val="17"/>
+              </w:rPr>
+              <w:t>62,97</w:t>
             </w:r>
           </w:p>
         </w:tc>
@@ -6131,9 +6133,10 @@
             </w:r>
             <w:r>
               <w:rPr>
-                <w:sz w:val="17"/>
-              </w:rPr>
-              <w:t>26,7</w:t>
+                <w:b/>
+                <w:sz w:val="17"/>
+              </w:rPr>
+              <w:t>25,19</w:t>
             </w:r>
           </w:p>
         </w:tc>
@@ -6149,9 +6152,10 @@
             </w:r>
             <w:r>
               <w:rPr>
-                <w:sz w:val="17"/>
-              </w:rPr>
-              <w:t>374</w:t>
+                <w:b/>
+                <w:sz w:val="17"/>
+              </w:rPr>
+              <w:t>352</w:t>
             </w:r>
           </w:p>
         </w:tc>
@@ -6169,10 +6173,9 @@
             </w:r>
             <w:r>
               <w:rPr>
-                <w:b/>
-                <w:sz w:val="17"/>
-              </w:rPr>
-              <w:t>29,58% (база)</w:t>
+                <w:sz w:val="17"/>
+              </w:rPr>
+              <w:t>31,0%</w:t>
             </w:r>
           </w:p>
         </w:tc>
@@ -6188,10 +6191,9 @@
             </w:r>
             <w:r>
               <w:rPr>
-                <w:b/>
-                <w:sz w:val="17"/>
-              </w:rPr>
-              <w:t>62,97</w:t>
+                <w:sz w:val="17"/>
+              </w:rPr>
+              <w:t>56,35</w:t>
             </w:r>
           </w:p>
         </w:tc>
@@ -6207,10 +6209,9 @@
             </w:r>
             <w:r>
               <w:rPr>
-                <w:b/>
-                <w:sz w:val="17"/>
-              </w:rPr>
-              <w:t>25,19</w:t>
+                <w:sz w:val="17"/>
+              </w:rPr>
+              <w:t>22,54</w:t>
             </w:r>
           </w:p>
         </w:tc>
@@ -6226,10 +6227,9 @@
             </w:r>
             <w:r>
               <w:rPr>
-                <w:b/>
-                <w:sz w:val="17"/>
-              </w:rPr>
-              <w:t>352</w:t>
+                <w:sz w:val="17"/>
+              </w:rPr>
+              <w:t>315</w:t>
             </w:r>
           </w:p>
         </w:tc>
@@ -6249,7 +6249,7 @@
               <w:rPr>
                 <w:sz w:val="17"/>
               </w:rPr>
-              <w:t>30,0%</w:t>
+              <w:t>33,0%</w:t>
             </w:r>
           </w:p>
         </w:tc>
@@ -6267,7 +6267,7 @@
               <w:rPr>
                 <w:sz w:val="17"/>
               </w:rPr>
-              <w:t>60,3</w:t>
+              <w:t>48,50</w:t>
             </w:r>
           </w:p>
         </w:tc>
@@ -6285,7 +6285,7 @@
               <w:rPr>
                 <w:sz w:val="17"/>
               </w:rPr>
-              <w:t>24,1</w:t>
+              <w:t>19,40</w:t>
             </w:r>
           </w:p>
         </w:tc>
@@ -6303,155 +6303,7 @@
               <w:rPr>
                 <w:sz w:val="17"/>
               </w:rPr>
-              <w:t>337</w:t>
-            </w:r>
-          </w:p>
-        </w:tc>
-      </w:tr>
-      <w:tr>
-        <w:tc>
-          <w:tcPr>
-            <w:tcW w:type="dxa" w:w="2160"/>
-          </w:tcPr>
-          <w:p>
-            <w:r>
-              <w:rPr>
-                <w:sz w:val="17"/>
-              </w:rPr>
-            </w:r>
-            <w:r>
-              <w:rPr>
-                <w:sz w:val="17"/>
-              </w:rPr>
-              <w:t>31,0%</w:t>
-            </w:r>
-          </w:p>
-        </w:tc>
-        <w:tc>
-          <w:tcPr>
-            <w:tcW w:type="dxa" w:w="2160"/>
-          </w:tcPr>
-          <w:p>
-            <w:r>
-              <w:rPr>
-                <w:sz w:val="17"/>
-              </w:rPr>
-            </w:r>
-            <w:r>
-              <w:rPr>
-                <w:sz w:val="17"/>
-              </w:rPr>
-              <w:t>55,2</w:t>
-            </w:r>
-          </w:p>
-        </w:tc>
-        <w:tc>
-          <w:tcPr>
-            <w:tcW w:type="dxa" w:w="2160"/>
-          </w:tcPr>
-          <w:p>
-            <w:r>
-              <w:rPr>
-                <w:sz w:val="17"/>
-              </w:rPr>
-            </w:r>
-            <w:r>
-              <w:rPr>
-                <w:sz w:val="17"/>
-              </w:rPr>
-              <w:t>22,1</w:t>
-            </w:r>
-          </w:p>
-        </w:tc>
-        <w:tc>
-          <w:tcPr>
-            <w:tcW w:type="dxa" w:w="2160"/>
-          </w:tcPr>
-          <w:p>
-            <w:r>
-              <w:rPr>
-                <w:sz w:val="17"/>
-              </w:rPr>
-            </w:r>
-            <w:r>
-              <w:rPr>
-                <w:sz w:val="17"/>
-              </w:rPr>
-              <w:t>309</w:t>
-            </w:r>
-          </w:p>
-        </w:tc>
-      </w:tr>
-      <w:tr>
-        <w:tc>
-          <w:tcPr>
-            <w:tcW w:type="dxa" w:w="2160"/>
-          </w:tcPr>
-          <w:p>
-            <w:r>
-              <w:rPr>
-                <w:sz w:val="17"/>
-              </w:rPr>
-            </w:r>
-            <w:r>
-              <w:rPr>
-                <w:sz w:val="17"/>
-              </w:rPr>
-              <w:t>33,0%</w:t>
-            </w:r>
-          </w:p>
-        </w:tc>
-        <w:tc>
-          <w:tcPr>
-            <w:tcW w:type="dxa" w:w="2160"/>
-          </w:tcPr>
-          <w:p>
-            <w:r>
-              <w:rPr>
-                <w:sz w:val="17"/>
-              </w:rPr>
-            </w:r>
-            <w:r>
-              <w:rPr>
-                <w:sz w:val="17"/>
-              </w:rPr>
-              <w:t>46,1</w:t>
-            </w:r>
-          </w:p>
-        </w:tc>
-        <w:tc>
-          <w:tcPr>
-            <w:tcW w:type="dxa" w:w="2160"/>
-          </w:tcPr>
-          <w:p>
-            <w:r>
-              <w:rPr>
-                <w:sz w:val="17"/>
-              </w:rPr>
-            </w:r>
-            <w:r>
-              <w:rPr>
-                <w:sz w:val="17"/>
-              </w:rPr>
-              <w:t>18,4</w:t>
-            </w:r>
-          </w:p>
-        </w:tc>
-        <w:tc>
-          <w:tcPr>
-            <w:tcW w:type="dxa" w:w="2160"/>
-          </w:tcPr>
-          <w:p>
-            <w:r>
-              <w:rPr>
-                <w:sz w:val="17"/>
-              </w:rPr>
-            </w:r>
-            <w:r>
-              <w:rPr>
-                <w:sz w:val="17"/>
-              </w:rPr>
-              <w:t>258</w:t>
+              <w:t>271</w:t>
             </w:r>
           </w:p>
         </w:tc>
@@ -6463,7 +6315,7 @@
         <w:pStyle w:val="Heading3"/>
       </w:pPr>
       <w:r>
-        <w:t>8.2. К доле рынка (% от 25,5 трлн ₽ залоговой ёмкости)</w:t>
+        <w:t>8.2. К доле рынка (залоговая ёмкость 25 трлн ₽ на 2025 год, индексация 4% в год)</w:t>
       </w:r>
     </w:p>
     <w:tbl>
@@ -6495,7 +6347,7 @@
                 <w:b/>
                 <w:sz w:val="17"/>
               </w:rPr>
-              <w:t>Доля год 10</w:t>
+              <w:t>Доля года 10</w:t>
             </w:r>
           </w:p>
         </w:tc>
@@ -6515,7 +6367,7 @@
                 <w:b/>
                 <w:sz w:val="17"/>
               </w:rPr>
-              <w:t>Pre-money Reasoned, $ млн</w:t>
+              <w:t>Стоимость бизнеса, млрд ₽</w:t>
             </w:r>
           </w:p>
         </w:tc>
@@ -6535,7 +6387,7 @@
                 <w:b/>
                 <w:sz w:val="17"/>
               </w:rPr>
-              <w:t>Pre-money, ₽ млрд</w:t>
+              <w:t>Стоимость входа по доходному подходу, $ млн</w:t>
             </w:r>
           </w:p>
         </w:tc>
@@ -6555,7 +6407,7 @@
               <w:rPr>
                 <w:sz w:val="17"/>
               </w:rPr>
-              <w:t>10% (conserv.)</w:t>
+              <w:t>9,0%</w:t>
             </w:r>
           </w:p>
         </w:tc>
@@ -6573,7 +6425,7 @@
               <w:rPr>
                 <w:sz w:val="17"/>
               </w:rPr>
-              <w:t>65</w:t>
+              <w:t>27,87</w:t>
             </w:r>
           </w:p>
         </w:tc>
@@ -6591,7 +6443,7 @@
               <w:rPr>
                 <w:sz w:val="17"/>
               </w:rPr>
-              <w:t>4,65</w:t>
+              <w:t>156</w:t>
             </w:r>
           </w:p>
         </w:tc>
@@ -6611,7 +6463,7 @@
               <w:rPr>
                 <w:sz w:val="17"/>
               </w:rPr>
-              <w:t>14%</w:t>
+              <w:t>13,5%</w:t>
             </w:r>
           </w:p>
         </w:tc>
@@ -6629,7 +6481,7 @@
               <w:rPr>
                 <w:sz w:val="17"/>
               </w:rPr>
-              <w:t>82</w:t>
+              <w:t>45,43</w:t>
             </w:r>
           </w:p>
         </w:tc>
@@ -6647,7 +6499,7 @@
               <w:rPr>
                 <w:sz w:val="17"/>
               </w:rPr>
-              <w:t>5,87</w:t>
+              <w:t>254</w:t>
             </w:r>
           </w:p>
         </w:tc>
@@ -6668,7 +6520,7 @@
                 <w:b/>
                 <w:sz w:val="17"/>
               </w:rPr>
-              <w:t>18% (база)</w:t>
+              <w:t>18,0% (база)</w:t>
             </w:r>
           </w:p>
         </w:tc>
@@ -6687,7 +6539,7 @@
                 <w:b/>
                 <w:sz w:val="17"/>
               </w:rPr>
-              <w:t>248</w:t>
+              <w:t>62,97</w:t>
             </w:r>
           </w:p>
         </w:tc>
@@ -6706,7 +6558,7 @@
                 <w:b/>
                 <w:sz w:val="17"/>
               </w:rPr>
-              <w:t>17,74</w:t>
+              <w:t>352</w:t>
             </w:r>
           </w:p>
         </w:tc>
@@ -6726,7 +6578,7 @@
               <w:rPr>
                 <w:sz w:val="17"/>
               </w:rPr>
-              <w:t>22%</w:t>
+              <w:t>22,5%</w:t>
             </w:r>
           </w:p>
         </w:tc>
@@ -6744,7 +6596,7 @@
               <w:rPr>
                 <w:sz w:val="17"/>
               </w:rPr>
-              <w:t>120</w:t>
+              <w:t>80,50</w:t>
             </w:r>
           </w:p>
         </w:tc>
@@ -6762,7 +6614,7 @@
               <w:rPr>
                 <w:sz w:val="17"/>
               </w:rPr>
-              <w:t>8,59</w:t>
+              <w:t>450</w:t>
             </w:r>
           </w:p>
         </w:tc>
@@ -6782,7 +6634,7 @@
               <w:rPr>
                 <w:sz w:val="17"/>
               </w:rPr>
-              <w:t>25% (optim.)</w:t>
+              <w:t>27,0%</w:t>
             </w:r>
           </w:p>
         </w:tc>
@@ -6800,7 +6652,7 @@
               <w:rPr>
                 <w:sz w:val="17"/>
               </w:rPr>
-              <w:t>140</w:t>
+              <w:t>98,03</w:t>
             </w:r>
           </w:p>
         </w:tc>
@@ -6818,7 +6670,7 @@
               <w:rPr>
                 <w:sz w:val="17"/>
               </w:rPr>
-              <w:t>10,02</w:t>
+              <w:t>548</w:t>
             </w:r>
           </w:p>
         </w:tc>
@@ -6827,10 +6679,22 @@
     <w:p/>
     <w:p>
       <w:pPr>
+        <w:ind w:left="360"/>
+      </w:pPr>
+      <w:r>
+        <w:rPr>
+          <w:i/>
+          <w:color w:val="444444"/>
+        </w:rPr>
+        <w:t>Свёрнутая по четырём подходам стоимость входа меняется по сценариям иначе: консервативный (доля 7%) — $164 млн, базовый (18%) — $248 млн, оптимистичный (25%) — $301 млн. Диапазон сжат тем, что сравнительный подход по сценариям не пересчитывается.</w:t>
+      </w:r>
+    </w:p>
+    <w:p>
+      <w:pPr>
         <w:pStyle w:val="Heading3"/>
       </w:pPr>
       <w:r>
-        <w:t>8.3. К курсу USD/RUB (расчётная база ₽17,74 млрд)</w:t>
+        <w:t>8.3. К курсу USD/RUB (рублёвая база ₽17,74 млрд)</w:t>
       </w:r>
     </w:p>
     <w:tbl>
@@ -6881,7 +6745,7 @@
                 <w:b/>
                 <w:sz w:val="17"/>
               </w:rPr>
-              <w:t>Reasoned Base, $ млн</w:t>
+              <w:t>Стоимость входа, $ млн</w:t>
             </w:r>
           </w:p>
         </w:tc>
@@ -6901,7 +6765,7 @@
               <w:rPr>
                 <w:sz w:val="17"/>
               </w:rPr>
-              <w:t>65,0</w:t>
+              <w:t>65,00</w:t>
             </w:r>
           </w:p>
         </w:tc>
@@ -6919,7 +6783,7 @@
               <w:rPr>
                 <w:sz w:val="17"/>
               </w:rPr>
-              <w:t>110</w:t>
+              <w:t>273</w:t>
             </w:r>
           </w:p>
         </w:tc>
@@ -6939,7 +6803,7 @@
               <w:rPr>
                 <w:sz w:val="17"/>
               </w:rPr>
-              <w:t>68,0</w:t>
+              <w:t>68,00</w:t>
             </w:r>
           </w:p>
         </w:tc>
@@ -6957,7 +6821,7 @@
               <w:rPr>
                 <w:sz w:val="17"/>
               </w:rPr>
-              <w:t>105</w:t>
+              <w:t>261</w:t>
             </w:r>
           </w:p>
         </w:tc>
@@ -7017,7 +6881,7 @@
               <w:rPr>
                 <w:sz w:val="17"/>
               </w:rPr>
-              <w:t>75,0</w:t>
+              <w:t>75,00</w:t>
             </w:r>
           </w:p>
         </w:tc>
@@ -7035,7 +6899,7 @@
               <w:rPr>
                 <w:sz w:val="17"/>
               </w:rPr>
-              <w:t>95</w:t>
+              <w:t>237</w:t>
             </w:r>
           </w:p>
         </w:tc>
@@ -7055,7 +6919,7 @@
               <w:rPr>
                 <w:sz w:val="17"/>
               </w:rPr>
-              <w:t>80,0</w:t>
+              <w:t>80,00</w:t>
             </w:r>
           </w:p>
         </w:tc>
@@ -7073,7 +6937,7 @@
               <w:rPr>
                 <w:sz w:val="17"/>
               </w:rPr>
-              <w:t>89</w:t>
+              <w:t>222</w:t>
             </w:r>
           </w:p>
         </w:tc>
@@ -7093,7 +6957,7 @@
               <w:rPr>
                 <w:sz w:val="17"/>
               </w:rPr>
-              <w:t>89,0 (исторический)</w:t>
+              <w:t>89,00</w:t>
             </w:r>
           </w:p>
         </w:tc>
@@ -7111,7 +6975,7 @@
               <w:rPr>
                 <w:sz w:val="17"/>
               </w:rPr>
-              <w:t>80</w:t>
+              <w:t>199</w:t>
             </w:r>
           </w:p>
         </w:tc>
@@ -7270,7 +7134,7 @@
               <w:rPr>
                 <w:sz w:val="17"/>
               </w:rPr>
-              <w:t>WACC (29,5% ± 3 п.п.)</w:t>
+              <w:t>Ставка дисконтирования (29,58% ± 3 п.п.)</w:t>
             </w:r>
           </w:p>
         </w:tc>
@@ -7520,7 +7384,7 @@
         <w:pStyle w:val="Heading3"/>
       </w:pPr>
       <w:r>
-        <w:t>8.6. Cash-runway-стресс</w:t>
+        <w:t>8.6. Запас денег</w:t>
       </w:r>
     </w:p>
     <w:p>
@@ -7528,7 +7392,16 @@
         <w:pStyle w:val="ListBullet"/>
       </w:pPr>
       <w:r>
-        <w:t>2025–2026 кумулятивный FCF = −2 080 млн ₽.</w:t>
+        <w:t xml:space="preserve">Пиковая потребность в финансировании — </w:t>
+      </w:r>
+      <w:r>
+        <w:rPr>
+          <w:b/>
+        </w:rPr>
+        <w:t>1 701 млн ₽</w:t>
+      </w:r>
+      <w:r>
+        <w:t xml:space="preserve"> (конец 2028 года).</w:t>
       </w:r>
     </w:p>
     <w:p>
@@ -7536,7 +7409,7 @@
         <w:pStyle w:val="ListBullet"/>
       </w:pPr>
       <w:r>
-        <w:t>Раунд $25 млн (₽ 1,8 млрд) закрывает 64% пика.</w:t>
+        <w:t>Стартовый раунд 1 800 млн ₽ ($25 млн) покрывает её с запасом 99 млн ₽ — около 6%.</w:t>
       </w:r>
     </w:p>
     <w:p>
@@ -7544,7 +7417,24 @@
         <w:pStyle w:val="ListBullet"/>
       </w:pPr>
       <w:r>
-        <w:t>При задержке пилота +6 мес. — дополнительный cash gap 0,38 млрд ₽.</w:t>
+        <w:t xml:space="preserve">При задержке запуска на год потребность вырастает до </w:t>
+      </w:r>
+      <w:r>
+        <w:rPr>
+          <w:b/>
+        </w:rPr>
+        <w:t>3 438 млн ₽</w:t>
+      </w:r>
+      <w:r>
+        <w:t>: запаса не хватит,</w:t>
+      </w:r>
+    </w:p>
+    <w:p>
+      <w:pPr>
+        <w:jc w:val="both"/>
+      </w:pPr>
+      <w:r>
+        <w:t>понадобится второй транш.</w:t>
       </w:r>
     </w:p>
     <w:p>
@@ -7555,19 +7445,18 @@
         <w:rPr>
           <w:b/>
         </w:rPr>
-        <w:t>Рекомендация:</w:t>
+        <w:t>Вывод:</w:t>
       </w:r>
       <w:r>
-        <w:t xml:space="preserve"> либо раунд $20 млн (post-money $135 млн, доля 14,8%), либо </w:t>
+        <w:t xml:space="preserve"> раунд закрывает расчётную потребность, но запас мал. Срок запуска — первое,</w:t>
       </w:r>
+    </w:p>
+    <w:p>
+      <w:pPr>
+        <w:jc w:val="both"/>
+      </w:pPr>
       <w:r>
-        <w:rPr>
-          <w:b/>
-        </w:rPr>
-        <w:t>bridge-финансирование 0,75 млрд ₽</w:t>
-      </w:r>
-      <w:r>
-        <w:t xml:space="preserve"> на 6–9 мес. через ВЭБ.РФ / банк-партнёр под залог IP — единая величина по проекту (синхронизировано с Финмодель.md § 4.7 и Wedge_pilot-light.md § 5).</w:t>
+        <w:t>что нужно контролировать; бридж имеет смысл готовить заранее, а не по факту разрыва.</w:t>
       </w:r>
     </w:p>
     <w:p>
